--- a/dosyalar/sinavlar/8-sinif/arapca-8-1d2y-beceri.docx
+++ b/dosyalar/sinavlar/8-sinif/arapca-8-1d2y-beceri.docx
@@ -32,7 +32,7 @@
           </w:tcPr>
           <w:p>
             <w:pPr>
-              <w:spacing w:after="20"/>
+              <w:spacing w:after="6"/>
               <w:jc w:val="center"/>
             </w:pPr>
             <w:r>
@@ -43,46 +43,46 @@
                 <w:i w:val="false"/>
                 <w:iCs w:val="false"/>
                 <w:color w:val="39454F"/>
+                <w:sz w:val="16"/>
+                <w:szCs w:val="16"/>
+              </w:rPr>
+              <w:t xml:space="preserve">2026-2027 EĞİTİM ÖĞRETİM YILI</w:t>
+            </w:r>
+          </w:p>
+          <w:p>
+            <w:pPr>
+              <w:spacing w:after="6"/>
+              <w:jc w:val="center"/>
+            </w:pPr>
+            <w:r>
+              <w:rPr>
+                <w:rFonts w:ascii="Times New Roman" w:cs="Times New Roman" w:eastAsia="Times New Roman" w:hAnsi="Times New Roman"/>
+                <w:b/>
+                <w:bCs/>
+                <w:i w:val="false"/>
+                <w:iCs w:val="false"/>
+                <w:color w:val="111111"/>
+                <w:sz w:val="17"/>
+                <w:szCs w:val="17"/>
+              </w:rPr>
+              <w:t xml:space="preserve">……………………………………………………………… İMAM HATİP ORTAOKULU</w:t>
+            </w:r>
+          </w:p>
+          <w:p>
+            <w:pPr>
+              <w:spacing w:after="0"/>
+              <w:jc w:val="center"/>
+            </w:pPr>
+            <w:r>
+              <w:rPr>
+                <w:rFonts w:ascii="Times New Roman" w:cs="Times New Roman" w:eastAsia="Times New Roman" w:hAnsi="Times New Roman"/>
+                <w:b/>
+                <w:bCs/>
+                <w:i w:val="false"/>
+                <w:iCs w:val="false"/>
+                <w:color w:val="15222E"/>
                 <w:sz w:val="19"/>
                 <w:szCs w:val="19"/>
-              </w:rPr>
-              <w:t xml:space="preserve">2026-2027 EĞİTİM ÖĞRETİM YILI</w:t>
-            </w:r>
-          </w:p>
-          <w:p>
-            <w:pPr>
-              <w:spacing w:after="20"/>
-              <w:jc w:val="center"/>
-            </w:pPr>
-            <w:r>
-              <w:rPr>
-                <w:rFonts w:ascii="Times New Roman" w:cs="Times New Roman" w:eastAsia="Times New Roman" w:hAnsi="Times New Roman"/>
-                <w:b/>
-                <w:bCs/>
-                <w:i w:val="false"/>
-                <w:iCs w:val="false"/>
-                <w:color w:val="111111"/>
-                <w:sz w:val="21"/>
-                <w:szCs w:val="21"/>
-              </w:rPr>
-              <w:t xml:space="preserve">……………………………………………………………… İMAM HATİP ORTAOKULU</w:t>
-            </w:r>
-          </w:p>
-          <w:p>
-            <w:pPr>
-              <w:spacing w:after="0"/>
-              <w:jc w:val="center"/>
-            </w:pPr>
-            <w:r>
-              <w:rPr>
-                <w:rFonts w:ascii="Times New Roman" w:cs="Times New Roman" w:eastAsia="Times New Roman" w:hAnsi="Times New Roman"/>
-                <w:b/>
-                <w:bCs/>
-                <w:i w:val="false"/>
-                <w:iCs w:val="false"/>
-                <w:color w:val="15222E"/>
-                <w:sz w:val="23"/>
-                <w:szCs w:val="23"/>
               </w:rPr>
               <w:t xml:space="preserve">8. SINIF ARAPÇA DERSİ 1. DÖNEM 2. YAZILI SINAVI (BECERİ TEMELLİ)</w:t>
             </w:r>
@@ -122,7 +122,118 @@
           </w:tcPr>
           <w:p>
             <w:pPr>
-              <w:spacing w:after="0" w:line="270"/>
+              <w:spacing w:after="0" w:line="208"/>
+            </w:pPr>
+            <w:r>
+              <w:rPr>
+                <w:rFonts w:ascii="Times New Roman" w:cs="Times New Roman" w:eastAsia="Times New Roman" w:hAnsi="Times New Roman"/>
+                <w:b w:val="false"/>
+                <w:bCs w:val="false"/>
+                <w:i w:val="false"/>
+                <w:iCs w:val="false"/>
+                <w:color w:val="111111"/>
+                <w:sz w:val="17"/>
+                <w:szCs w:val="17"/>
+              </w:rPr>
+              <w:t xml:space="preserve">Adı Soyadı :  ………………………………………………………</w:t>
+            </w:r>
+          </w:p>
+        </w:tc>
+        <w:tc>
+          <w:tcPr>
+            <w:tcW w:type="dxa" w:w="1973"/>
+            <w:tcMar>
+              <w:top w:type="dxa" w:w="60"/>
+              <w:left w:type="dxa" w:w="90"/>
+              <w:bottom w:type="dxa" w:w="60"/>
+              <w:right w:type="dxa" w:w="90"/>
+            </w:tcMar>
+            <w:vAlign w:val="center"/>
+          </w:tcPr>
+          <w:p>
+            <w:pPr>
+              <w:spacing w:after="0" w:line="208"/>
+            </w:pPr>
+            <w:r>
+              <w:rPr>
+                <w:rFonts w:ascii="Times New Roman" w:cs="Times New Roman" w:eastAsia="Times New Roman" w:hAnsi="Times New Roman"/>
+                <w:b w:val="false"/>
+                <w:bCs w:val="false"/>
+                <w:i w:val="false"/>
+                <w:iCs w:val="false"/>
+                <w:color w:val="111111"/>
+                <w:sz w:val="17"/>
+                <w:szCs w:val="17"/>
+              </w:rPr>
+              <w:t xml:space="preserve">Sınıfı :  …………</w:t>
+            </w:r>
+          </w:p>
+        </w:tc>
+        <w:tc>
+          <w:tcPr>
+            <w:tcW w:type="dxa" w:w="1578"/>
+            <w:tcMar>
+              <w:top w:type="dxa" w:w="60"/>
+              <w:left w:type="dxa" w:w="90"/>
+              <w:bottom w:type="dxa" w:w="60"/>
+              <w:right w:type="dxa" w:w="90"/>
+            </w:tcMar>
+            <w:vAlign w:val="center"/>
+          </w:tcPr>
+          <w:p>
+            <w:pPr>
+              <w:spacing w:after="0" w:line="208"/>
+            </w:pPr>
+            <w:r>
+              <w:rPr>
+                <w:rFonts w:ascii="Times New Roman" w:cs="Times New Roman" w:eastAsia="Times New Roman" w:hAnsi="Times New Roman"/>
+                <w:b w:val="false"/>
+                <w:bCs w:val="false"/>
+                <w:i w:val="false"/>
+                <w:iCs w:val="false"/>
+                <w:color w:val="111111"/>
+                <w:sz w:val="17"/>
+                <w:szCs w:val="17"/>
+              </w:rPr>
+              <w:t xml:space="preserve">No :  ………</w:t>
+            </w:r>
+          </w:p>
+        </w:tc>
+        <w:tc>
+          <w:tcPr>
+            <w:tcW w:type="dxa" w:w="1381"/>
+            <w:shd w:fill="F2F6FA" w:color="auto" w:val="clear"/>
+            <w:tcMar>
+              <w:top w:type="dxa" w:w="60"/>
+              <w:left w:type="dxa" w:w="90"/>
+              <w:bottom w:type="dxa" w:w="60"/>
+              <w:right w:type="dxa" w:w="90"/>
+            </w:tcMar>
+            <w:vAlign w:val="center"/>
+          </w:tcPr>
+          <w:p>
+            <w:pPr>
+              <w:spacing w:after="0"/>
+              <w:jc w:val="center"/>
+            </w:pPr>
+            <w:r>
+              <w:rPr>
+                <w:rFonts w:ascii="Times New Roman" w:cs="Times New Roman" w:eastAsia="Times New Roman" w:hAnsi="Times New Roman"/>
+                <w:b/>
+                <w:bCs/>
+                <w:i w:val="false"/>
+                <w:iCs w:val="false"/>
+                <w:color w:val="39454F"/>
+                <w:sz w:val="15"/>
+                <w:szCs w:val="15"/>
+              </w:rPr>
+              <w:t xml:space="preserve">PUAN</w:t>
+            </w:r>
+          </w:p>
+          <w:p>
+            <w:pPr>
+              <w:spacing w:after="12" w:before="18"/>
+              <w:jc w:val="center"/>
             </w:pPr>
             <w:r>
               <w:rPr>
@@ -135,141 +246,12 @@
                 <w:sz w:val="20"/>
                 <w:szCs w:val="20"/>
               </w:rPr>
-              <w:t xml:space="preserve">Adı Soyadı :  ………………………………………………………</w:t>
-            </w:r>
-          </w:p>
-        </w:tc>
-        <w:tc>
-          <w:tcPr>
-            <w:tcW w:type="dxa" w:w="1973"/>
-            <w:tcMar>
-              <w:top w:type="dxa" w:w="60"/>
-              <w:left w:type="dxa" w:w="90"/>
-              <w:bottom w:type="dxa" w:w="60"/>
-              <w:right w:type="dxa" w:w="90"/>
-            </w:tcMar>
-            <w:vAlign w:val="center"/>
-          </w:tcPr>
-          <w:p>
-            <w:pPr>
-              <w:spacing w:after="0" w:line="270"/>
-            </w:pPr>
-            <w:r>
-              <w:rPr>
-                <w:rFonts w:ascii="Times New Roman" w:cs="Times New Roman" w:eastAsia="Times New Roman" w:hAnsi="Times New Roman"/>
-                <w:b w:val="false"/>
-                <w:bCs w:val="false"/>
-                <w:i w:val="false"/>
-                <w:iCs w:val="false"/>
-                <w:color w:val="111111"/>
-                <w:sz w:val="20"/>
-                <w:szCs w:val="20"/>
-              </w:rPr>
-              <w:t xml:space="preserve">Sınıfı :  …………</w:t>
-            </w:r>
-          </w:p>
-        </w:tc>
-        <w:tc>
-          <w:tcPr>
-            <w:tcW w:type="dxa" w:w="1578"/>
-            <w:tcMar>
-              <w:top w:type="dxa" w:w="60"/>
-              <w:left w:type="dxa" w:w="90"/>
-              <w:bottom w:type="dxa" w:w="60"/>
-              <w:right w:type="dxa" w:w="90"/>
-            </w:tcMar>
-            <w:vAlign w:val="center"/>
-          </w:tcPr>
-          <w:p>
-            <w:pPr>
-              <w:spacing w:after="0" w:line="270"/>
-            </w:pPr>
-            <w:r>
-              <w:rPr>
-                <w:rFonts w:ascii="Times New Roman" w:cs="Times New Roman" w:eastAsia="Times New Roman" w:hAnsi="Times New Roman"/>
-                <w:b w:val="false"/>
-                <w:bCs w:val="false"/>
-                <w:i w:val="false"/>
-                <w:iCs w:val="false"/>
-                <w:color w:val="111111"/>
-                <w:sz w:val="20"/>
-                <w:szCs w:val="20"/>
-              </w:rPr>
-              <w:t xml:space="preserve">No :  ………</w:t>
-            </w:r>
-          </w:p>
-        </w:tc>
-        <w:tc>
-          <w:tcPr>
-            <w:tcW w:type="dxa" w:w="1381"/>
-            <w:shd w:fill="F2F6FA" w:color="auto" w:val="clear"/>
-            <w:tcMar>
-              <w:top w:type="dxa" w:w="60"/>
-              <w:left w:type="dxa" w:w="90"/>
-              <w:bottom w:type="dxa" w:w="60"/>
-              <w:right w:type="dxa" w:w="90"/>
-            </w:tcMar>
-            <w:vAlign w:val="center"/>
-          </w:tcPr>
-          <w:p>
-            <w:pPr>
-              <w:spacing w:after="0"/>
-              <w:jc w:val="center"/>
-            </w:pPr>
-            <w:r>
-              <w:rPr>
-                <w:rFonts w:ascii="Times New Roman" w:cs="Times New Roman" w:eastAsia="Times New Roman" w:hAnsi="Times New Roman"/>
-                <w:b/>
-                <w:bCs/>
-                <w:i w:val="false"/>
-                <w:iCs w:val="false"/>
-                <w:color w:val="39454F"/>
-                <w:sz w:val="18"/>
-                <w:szCs w:val="18"/>
-              </w:rPr>
-              <w:t xml:space="preserve">PUAN</w:t>
-            </w:r>
-          </w:p>
-          <w:p>
-            <w:pPr>
-              <w:spacing w:after="40" w:before="60"/>
-              <w:jc w:val="center"/>
-            </w:pPr>
-            <w:r>
-              <w:rPr>
-                <w:rFonts w:ascii="Times New Roman" w:cs="Times New Roman" w:eastAsia="Times New Roman" w:hAnsi="Times New Roman"/>
-                <w:b w:val="false"/>
-                <w:bCs w:val="false"/>
-                <w:i w:val="false"/>
-                <w:iCs w:val="false"/>
-                <w:color w:val="111111"/>
-                <w:sz w:val="24"/>
-                <w:szCs w:val="24"/>
-              </w:rPr>
               <w:t xml:space="preserve"/>
             </w:r>
           </w:p>
         </w:tc>
       </w:tr>
     </w:tbl>
-    <w:p>
-      <w:pPr>
-        <w:spacing w:after="110"/>
-      </w:pPr>
-      <w:r>
-        <w:rPr>
-          <w:rFonts w:ascii="Times New Roman" w:cs="Times New Roman" w:eastAsia="Times New Roman" w:hAnsi="Times New Roman"/>
-          <w:b w:val="false"/>
-          <w:bCs w:val="false"/>
-          <w:i w:val="false"/>
-          <w:iCs w:val="false"/>
-          <w:color w:val="111111"/>
-          <w:sz w:val="21"/>
-          <w:szCs w:val="21"/>
-        </w:rPr>
-        <w:t xml:space="preserve"/>
-      </w:r>
-    </w:p>
     <w:tbl>
       <w:tblPr>
         <w:tblW w:type="dxa" w:w="9864"/>
@@ -300,7 +282,7 @@
           </w:tcPr>
           <w:p>
             <w:pPr>
-              <w:spacing w:after="40"/>
+              <w:spacing w:after="12"/>
             </w:pPr>
             <w:r>
               <w:rPr>
@@ -310,15 +292,15 @@
                 <w:i w:val="false"/>
                 <w:iCs w:val="false"/>
                 <w:color w:val="2B3742"/>
-                <w:sz w:val="18"/>
-                <w:szCs w:val="18"/>
+                <w:sz w:val="15"/>
+                <w:szCs w:val="15"/>
               </w:rPr>
               <w:t xml:space="preserve">AÇIKLAMALAR</w:t>
             </w:r>
           </w:p>
           <w:p>
             <w:pPr>
-              <w:spacing w:after="20" w:line="250"/>
+              <w:spacing w:after="6" w:line="208"/>
               <w:ind w:left="170" w:hanging="170"/>
             </w:pPr>
             <w:r>
@@ -329,15 +311,15 @@
                 <w:i w:val="false"/>
                 <w:iCs w:val="false"/>
                 <w:color w:val="2B3742"/>
-                <w:sz w:val="18"/>
-                <w:szCs w:val="18"/>
+                <w:sz w:val="15"/>
+                <w:szCs w:val="15"/>
               </w:rPr>
               <w:t xml:space="preserve">•  Sınav süresi bir ders saatidir.</w:t>
             </w:r>
           </w:p>
           <w:p>
             <w:pPr>
-              <w:spacing w:after="20" w:line="250"/>
+              <w:spacing w:after="6" w:line="208"/>
               <w:ind w:left="170" w:hanging="170"/>
             </w:pPr>
             <w:r>
@@ -348,15 +330,15 @@
                 <w:i w:val="false"/>
                 <w:iCs w:val="false"/>
                 <w:color w:val="2B3742"/>
-                <w:sz w:val="18"/>
-                <w:szCs w:val="18"/>
+                <w:sz w:val="15"/>
+                <w:szCs w:val="15"/>
               </w:rPr>
               <w:t xml:space="preserve">•  Bu sınav dinleme, okuma, söz varlığı ve yazma becerilerini birlikte ölçer.</w:t>
             </w:r>
           </w:p>
           <w:p>
             <w:pPr>
-              <w:spacing w:after="20" w:line="250"/>
+              <w:spacing w:after="6" w:line="208"/>
               <w:ind w:left="170" w:hanging="170"/>
             </w:pPr>
             <w:r>
@@ -367,15 +349,15 @@
                 <w:i w:val="false"/>
                 <w:iCs w:val="false"/>
                 <w:color w:val="2B3742"/>
-                <w:sz w:val="18"/>
-                <w:szCs w:val="18"/>
+                <w:sz w:val="15"/>
+                <w:szCs w:val="15"/>
               </w:rPr>
               <w:t xml:space="preserve">•  Dinleme metni öğretmeniniz tarafından iki kez okunacaktır.</w:t>
             </w:r>
           </w:p>
           <w:p>
             <w:pPr>
-              <w:spacing w:after="20" w:line="250"/>
+              <w:spacing w:after="6" w:line="208"/>
               <w:ind w:left="170" w:hanging="170"/>
             </w:pPr>
             <w:r>
@@ -386,15 +368,15 @@
                 <w:i w:val="false"/>
                 <w:iCs w:val="false"/>
                 <w:color w:val="2B3742"/>
-                <w:sz w:val="18"/>
-                <w:szCs w:val="18"/>
+                <w:sz w:val="15"/>
+                <w:szCs w:val="15"/>
               </w:rPr>
               <w:t xml:space="preserve">•  Okuma parçasındaki bilinmeyen kelimeler için parçanın bütününden yararlanınız.</w:t>
             </w:r>
           </w:p>
           <w:p>
             <w:pPr>
-              <w:spacing w:after="20" w:line="250"/>
+              <w:spacing w:after="6" w:line="208"/>
               <w:ind w:left="170" w:hanging="170"/>
             </w:pPr>
             <w:r>
@@ -405,8 +387,8 @@
                 <w:i w:val="false"/>
                 <w:iCs w:val="false"/>
                 <w:color w:val="2B3742"/>
-                <w:sz w:val="18"/>
-                <w:szCs w:val="18"/>
+                <w:sz w:val="15"/>
+                <w:szCs w:val="15"/>
               </w:rPr>
               <w:t xml:space="preserve">•  Yazma görevi dereceli puanlama anahtarı ile değerlendirilecektir.</w:t>
             </w:r>
@@ -419,7 +401,7 @@
         <w:tabs>
           <w:tab w:val="right" w:pos="9864"/>
         </w:tabs>
-        <w:spacing w:after="90" w:before="220" w:line="280"/>
+        <w:spacing w:after="27" w:before="66" w:line="208"/>
         <w:ind w:left="340" w:hanging="340"/>
       </w:pPr>
       <w:r>
@@ -430,16 +412,16 @@
           <w:i w:val="false"/>
           <w:iCs w:val="false"/>
           <w:color w:val="111111"/>
-          <w:sz w:val="21"/>
-          <w:szCs w:val="21"/>
+          <w:sz w:val="17"/>
+          <w:szCs w:val="17"/>
         </w:rPr>
         <w:t xml:space="preserve">1.</w:t>
       </w:r>
       <w:r>
         <w:rPr>
           <w:rFonts w:ascii="Times New Roman" w:cs="Times New Roman" w:eastAsia="Times New Roman" w:hAnsi="Times New Roman"/>
-          <w:sz w:val="21"/>
-          <w:szCs w:val="21"/>
+          <w:sz w:val="17"/>
+          <w:szCs w:val="17"/>
         </w:rPr>
         <w:tab/>
       </w:r>
@@ -451,16 +433,16 @@
           <w:i w:val="false"/>
           <w:iCs w:val="false"/>
           <w:color w:val="111111"/>
-          <w:sz w:val="21"/>
-          <w:szCs w:val="21"/>
+          <w:sz w:val="17"/>
+          <w:szCs w:val="17"/>
         </w:rPr>
         <w:t xml:space="preserve">Aşağıdaki metni okuyunuz ve soruları cevaplayınız.</w:t>
       </w:r>
       <w:r>
         <w:rPr>
           <w:rFonts w:ascii="Times New Roman" w:cs="Times New Roman" w:eastAsia="Times New Roman" w:hAnsi="Times New Roman"/>
-          <w:sz w:val="21"/>
-          <w:szCs w:val="21"/>
+          <w:sz w:val="17"/>
+          <w:szCs w:val="17"/>
         </w:rPr>
         <w:tab/>
       </w:r>
@@ -472,8 +454,8 @@
           <w:i w:val="false"/>
           <w:iCs w:val="false"/>
           <w:color w:val="55636F"/>
-          <w:sz w:val="18"/>
-          <w:szCs w:val="18"/>
+          <w:sz w:val="15"/>
+          <w:szCs w:val="15"/>
         </w:rPr>
         <w:t xml:space="preserve">(15 puan)</w:t>
       </w:r>
@@ -509,7 +491,7 @@
           <w:p>
             <w:pPr>
               <w:bidi/>
-              <w:spacing w:after="110"/>
+              <w:spacing w:after="33"/>
               <w:jc w:val="center"/>
             </w:pPr>
             <w:r>
@@ -518,8 +500,8 @@
                 <w:b/>
                 <w:bCs/>
                 <w:color w:val="111111"/>
-                <w:sz w:val="32"/>
-                <w:szCs w:val="32"/>
+                <w:sz w:val="27"/>
+                <w:szCs w:val="27"/>
                 <w:rtl/>
               </w:rPr>
               <w:t xml:space="preserve">فِي مَعْرِضِ الْكِتَابِ</w:t>
@@ -528,7 +510,7 @@
           <w:p>
             <w:pPr>
               <w:bidi/>
-              <w:spacing w:after="60" w:line="400"/>
+              <w:spacing w:after="18" w:line="208"/>
             </w:pPr>
             <w:r>
               <w:rPr>
@@ -536,8 +518,8 @@
                 <w:b w:val="false"/>
                 <w:bCs w:val="false"/>
                 <w:color w:val="111111"/>
-                <w:sz w:val="30"/>
-                <w:szCs w:val="30"/>
+                <w:sz w:val="26"/>
+                <w:szCs w:val="26"/>
                 <w:rtl/>
               </w:rPr>
               <w:t xml:space="preserve">ذَهَبْتُ أَمْسِ مَعَ أَبِي إِلَى مَعْرِضِ الْكِتَابِ.</w:t>
@@ -546,7 +528,7 @@
           <w:p>
             <w:pPr>
               <w:bidi/>
-              <w:spacing w:after="60" w:line="400"/>
+              <w:spacing w:after="18" w:line="208"/>
             </w:pPr>
             <w:r>
               <w:rPr>
@@ -554,8 +536,8 @@
                 <w:b w:val="false"/>
                 <w:bCs w:val="false"/>
                 <w:color w:val="111111"/>
-                <w:sz w:val="30"/>
-                <w:szCs w:val="30"/>
+                <w:sz w:val="26"/>
+                <w:szCs w:val="26"/>
                 <w:rtl/>
               </w:rPr>
               <w:t xml:space="preserve">كَانَ الْمَعْرِضُ كَبِيرًا وَفِيهِ دُورُ نَشْرٍ كَثِيرَةٌ.</w:t>
@@ -564,7 +546,7 @@
           <w:p>
             <w:pPr>
               <w:bidi/>
-              <w:spacing w:after="60" w:line="400"/>
+              <w:spacing w:after="18" w:line="208"/>
             </w:pPr>
             <w:r>
               <w:rPr>
@@ -572,8 +554,8 @@
                 <w:b w:val="false"/>
                 <w:bCs w:val="false"/>
                 <w:color w:val="111111"/>
-                <w:sz w:val="30"/>
-                <w:szCs w:val="30"/>
+                <w:sz w:val="26"/>
+                <w:szCs w:val="26"/>
                 <w:rtl/>
               </w:rPr>
               <w:t xml:space="preserve">اِشْتَرَيْتُ قِصَّةً قَصِيرَةً وَكِتَابَ شِعْرٍ.</w:t>
@@ -582,7 +564,7 @@
           <w:p>
             <w:pPr>
               <w:bidi/>
-              <w:spacing w:after="60" w:line="400"/>
+              <w:spacing w:after="18" w:line="208"/>
             </w:pPr>
             <w:r>
               <w:rPr>
@@ -590,8 +572,8 @@
                 <w:b w:val="false"/>
                 <w:bCs w:val="false"/>
                 <w:color w:val="111111"/>
-                <w:sz w:val="30"/>
-                <w:szCs w:val="30"/>
+                <w:sz w:val="26"/>
+                <w:szCs w:val="26"/>
                 <w:rtl/>
               </w:rPr>
               <w:t xml:space="preserve">ثُمَّ زُرْنَا جَنَاحَ الْحِرَفِ الْيَدَوِيَّةِ.</w:t>
@@ -600,7 +582,7 @@
           <w:p>
             <w:pPr>
               <w:bidi/>
-              <w:spacing w:after="60" w:line="400"/>
+              <w:spacing w:after="18" w:line="208"/>
             </w:pPr>
             <w:r>
               <w:rPr>
@@ -608,8 +590,8 @@
                 <w:b w:val="false"/>
                 <w:bCs w:val="false"/>
                 <w:color w:val="111111"/>
-                <w:sz w:val="30"/>
-                <w:szCs w:val="30"/>
+                <w:sz w:val="26"/>
+                <w:szCs w:val="26"/>
                 <w:rtl/>
               </w:rPr>
               <w:t xml:space="preserve">هُنَاكَ شَاهَدْتُ خَطَّاطًا يَكْتُبُ الْخَطَّ الْعَرَبِيَّ.</w:t>
@@ -618,7 +600,7 @@
           <w:p>
             <w:pPr>
               <w:bidi/>
-              <w:spacing w:after="60" w:line="400"/>
+              <w:spacing w:after="18" w:line="208"/>
             </w:pPr>
             <w:r>
               <w:rPr>
@@ -626,8 +608,8 @@
                 <w:b w:val="false"/>
                 <w:bCs w:val="false"/>
                 <w:color w:val="111111"/>
-                <w:sz w:val="30"/>
-                <w:szCs w:val="30"/>
+                <w:sz w:val="26"/>
+                <w:szCs w:val="26"/>
                 <w:rtl/>
               </w:rPr>
               <w:t xml:space="preserve">وَقَّعَ الْمُؤَلِّفُ كِتَابَهُ لِي؛ لِأَنِّي قَرَأْتُ كُلَّ قِصَصِهِ.</w:t>
@@ -636,7 +618,7 @@
           <w:p>
             <w:pPr>
               <w:bidi/>
-              <w:spacing w:after="60" w:line="400"/>
+              <w:spacing w:after="18" w:line="208"/>
             </w:pPr>
             <w:r>
               <w:rPr>
@@ -644,8 +626,8 @@
                 <w:b w:val="false"/>
                 <w:bCs w:val="false"/>
                 <w:color w:val="111111"/>
-                <w:sz w:val="30"/>
-                <w:szCs w:val="30"/>
+                <w:sz w:val="26"/>
+                <w:szCs w:val="26"/>
                 <w:rtl/>
               </w:rPr>
               <w:t xml:space="preserve">كَانَ يَوْمًا جَمِيلًا لَا أَنْسَاهُ أَبَدًا.</w:t>
@@ -656,7 +638,7 @@
     </w:tbl>
     <w:p>
       <w:pPr>
-        <w:spacing w:after="60"/>
+        <w:spacing w:after="18"/>
       </w:pPr>
       <w:r>
         <w:rPr>
@@ -666,8 +648,8 @@
           <w:i w:val="false"/>
           <w:iCs w:val="false"/>
           <w:color w:val="111111"/>
-          <w:sz w:val="21"/>
-          <w:szCs w:val="21"/>
+          <w:sz w:val="17"/>
+          <w:szCs w:val="17"/>
         </w:rPr>
         <w:t xml:space="preserve"/>
       </w:r>
@@ -676,7 +658,7 @@
       <w:pPr>
         <w:keepNext/>
         <w:bidi/>
-        <w:spacing w:after="40" w:before="0" w:line="300"/>
+        <w:spacing w:after="12" w:before="0" w:line="208"/>
         <w:ind w:left="340"/>
       </w:pPr>
       <w:r>
@@ -687,8 +669,8 @@
           <w:i w:val="false"/>
           <w:iCs w:val="false"/>
           <w:color w:val="111111"/>
-          <w:sz w:val="20"/>
-          <w:szCs w:val="20"/>
+          <w:sz w:val="17"/>
+          <w:szCs w:val="17"/>
         </w:rPr>
         <w:t xml:space="preserve">a.‎  </w:t>
       </w:r>
@@ -698,8 +680,8 @@
           <w:b w:val="false"/>
           <w:bCs w:val="false"/>
           <w:color w:val="111111"/>
-          <w:sz w:val="28"/>
-          <w:szCs w:val="28"/>
+          <w:sz w:val="25"/>
+          <w:szCs w:val="25"/>
           <w:rtl/>
         </w:rPr>
         <w:t xml:space="preserve">مَتَى ذَهَبَ الطَّالِبُ إِلَى الْمَعْرِضِ؟</w:t>
@@ -745,7 +727,7 @@
           <w:p>
             <w:pPr>
               <w:bidi/>
-              <w:spacing w:after="0" w:line="330"/>
+              <w:spacing w:after="0" w:line="208"/>
             </w:pPr>
             <w:r>
               <w:rPr>
@@ -755,8 +737,8 @@
                 <w:i w:val="false"/>
                 <w:iCs w:val="false"/>
                 <w:color w:val="111111"/>
-                <w:sz w:val="20"/>
-                <w:szCs w:val="20"/>
+                <w:sz w:val="17"/>
+                <w:szCs w:val="17"/>
               </w:rPr>
               <w:t xml:space="preserve">B.‎  </w:t>
             </w:r>
@@ -766,8 +748,8 @@
                 <w:b w:val="false"/>
                 <w:bCs w:val="false"/>
                 <w:color w:val="111111"/>
-                <w:sz w:val="28"/>
-                <w:szCs w:val="28"/>
+                <w:sz w:val="25"/>
+                <w:szCs w:val="25"/>
                 <w:rtl/>
               </w:rPr>
               <w:t xml:space="preserve">أَمْسِ</w:t>
@@ -794,7 +776,7 @@
           <w:p>
             <w:pPr>
               <w:bidi/>
-              <w:spacing w:after="0" w:line="330"/>
+              <w:spacing w:after="0" w:line="208"/>
             </w:pPr>
             <w:r>
               <w:rPr>
@@ -804,8 +786,8 @@
                 <w:i w:val="false"/>
                 <w:iCs w:val="false"/>
                 <w:color w:val="111111"/>
-                <w:sz w:val="20"/>
-                <w:szCs w:val="20"/>
+                <w:sz w:val="17"/>
+                <w:szCs w:val="17"/>
               </w:rPr>
               <w:t xml:space="preserve">A.‎  </w:t>
             </w:r>
@@ -815,8 +797,8 @@
                 <w:b w:val="false"/>
                 <w:bCs w:val="false"/>
                 <w:color w:val="111111"/>
-                <w:sz w:val="28"/>
-                <w:szCs w:val="28"/>
+                <w:sz w:val="25"/>
+                <w:szCs w:val="25"/>
                 <w:rtl/>
               </w:rPr>
               <w:t xml:space="preserve">اَلْيَوْمَ</w:t>
@@ -848,7 +830,7 @@
           <w:p>
             <w:pPr>
               <w:bidi/>
-              <w:spacing w:after="0" w:line="330"/>
+              <w:spacing w:after="0" w:line="208"/>
             </w:pPr>
             <w:r>
               <w:rPr>
@@ -858,8 +840,8 @@
                 <w:i w:val="false"/>
                 <w:iCs w:val="false"/>
                 <w:color w:val="111111"/>
-                <w:sz w:val="20"/>
-                <w:szCs w:val="20"/>
+                <w:sz w:val="17"/>
+                <w:szCs w:val="17"/>
               </w:rPr>
               <w:t xml:space="preserve">D.‎  </w:t>
             </w:r>
@@ -869,8 +851,8 @@
                 <w:b w:val="false"/>
                 <w:bCs w:val="false"/>
                 <w:color w:val="111111"/>
-                <w:sz w:val="28"/>
-                <w:szCs w:val="28"/>
+                <w:sz w:val="25"/>
+                <w:szCs w:val="25"/>
                 <w:rtl/>
               </w:rPr>
               <w:t xml:space="preserve">فِي الصَّيْفِ</w:t>
@@ -897,7 +879,7 @@
           <w:p>
             <w:pPr>
               <w:bidi/>
-              <w:spacing w:after="0" w:line="330"/>
+              <w:spacing w:after="0" w:line="208"/>
             </w:pPr>
             <w:r>
               <w:rPr>
@@ -907,8 +889,8 @@
                 <w:i w:val="false"/>
                 <w:iCs w:val="false"/>
                 <w:color w:val="111111"/>
-                <w:sz w:val="20"/>
-                <w:szCs w:val="20"/>
+                <w:sz w:val="17"/>
+                <w:szCs w:val="17"/>
               </w:rPr>
               <w:t xml:space="preserve">C.‎  </w:t>
             </w:r>
@@ -918,8 +900,8 @@
                 <w:b w:val="false"/>
                 <w:bCs w:val="false"/>
                 <w:color w:val="111111"/>
-                <w:sz w:val="28"/>
-                <w:szCs w:val="28"/>
+                <w:sz w:val="25"/>
+                <w:szCs w:val="25"/>
                 <w:rtl/>
               </w:rPr>
               <w:t xml:space="preserve">غَدًا</w:t>
@@ -932,7 +914,7 @@
       <w:pPr>
         <w:keepNext/>
         <w:bidi/>
-        <w:spacing w:after="40" w:before="150" w:line="300"/>
+        <w:spacing w:after="12" w:before="45" w:line="208"/>
         <w:ind w:left="340"/>
       </w:pPr>
       <w:r>
@@ -943,8 +925,8 @@
           <w:i w:val="false"/>
           <w:iCs w:val="false"/>
           <w:color w:val="111111"/>
-          <w:sz w:val="20"/>
-          <w:szCs w:val="20"/>
+          <w:sz w:val="17"/>
+          <w:szCs w:val="17"/>
         </w:rPr>
         <w:t xml:space="preserve">b.‎  </w:t>
       </w:r>
@@ -954,8 +936,8 @@
           <w:b w:val="false"/>
           <w:bCs w:val="false"/>
           <w:color w:val="111111"/>
-          <w:sz w:val="28"/>
-          <w:szCs w:val="28"/>
+          <w:sz w:val="25"/>
+          <w:szCs w:val="25"/>
           <w:rtl/>
         </w:rPr>
         <w:t xml:space="preserve">مَاذَا اشْتَرَى مِنَ الْمَعْرِضِ؟</w:t>
@@ -1001,7 +983,7 @@
           <w:p>
             <w:pPr>
               <w:bidi/>
-              <w:spacing w:after="0" w:line="330"/>
+              <w:spacing w:after="0" w:line="208"/>
             </w:pPr>
             <w:r>
               <w:rPr>
@@ -1011,8 +993,8 @@
                 <w:i w:val="false"/>
                 <w:iCs w:val="false"/>
                 <w:color w:val="111111"/>
-                <w:sz w:val="20"/>
-                <w:szCs w:val="20"/>
+                <w:sz w:val="17"/>
+                <w:szCs w:val="17"/>
               </w:rPr>
               <w:t xml:space="preserve">B.‎  </w:t>
             </w:r>
@@ -1022,8 +1004,8 @@
                 <w:b w:val="false"/>
                 <w:bCs w:val="false"/>
                 <w:color w:val="111111"/>
-                <w:sz w:val="28"/>
-                <w:szCs w:val="28"/>
+                <w:sz w:val="25"/>
+                <w:szCs w:val="25"/>
                 <w:rtl/>
               </w:rPr>
               <w:t xml:space="preserve">قِصَّةً وَكِتَابَ شِعْرٍ</w:t>
@@ -1050,7 +1032,7 @@
           <w:p>
             <w:pPr>
               <w:bidi/>
-              <w:spacing w:after="0" w:line="330"/>
+              <w:spacing w:after="0" w:line="208"/>
             </w:pPr>
             <w:r>
               <w:rPr>
@@ -1060,8 +1042,8 @@
                 <w:i w:val="false"/>
                 <w:iCs w:val="false"/>
                 <w:color w:val="111111"/>
-                <w:sz w:val="20"/>
-                <w:szCs w:val="20"/>
+                <w:sz w:val="17"/>
+                <w:szCs w:val="17"/>
               </w:rPr>
               <w:t xml:space="preserve">A.‎  </w:t>
             </w:r>
@@ -1071,8 +1053,8 @@
                 <w:b w:val="false"/>
                 <w:bCs w:val="false"/>
                 <w:color w:val="111111"/>
-                <w:sz w:val="28"/>
-                <w:szCs w:val="28"/>
+                <w:sz w:val="25"/>
+                <w:szCs w:val="25"/>
                 <w:rtl/>
               </w:rPr>
               <w:t xml:space="preserve">سَجَّادَةً وَخَزَفًا</w:t>
@@ -1104,7 +1086,7 @@
           <w:p>
             <w:pPr>
               <w:bidi/>
-              <w:spacing w:after="0" w:line="330"/>
+              <w:spacing w:after="0" w:line="208"/>
             </w:pPr>
             <w:r>
               <w:rPr>
@@ -1114,8 +1096,8 @@
                 <w:i w:val="false"/>
                 <w:iCs w:val="false"/>
                 <w:color w:val="111111"/>
-                <w:sz w:val="20"/>
-                <w:szCs w:val="20"/>
+                <w:sz w:val="17"/>
+                <w:szCs w:val="17"/>
               </w:rPr>
               <w:t xml:space="preserve">D.‎  </w:t>
             </w:r>
@@ -1125,8 +1107,8 @@
                 <w:b w:val="false"/>
                 <w:bCs w:val="false"/>
                 <w:color w:val="111111"/>
-                <w:sz w:val="28"/>
-                <w:szCs w:val="28"/>
+                <w:sz w:val="25"/>
+                <w:szCs w:val="25"/>
                 <w:rtl/>
               </w:rPr>
               <w:t xml:space="preserve">قَلَمًا وَدَفْتَرًا</w:t>
@@ -1153,7 +1135,7 @@
           <w:p>
             <w:pPr>
               <w:bidi/>
-              <w:spacing w:after="0" w:line="330"/>
+              <w:spacing w:after="0" w:line="208"/>
             </w:pPr>
             <w:r>
               <w:rPr>
@@ -1163,8 +1145,8 @@
                 <w:i w:val="false"/>
                 <w:iCs w:val="false"/>
                 <w:color w:val="111111"/>
-                <w:sz w:val="20"/>
-                <w:szCs w:val="20"/>
+                <w:sz w:val="17"/>
+                <w:szCs w:val="17"/>
               </w:rPr>
               <w:t xml:space="preserve">C.‎  </w:t>
             </w:r>
@@ -1174,8 +1156,8 @@
                 <w:b w:val="false"/>
                 <w:bCs w:val="false"/>
                 <w:color w:val="111111"/>
-                <w:sz w:val="28"/>
-                <w:szCs w:val="28"/>
+                <w:sz w:val="25"/>
+                <w:szCs w:val="25"/>
                 <w:rtl/>
               </w:rPr>
               <w:t xml:space="preserve">تَذْكِرَةً وَهَدِيَّةً</w:t>
@@ -1188,7 +1170,7 @@
       <w:pPr>
         <w:keepNext/>
         <w:bidi/>
-        <w:spacing w:after="40" w:before="150" w:line="300"/>
+        <w:spacing w:after="12" w:before="45" w:line="208"/>
         <w:ind w:left="340"/>
       </w:pPr>
       <w:r>
@@ -1199,8 +1181,8 @@
           <w:i w:val="false"/>
           <w:iCs w:val="false"/>
           <w:color w:val="111111"/>
-          <w:sz w:val="20"/>
-          <w:szCs w:val="20"/>
+          <w:sz w:val="17"/>
+          <w:szCs w:val="17"/>
         </w:rPr>
         <w:t xml:space="preserve">c.‎  </w:t>
       </w:r>
@@ -1210,8 +1192,8 @@
           <w:b w:val="false"/>
           <w:bCs w:val="false"/>
           <w:color w:val="111111"/>
-          <w:sz w:val="28"/>
-          <w:szCs w:val="28"/>
+          <w:sz w:val="25"/>
+          <w:szCs w:val="25"/>
           <w:rtl/>
         </w:rPr>
         <w:t xml:space="preserve">مَنْ شَاهَدَ فِي جَنَاحِ الْحِرَفِ الْيَدَوِيَّةِ؟</w:t>
@@ -1257,7 +1239,7 @@
           <w:p>
             <w:pPr>
               <w:bidi/>
-              <w:spacing w:after="0" w:line="330"/>
+              <w:spacing w:after="0" w:line="208"/>
             </w:pPr>
             <w:r>
               <w:rPr>
@@ -1267,8 +1249,8 @@
                 <w:i w:val="false"/>
                 <w:iCs w:val="false"/>
                 <w:color w:val="111111"/>
-                <w:sz w:val="20"/>
-                <w:szCs w:val="20"/>
+                <w:sz w:val="17"/>
+                <w:szCs w:val="17"/>
               </w:rPr>
               <w:t xml:space="preserve">B.‎  </w:t>
             </w:r>
@@ -1278,8 +1260,8 @@
                 <w:b w:val="false"/>
                 <w:bCs w:val="false"/>
                 <w:color w:val="111111"/>
-                <w:sz w:val="28"/>
-                <w:szCs w:val="28"/>
+                <w:sz w:val="25"/>
+                <w:szCs w:val="25"/>
                 <w:rtl/>
               </w:rPr>
               <w:t xml:space="preserve">مُمَثِّلًا</w:t>
@@ -1306,7 +1288,7 @@
           <w:p>
             <w:pPr>
               <w:bidi/>
-              <w:spacing w:after="0" w:line="330"/>
+              <w:spacing w:after="0" w:line="208"/>
             </w:pPr>
             <w:r>
               <w:rPr>
@@ -1316,8 +1298,8 @@
                 <w:i w:val="false"/>
                 <w:iCs w:val="false"/>
                 <w:color w:val="111111"/>
-                <w:sz w:val="20"/>
-                <w:szCs w:val="20"/>
+                <w:sz w:val="17"/>
+                <w:szCs w:val="17"/>
               </w:rPr>
               <w:t xml:space="preserve">A.‎  </w:t>
             </w:r>
@@ -1327,8 +1309,8 @@
                 <w:b w:val="false"/>
                 <w:bCs w:val="false"/>
                 <w:color w:val="111111"/>
-                <w:sz w:val="28"/>
-                <w:szCs w:val="28"/>
+                <w:sz w:val="25"/>
+                <w:szCs w:val="25"/>
                 <w:rtl/>
               </w:rPr>
               <w:t xml:space="preserve">شَاعِرًا</w:t>
@@ -1360,7 +1342,7 @@
           <w:p>
             <w:pPr>
               <w:bidi/>
-              <w:spacing w:after="0" w:line="330"/>
+              <w:spacing w:after="0" w:line="208"/>
             </w:pPr>
             <w:r>
               <w:rPr>
@@ -1370,8 +1352,8 @@
                 <w:i w:val="false"/>
                 <w:iCs w:val="false"/>
                 <w:color w:val="111111"/>
-                <w:sz w:val="20"/>
-                <w:szCs w:val="20"/>
+                <w:sz w:val="17"/>
+                <w:szCs w:val="17"/>
               </w:rPr>
               <w:t xml:space="preserve">D.‎  </w:t>
             </w:r>
@@ -1381,8 +1363,8 @@
                 <w:b w:val="false"/>
                 <w:bCs w:val="false"/>
                 <w:color w:val="111111"/>
-                <w:sz w:val="28"/>
-                <w:szCs w:val="28"/>
+                <w:sz w:val="25"/>
+                <w:szCs w:val="25"/>
                 <w:rtl/>
               </w:rPr>
               <w:t xml:space="preserve">مُدَرِّسًا</w:t>
@@ -1409,7 +1391,7 @@
           <w:p>
             <w:pPr>
               <w:bidi/>
-              <w:spacing w:after="0" w:line="330"/>
+              <w:spacing w:after="0" w:line="208"/>
             </w:pPr>
             <w:r>
               <w:rPr>
@@ -1419,8 +1401,8 @@
                 <w:i w:val="false"/>
                 <w:iCs w:val="false"/>
                 <w:color w:val="111111"/>
-                <w:sz w:val="20"/>
-                <w:szCs w:val="20"/>
+                <w:sz w:val="17"/>
+                <w:szCs w:val="17"/>
               </w:rPr>
               <w:t xml:space="preserve">C.‎  </w:t>
             </w:r>
@@ -1430,8 +1412,8 @@
                 <w:b w:val="false"/>
                 <w:bCs w:val="false"/>
                 <w:color w:val="111111"/>
-                <w:sz w:val="28"/>
-                <w:szCs w:val="28"/>
+                <w:sz w:val="25"/>
+                <w:szCs w:val="25"/>
                 <w:rtl/>
               </w:rPr>
               <w:t xml:space="preserve">خَطَّاطًا</w:t>
@@ -1443,7 +1425,7 @@
     <w:p>
       <w:pPr>
         <w:keepNext w:val="false"/>
-        <w:spacing w:after="40" w:before="150" w:line="280"/>
+        <w:spacing w:after="12" w:before="45" w:line="208"/>
         <w:ind w:left="620" w:hanging="280"/>
       </w:pPr>
       <w:r>
@@ -1454,8 +1436,8 @@
           <w:i w:val="false"/>
           <w:iCs w:val="false"/>
           <w:color w:val="111111"/>
-          <w:sz w:val="20"/>
-          <w:szCs w:val="20"/>
+          <w:sz w:val="17"/>
+          <w:szCs w:val="17"/>
         </w:rPr>
         <w:t xml:space="preserve">d)  Sen hangi kitapları okumayı seversin? Arapça bir cümleyle yazınız.</w:t>
       </w:r>
@@ -1463,10 +1445,10 @@
     <w:p>
       <w:pPr>
         <w:pBdr>
-          <w:bottom w:val="dotted" w:color="97A4B1" w:sz="6"/>
+          <w:bottom w:val="dotted" w:color="96A3B0" w:sz="6"/>
         </w:pBdr>
         <w:bidi/>
-        <w:spacing w:after="210" w:line="300"/>
+        <w:spacing w:after="63" w:line="208"/>
         <w:ind w:left="620"/>
       </w:pPr>
       <w:r>
@@ -1477,31 +1459,8 @@
           <w:i w:val="false"/>
           <w:iCs w:val="false"/>
           <w:color w:val="111111"/>
-          <w:sz w:val="21"/>
-          <w:szCs w:val="21"/>
-        </w:rPr>
-        <w:t xml:space="preserve"/>
-      </w:r>
-    </w:p>
-    <w:p>
-      <w:pPr>
-        <w:pBdr>
-          <w:bottom w:val="dotted" w:color="96A3B0" w:sz="6"/>
-        </w:pBdr>
-        <w:bidi/>
-        <w:spacing w:after="210" w:line="300"/>
-        <w:ind w:left="620"/>
-      </w:pPr>
-      <w:r>
-        <w:rPr>
-          <w:rFonts w:ascii="Times New Roman" w:cs="Times New Roman" w:eastAsia="Times New Roman" w:hAnsi="Times New Roman"/>
-          <w:b w:val="false"/>
-          <w:bCs w:val="false"/>
-          <w:i w:val="false"/>
-          <w:iCs w:val="false"/>
-          <w:color w:val="111111"/>
-          <w:sz w:val="21"/>
-          <w:szCs w:val="21"/>
+          <w:sz w:val="17"/>
+          <w:szCs w:val="17"/>
         </w:rPr>
         <w:t xml:space="preserve"/>
       </w:r>
@@ -1511,7 +1470,7 @@
         <w:tabs>
           <w:tab w:val="right" w:pos="9864"/>
         </w:tabs>
-        <w:spacing w:after="90" w:before="220" w:line="280"/>
+        <w:spacing w:after="27" w:before="66" w:line="208"/>
         <w:ind w:left="340" w:hanging="340"/>
       </w:pPr>
       <w:r>
@@ -1522,16 +1481,16 @@
           <w:i w:val="false"/>
           <w:iCs w:val="false"/>
           <w:color w:val="111111"/>
-          <w:sz w:val="21"/>
-          <w:szCs w:val="21"/>
+          <w:sz w:val="17"/>
+          <w:szCs w:val="17"/>
         </w:rPr>
         <w:t xml:space="preserve">2.</w:t>
       </w:r>
       <w:r>
         <w:rPr>
           <w:rFonts w:ascii="Times New Roman" w:cs="Times New Roman" w:eastAsia="Times New Roman" w:hAnsi="Times New Roman"/>
-          <w:sz w:val="21"/>
-          <w:szCs w:val="21"/>
+          <w:sz w:val="17"/>
+          <w:szCs w:val="17"/>
         </w:rPr>
         <w:tab/>
       </w:r>
@@ -1543,16 +1502,16 @@
           <w:i w:val="false"/>
           <w:iCs w:val="false"/>
           <w:color w:val="111111"/>
-          <w:sz w:val="21"/>
-          <w:szCs w:val="21"/>
+          <w:sz w:val="17"/>
+          <w:szCs w:val="17"/>
         </w:rPr>
         <w:t xml:space="preserve">Dinlediğiniz metne göre cümleler doğru ise D, yanlış ise Y kutusunu işaretleyiniz.</w:t>
       </w:r>
       <w:r>
         <w:rPr>
           <w:rFonts w:ascii="Times New Roman" w:cs="Times New Roman" w:eastAsia="Times New Roman" w:hAnsi="Times New Roman"/>
-          <w:sz w:val="21"/>
-          <w:szCs w:val="21"/>
+          <w:sz w:val="17"/>
+          <w:szCs w:val="17"/>
         </w:rPr>
         <w:tab/>
       </w:r>
@@ -1564,8 +1523,8 @@
           <w:i w:val="false"/>
           <w:iCs w:val="false"/>
           <w:color w:val="55636F"/>
-          <w:sz w:val="18"/>
-          <w:szCs w:val="18"/>
+          <w:sz w:val="15"/>
+          <w:szCs w:val="15"/>
         </w:rPr>
         <w:t xml:space="preserve">(10 puan)</w:t>
       </w:r>
@@ -1573,7 +1532,7 @@
     <w:p>
       <w:pPr>
         <w:keepNext w:val="false"/>
-        <w:spacing w:after="90" w:before="0" w:line="280"/>
+        <w:spacing w:after="27" w:before="0" w:line="208"/>
         <w:ind w:left="340"/>
       </w:pPr>
       <w:r>
@@ -1584,8 +1543,8 @@
           <w:i/>
           <w:iCs/>
           <w:color w:val="5B6772"/>
-          <w:sz w:val="18"/>
-          <w:szCs w:val="18"/>
+          <w:sz w:val="15"/>
+          <w:szCs w:val="15"/>
         </w:rPr>
         <w:t xml:space="preserve">Metin öğretmeniniz tarafından iki kez okunacaktır. Her doğru cevap 2 puandır.</w:t>
       </w:r>
@@ -1626,7 +1585,7 @@
           </w:tcPr>
           <w:p>
             <w:pPr>
-              <w:spacing w:after="0" w:line="270"/>
+              <w:spacing w:after="0" w:line="208"/>
               <w:jc w:val="center"/>
             </w:pPr>
             <w:r>
@@ -1637,8 +1596,8 @@
                 <w:i w:val="false"/>
                 <w:iCs w:val="false"/>
                 <w:color w:val="111111"/>
-                <w:sz w:val="18"/>
-                <w:szCs w:val="18"/>
+                <w:sz w:val="15"/>
+                <w:szCs w:val="15"/>
               </w:rPr>
               <w:t xml:space="preserve">No</w:t>
             </w:r>
@@ -1658,7 +1617,7 @@
           </w:tcPr>
           <w:p>
             <w:pPr>
-              <w:spacing w:after="0" w:line="270"/>
+              <w:spacing w:after="0" w:line="208"/>
               <w:jc w:val="center"/>
             </w:pPr>
             <w:r>
@@ -1669,8 +1628,8 @@
                 <w:i w:val="false"/>
                 <w:iCs w:val="false"/>
                 <w:color w:val="111111"/>
-                <w:sz w:val="18"/>
-                <w:szCs w:val="18"/>
+                <w:sz w:val="15"/>
+                <w:szCs w:val="15"/>
               </w:rPr>
               <w:t xml:space="preserve">Cümle</w:t>
             </w:r>
@@ -1690,7 +1649,7 @@
           </w:tcPr>
           <w:p>
             <w:pPr>
-              <w:spacing w:after="0" w:line="270"/>
+              <w:spacing w:after="0" w:line="208"/>
               <w:jc w:val="center"/>
             </w:pPr>
             <w:r>
@@ -1701,8 +1660,8 @@
                 <w:i w:val="false"/>
                 <w:iCs w:val="false"/>
                 <w:color w:val="111111"/>
-                <w:sz w:val="18"/>
-                <w:szCs w:val="18"/>
+                <w:sz w:val="15"/>
+                <w:szCs w:val="15"/>
               </w:rPr>
               <w:t xml:space="preserve">D</w:t>
             </w:r>
@@ -1722,7 +1681,7 @@
           </w:tcPr>
           <w:p>
             <w:pPr>
-              <w:spacing w:after="0" w:line="270"/>
+              <w:spacing w:after="0" w:line="208"/>
               <w:jc w:val="center"/>
             </w:pPr>
             <w:r>
@@ -1733,8 +1692,8 @@
                 <w:i w:val="false"/>
                 <w:iCs w:val="false"/>
                 <w:color w:val="111111"/>
-                <w:sz w:val="18"/>
-                <w:szCs w:val="18"/>
+                <w:sz w:val="15"/>
+                <w:szCs w:val="15"/>
               </w:rPr>
               <w:t xml:space="preserve">Y</w:t>
             </w:r>
@@ -1743,7 +1702,7 @@
       </w:tr>
       <w:tr>
         <w:trPr>
-          <w:trHeight w:val="420" w:hRule="atLeast"/>
+          <w:trHeight w:val="260" w:hRule="atLeast"/>
         </w:trPr>
         <w:tc>
           <w:tcPr>
@@ -1758,19 +1717,19 @@
           </w:tcPr>
           <w:p>
             <w:pPr>
-              <w:spacing w:after="0" w:line="270"/>
-              <w:jc w:val="center"/>
-            </w:pPr>
-            <w:r>
-              <w:rPr>
-                <w:rFonts w:ascii="Times New Roman" w:cs="Times New Roman" w:eastAsia="Times New Roman" w:hAnsi="Times New Roman"/>
-                <w:b w:val="false"/>
-                <w:bCs w:val="false"/>
-                <w:i w:val="false"/>
-                <w:iCs w:val="false"/>
-                <w:color w:val="111111"/>
-                <w:sz w:val="19"/>
-                <w:szCs w:val="19"/>
+              <w:spacing w:after="0" w:line="208"/>
+              <w:jc w:val="center"/>
+            </w:pPr>
+            <w:r>
+              <w:rPr>
+                <w:rFonts w:ascii="Times New Roman" w:cs="Times New Roman" w:eastAsia="Times New Roman" w:hAnsi="Times New Roman"/>
+                <w:b w:val="false"/>
+                <w:bCs w:val="false"/>
+                <w:i w:val="false"/>
+                <w:iCs w:val="false"/>
+                <w:color w:val="111111"/>
+                <w:sz w:val="16"/>
+                <w:szCs w:val="16"/>
               </w:rPr>
               <w:t xml:space="preserve">1</w:t>
             </w:r>
@@ -1790,7 +1749,7 @@
           <w:p>
             <w:pPr>
               <w:bidi/>
-              <w:spacing w:after="0" w:line="320"/>
+              <w:spacing w:after="0" w:line="208"/>
             </w:pPr>
             <w:r>
               <w:rPr>
@@ -1798,8 +1757,8 @@
                 <w:b w:val="false"/>
                 <w:bCs w:val="false"/>
                 <w:color w:val="111111"/>
-                <w:sz w:val="28"/>
-                <w:szCs w:val="28"/>
+                <w:sz w:val="25"/>
+                <w:szCs w:val="25"/>
                 <w:rtl/>
               </w:rPr>
               <w:t xml:space="preserve">هُدَى تُحِبُّ الْحِرَفَ الْيَدَوِيَّةَ.</w:t>
@@ -1819,18 +1778,18 @@
           </w:tcPr>
           <w:p>
             <w:pPr>
-              <w:spacing w:after="0" w:line="270"/>
-            </w:pPr>
-            <w:r>
-              <w:rPr>
-                <w:rFonts w:ascii="Times New Roman" w:cs="Times New Roman" w:eastAsia="Times New Roman" w:hAnsi="Times New Roman"/>
-                <w:b w:val="false"/>
-                <w:bCs w:val="false"/>
-                <w:i w:val="false"/>
-                <w:iCs w:val="false"/>
-                <w:color w:val="111111"/>
-                <w:sz w:val="21"/>
-                <w:szCs w:val="21"/>
+              <w:spacing w:after="0" w:line="208"/>
+            </w:pPr>
+            <w:r>
+              <w:rPr>
+                <w:rFonts w:ascii="Times New Roman" w:cs="Times New Roman" w:eastAsia="Times New Roman" w:hAnsi="Times New Roman"/>
+                <w:b w:val="false"/>
+                <w:bCs w:val="false"/>
+                <w:i w:val="false"/>
+                <w:iCs w:val="false"/>
+                <w:color w:val="111111"/>
+                <w:sz w:val="17"/>
+                <w:szCs w:val="17"/>
               </w:rPr>
               <w:t xml:space="preserve"/>
             </w:r>
@@ -1847,29 +1806,11 @@
             </w:tcMar>
             <w:vAlign w:val="center"/>
           </w:tcPr>
-          <w:p>
-            <w:pPr>
-              <w:spacing w:after="0" w:line="270"/>
-            </w:pPr>
-            <w:r>
-              <w:rPr>
-                <w:rFonts w:ascii="Times New Roman" w:cs="Times New Roman" w:eastAsia="Times New Roman" w:hAnsi="Times New Roman"/>
-                <w:b w:val="false"/>
-                <w:bCs w:val="false"/>
-                <w:i w:val="false"/>
-                <w:iCs w:val="false"/>
-                <w:color w:val="111111"/>
-                <w:sz w:val="21"/>
-                <w:szCs w:val="21"/>
-              </w:rPr>
-              <w:t xml:space="preserve"/>
-            </w:r>
-          </w:p>
         </w:tc>
       </w:tr>
       <w:tr>
         <w:trPr>
-          <w:trHeight w:val="420" w:hRule="atLeast"/>
+          <w:trHeight w:val="260" w:hRule="atLeast"/>
         </w:trPr>
         <w:tc>
           <w:tcPr>
@@ -1884,19 +1825,19 @@
           </w:tcPr>
           <w:p>
             <w:pPr>
-              <w:spacing w:after="0" w:line="270"/>
-              <w:jc w:val="center"/>
-            </w:pPr>
-            <w:r>
-              <w:rPr>
-                <w:rFonts w:ascii="Times New Roman" w:cs="Times New Roman" w:eastAsia="Times New Roman" w:hAnsi="Times New Roman"/>
-                <w:b w:val="false"/>
-                <w:bCs w:val="false"/>
-                <w:i w:val="false"/>
-                <w:iCs w:val="false"/>
-                <w:color w:val="111111"/>
-                <w:sz w:val="19"/>
-                <w:szCs w:val="19"/>
+              <w:spacing w:after="0" w:line="208"/>
+              <w:jc w:val="center"/>
+            </w:pPr>
+            <w:r>
+              <w:rPr>
+                <w:rFonts w:ascii="Times New Roman" w:cs="Times New Roman" w:eastAsia="Times New Roman" w:hAnsi="Times New Roman"/>
+                <w:b w:val="false"/>
+                <w:bCs w:val="false"/>
+                <w:i w:val="false"/>
+                <w:iCs w:val="false"/>
+                <w:color w:val="111111"/>
+                <w:sz w:val="16"/>
+                <w:szCs w:val="16"/>
               </w:rPr>
               <w:t xml:space="preserve">2</w:t>
             </w:r>
@@ -1916,7 +1857,7 @@
           <w:p>
             <w:pPr>
               <w:bidi/>
-              <w:spacing w:after="0" w:line="320"/>
+              <w:spacing w:after="0" w:line="208"/>
             </w:pPr>
             <w:r>
               <w:rPr>
@@ -1924,8 +1865,8 @@
                 <w:b w:val="false"/>
                 <w:bCs w:val="false"/>
                 <w:color w:val="111111"/>
-                <w:sz w:val="28"/>
-                <w:szCs w:val="28"/>
+                <w:sz w:val="25"/>
+                <w:szCs w:val="25"/>
                 <w:rtl/>
               </w:rPr>
               <w:t xml:space="preserve">تَعَلَّمَتْ هُدَى فَنَّ الْخَطِّ الْعَرَبِيِّ.</w:t>
@@ -1945,18 +1886,18 @@
           </w:tcPr>
           <w:p>
             <w:pPr>
-              <w:spacing w:after="0" w:line="270"/>
-            </w:pPr>
-            <w:r>
-              <w:rPr>
-                <w:rFonts w:ascii="Times New Roman" w:cs="Times New Roman" w:eastAsia="Times New Roman" w:hAnsi="Times New Roman"/>
-                <w:b w:val="false"/>
-                <w:bCs w:val="false"/>
-                <w:i w:val="false"/>
-                <w:iCs w:val="false"/>
-                <w:color w:val="111111"/>
-                <w:sz w:val="21"/>
-                <w:szCs w:val="21"/>
+              <w:spacing w:after="0" w:line="208"/>
+            </w:pPr>
+            <w:r>
+              <w:rPr>
+                <w:rFonts w:ascii="Times New Roman" w:cs="Times New Roman" w:eastAsia="Times New Roman" w:hAnsi="Times New Roman"/>
+                <w:b w:val="false"/>
+                <w:bCs w:val="false"/>
+                <w:i w:val="false"/>
+                <w:iCs w:val="false"/>
+                <w:color w:val="111111"/>
+                <w:sz w:val="17"/>
+                <w:szCs w:val="17"/>
               </w:rPr>
               <w:t xml:space="preserve"/>
             </w:r>
@@ -1973,29 +1914,11 @@
             </w:tcMar>
             <w:vAlign w:val="center"/>
           </w:tcPr>
-          <w:p>
-            <w:pPr>
-              <w:spacing w:after="0" w:line="270"/>
-            </w:pPr>
-            <w:r>
-              <w:rPr>
-                <w:rFonts w:ascii="Times New Roman" w:cs="Times New Roman" w:eastAsia="Times New Roman" w:hAnsi="Times New Roman"/>
-                <w:b w:val="false"/>
-                <w:bCs w:val="false"/>
-                <w:i w:val="false"/>
-                <w:iCs w:val="false"/>
-                <w:color w:val="111111"/>
-                <w:sz w:val="21"/>
-                <w:szCs w:val="21"/>
-              </w:rPr>
-              <w:t xml:space="preserve"/>
-            </w:r>
-          </w:p>
         </w:tc>
       </w:tr>
       <w:tr>
         <w:trPr>
-          <w:trHeight w:val="420" w:hRule="atLeast"/>
+          <w:trHeight w:val="260" w:hRule="atLeast"/>
         </w:trPr>
         <w:tc>
           <w:tcPr>
@@ -2010,19 +1933,19 @@
           </w:tcPr>
           <w:p>
             <w:pPr>
-              <w:spacing w:after="0" w:line="270"/>
-              <w:jc w:val="center"/>
-            </w:pPr>
-            <w:r>
-              <w:rPr>
-                <w:rFonts w:ascii="Times New Roman" w:cs="Times New Roman" w:eastAsia="Times New Roman" w:hAnsi="Times New Roman"/>
-                <w:b w:val="false"/>
-                <w:bCs w:val="false"/>
-                <w:i w:val="false"/>
-                <w:iCs w:val="false"/>
-                <w:color w:val="111111"/>
-                <w:sz w:val="19"/>
-                <w:szCs w:val="19"/>
+              <w:spacing w:after="0" w:line="208"/>
+              <w:jc w:val="center"/>
+            </w:pPr>
+            <w:r>
+              <w:rPr>
+                <w:rFonts w:ascii="Times New Roman" w:cs="Times New Roman" w:eastAsia="Times New Roman" w:hAnsi="Times New Roman"/>
+                <w:b w:val="false"/>
+                <w:bCs w:val="false"/>
+                <w:i w:val="false"/>
+                <w:iCs w:val="false"/>
+                <w:color w:val="111111"/>
+                <w:sz w:val="16"/>
+                <w:szCs w:val="16"/>
               </w:rPr>
               <w:t xml:space="preserve">3</w:t>
             </w:r>
@@ -2042,7 +1965,7 @@
           <w:p>
             <w:pPr>
               <w:bidi/>
-              <w:spacing w:after="0" w:line="320"/>
+              <w:spacing w:after="0" w:line="208"/>
             </w:pPr>
             <w:r>
               <w:rPr>
@@ -2050,8 +1973,8 @@
                 <w:b w:val="false"/>
                 <w:bCs w:val="false"/>
                 <w:color w:val="111111"/>
-                <w:sz w:val="28"/>
-                <w:szCs w:val="28"/>
+                <w:sz w:val="25"/>
+                <w:szCs w:val="25"/>
                 <w:rtl/>
               </w:rPr>
               <w:t xml:space="preserve">جَدَّةُ هُدَى تَنْسِجُ السَّجَّادَ.</w:t>
@@ -2071,18 +1994,18 @@
           </w:tcPr>
           <w:p>
             <w:pPr>
-              <w:spacing w:after="0" w:line="270"/>
-            </w:pPr>
-            <w:r>
-              <w:rPr>
-                <w:rFonts w:ascii="Times New Roman" w:cs="Times New Roman" w:eastAsia="Times New Roman" w:hAnsi="Times New Roman"/>
-                <w:b w:val="false"/>
-                <w:bCs w:val="false"/>
-                <w:i w:val="false"/>
-                <w:iCs w:val="false"/>
-                <w:color w:val="111111"/>
-                <w:sz w:val="21"/>
-                <w:szCs w:val="21"/>
+              <w:spacing w:after="0" w:line="208"/>
+            </w:pPr>
+            <w:r>
+              <w:rPr>
+                <w:rFonts w:ascii="Times New Roman" w:cs="Times New Roman" w:eastAsia="Times New Roman" w:hAnsi="Times New Roman"/>
+                <w:b w:val="false"/>
+                <w:bCs w:val="false"/>
+                <w:i w:val="false"/>
+                <w:iCs w:val="false"/>
+                <w:color w:val="111111"/>
+                <w:sz w:val="17"/>
+                <w:szCs w:val="17"/>
               </w:rPr>
               <w:t xml:space="preserve"/>
             </w:r>
@@ -2099,29 +2022,11 @@
             </w:tcMar>
             <w:vAlign w:val="center"/>
           </w:tcPr>
-          <w:p>
-            <w:pPr>
-              <w:spacing w:after="0" w:line="270"/>
-            </w:pPr>
-            <w:r>
-              <w:rPr>
-                <w:rFonts w:ascii="Times New Roman" w:cs="Times New Roman" w:eastAsia="Times New Roman" w:hAnsi="Times New Roman"/>
-                <w:b w:val="false"/>
-                <w:bCs w:val="false"/>
-                <w:i w:val="false"/>
-                <w:iCs w:val="false"/>
-                <w:color w:val="111111"/>
-                <w:sz w:val="21"/>
-                <w:szCs w:val="21"/>
-              </w:rPr>
-              <w:t xml:space="preserve"/>
-            </w:r>
-          </w:p>
         </w:tc>
       </w:tr>
       <w:tr>
         <w:trPr>
-          <w:trHeight w:val="420" w:hRule="atLeast"/>
+          <w:trHeight w:val="260" w:hRule="atLeast"/>
         </w:trPr>
         <w:tc>
           <w:tcPr>
@@ -2136,19 +2041,19 @@
           </w:tcPr>
           <w:p>
             <w:pPr>
-              <w:spacing w:after="0" w:line="270"/>
-              <w:jc w:val="center"/>
-            </w:pPr>
-            <w:r>
-              <w:rPr>
-                <w:rFonts w:ascii="Times New Roman" w:cs="Times New Roman" w:eastAsia="Times New Roman" w:hAnsi="Times New Roman"/>
-                <w:b w:val="false"/>
-                <w:bCs w:val="false"/>
-                <w:i w:val="false"/>
-                <w:iCs w:val="false"/>
-                <w:color w:val="111111"/>
-                <w:sz w:val="19"/>
-                <w:szCs w:val="19"/>
+              <w:spacing w:after="0" w:line="208"/>
+              <w:jc w:val="center"/>
+            </w:pPr>
+            <w:r>
+              <w:rPr>
+                <w:rFonts w:ascii="Times New Roman" w:cs="Times New Roman" w:eastAsia="Times New Roman" w:hAnsi="Times New Roman"/>
+                <w:b w:val="false"/>
+                <w:bCs w:val="false"/>
+                <w:i w:val="false"/>
+                <w:iCs w:val="false"/>
+                <w:color w:val="111111"/>
+                <w:sz w:val="16"/>
+                <w:szCs w:val="16"/>
               </w:rPr>
               <w:t xml:space="preserve">4</w:t>
             </w:r>
@@ -2168,7 +2073,7 @@
           <w:p>
             <w:pPr>
               <w:bidi/>
-              <w:spacing w:after="0" w:line="320"/>
+              <w:spacing w:after="0" w:line="208"/>
             </w:pPr>
             <w:r>
               <w:rPr>
@@ -2176,8 +2081,8 @@
                 <w:b w:val="false"/>
                 <w:bCs w:val="false"/>
                 <w:color w:val="111111"/>
-                <w:sz w:val="28"/>
-                <w:szCs w:val="28"/>
+                <w:sz w:val="25"/>
+                <w:szCs w:val="25"/>
                 <w:rtl/>
               </w:rPr>
               <w:t xml:space="preserve">أَهْدَتْ هُدَى لِجَدَّتِهَا لَوْحَةً جَمِيلَةً.</w:t>
@@ -2197,18 +2102,18 @@
           </w:tcPr>
           <w:p>
             <w:pPr>
-              <w:spacing w:after="0" w:line="270"/>
-            </w:pPr>
-            <w:r>
-              <w:rPr>
-                <w:rFonts w:ascii="Times New Roman" w:cs="Times New Roman" w:eastAsia="Times New Roman" w:hAnsi="Times New Roman"/>
-                <w:b w:val="false"/>
-                <w:bCs w:val="false"/>
-                <w:i w:val="false"/>
-                <w:iCs w:val="false"/>
-                <w:color w:val="111111"/>
-                <w:sz w:val="21"/>
-                <w:szCs w:val="21"/>
+              <w:spacing w:after="0" w:line="208"/>
+            </w:pPr>
+            <w:r>
+              <w:rPr>
+                <w:rFonts w:ascii="Times New Roman" w:cs="Times New Roman" w:eastAsia="Times New Roman" w:hAnsi="Times New Roman"/>
+                <w:b w:val="false"/>
+                <w:bCs w:val="false"/>
+                <w:i w:val="false"/>
+                <w:iCs w:val="false"/>
+                <w:color w:val="111111"/>
+                <w:sz w:val="17"/>
+                <w:szCs w:val="17"/>
               </w:rPr>
               <w:t xml:space="preserve"/>
             </w:r>
@@ -2225,29 +2130,11 @@
             </w:tcMar>
             <w:vAlign w:val="center"/>
           </w:tcPr>
-          <w:p>
-            <w:pPr>
-              <w:spacing w:after="0" w:line="270"/>
-            </w:pPr>
-            <w:r>
-              <w:rPr>
-                <w:rFonts w:ascii="Times New Roman" w:cs="Times New Roman" w:eastAsia="Times New Roman" w:hAnsi="Times New Roman"/>
-                <w:b w:val="false"/>
-                <w:bCs w:val="false"/>
-                <w:i w:val="false"/>
-                <w:iCs w:val="false"/>
-                <w:color w:val="111111"/>
-                <w:sz w:val="21"/>
-                <w:szCs w:val="21"/>
-              </w:rPr>
-              <w:t xml:space="preserve"/>
-            </w:r>
-          </w:p>
         </w:tc>
       </w:tr>
       <w:tr>
         <w:trPr>
-          <w:trHeight w:val="420" w:hRule="atLeast"/>
+          <w:trHeight w:val="260" w:hRule="atLeast"/>
         </w:trPr>
         <w:tc>
           <w:tcPr>
@@ -2262,19 +2149,19 @@
           </w:tcPr>
           <w:p>
             <w:pPr>
-              <w:spacing w:after="0" w:line="270"/>
-              <w:jc w:val="center"/>
-            </w:pPr>
-            <w:r>
-              <w:rPr>
-                <w:rFonts w:ascii="Times New Roman" w:cs="Times New Roman" w:eastAsia="Times New Roman" w:hAnsi="Times New Roman"/>
-                <w:b w:val="false"/>
-                <w:bCs w:val="false"/>
-                <w:i w:val="false"/>
-                <w:iCs w:val="false"/>
-                <w:color w:val="111111"/>
-                <w:sz w:val="19"/>
-                <w:szCs w:val="19"/>
+              <w:spacing w:after="0" w:line="208"/>
+              <w:jc w:val="center"/>
+            </w:pPr>
+            <w:r>
+              <w:rPr>
+                <w:rFonts w:ascii="Times New Roman" w:cs="Times New Roman" w:eastAsia="Times New Roman" w:hAnsi="Times New Roman"/>
+                <w:b w:val="false"/>
+                <w:bCs w:val="false"/>
+                <w:i w:val="false"/>
+                <w:iCs w:val="false"/>
+                <w:color w:val="111111"/>
+                <w:sz w:val="16"/>
+                <w:szCs w:val="16"/>
               </w:rPr>
               <w:t xml:space="preserve">5</w:t>
             </w:r>
@@ -2294,7 +2181,7 @@
           <w:p>
             <w:pPr>
               <w:bidi/>
-              <w:spacing w:after="0" w:line="320"/>
+              <w:spacing w:after="0" w:line="208"/>
             </w:pPr>
             <w:r>
               <w:rPr>
@@ -2302,8 +2189,8 @@
                 <w:b w:val="false"/>
                 <w:bCs w:val="false"/>
                 <w:color w:val="111111"/>
-                <w:sz w:val="28"/>
-                <w:szCs w:val="28"/>
+                <w:sz w:val="25"/>
+                <w:szCs w:val="25"/>
                 <w:rtl/>
               </w:rPr>
               <w:t xml:space="preserve">لَا يُوجَدُ تَعَاوُنٌ بَيْنَ هُدَى وَجَدَّتِهَا.</w:t>
@@ -2323,18 +2210,18 @@
           </w:tcPr>
           <w:p>
             <w:pPr>
-              <w:spacing w:after="0" w:line="270"/>
-            </w:pPr>
-            <w:r>
-              <w:rPr>
-                <w:rFonts w:ascii="Times New Roman" w:cs="Times New Roman" w:eastAsia="Times New Roman" w:hAnsi="Times New Roman"/>
-                <w:b w:val="false"/>
-                <w:bCs w:val="false"/>
-                <w:i w:val="false"/>
-                <w:iCs w:val="false"/>
-                <w:color w:val="111111"/>
-                <w:sz w:val="21"/>
-                <w:szCs w:val="21"/>
+              <w:spacing w:after="0" w:line="208"/>
+            </w:pPr>
+            <w:r>
+              <w:rPr>
+                <w:rFonts w:ascii="Times New Roman" w:cs="Times New Roman" w:eastAsia="Times New Roman" w:hAnsi="Times New Roman"/>
+                <w:b w:val="false"/>
+                <w:bCs w:val="false"/>
+                <w:i w:val="false"/>
+                <w:iCs w:val="false"/>
+                <w:color w:val="111111"/>
+                <w:sz w:val="17"/>
+                <w:szCs w:val="17"/>
               </w:rPr>
               <w:t xml:space="preserve"/>
             </w:r>
@@ -2351,24 +2238,6 @@
             </w:tcMar>
             <w:vAlign w:val="center"/>
           </w:tcPr>
-          <w:p>
-            <w:pPr>
-              <w:spacing w:after="0" w:line="270"/>
-            </w:pPr>
-            <w:r>
-              <w:rPr>
-                <w:rFonts w:ascii="Times New Roman" w:cs="Times New Roman" w:eastAsia="Times New Roman" w:hAnsi="Times New Roman"/>
-                <w:b w:val="false"/>
-                <w:bCs w:val="false"/>
-                <w:i w:val="false"/>
-                <w:iCs w:val="false"/>
-                <w:color w:val="111111"/>
-                <w:sz w:val="21"/>
-                <w:szCs w:val="21"/>
-              </w:rPr>
-              <w:t xml:space="preserve"/>
-            </w:r>
-          </w:p>
         </w:tc>
       </w:tr>
     </w:tbl>
@@ -2377,7 +2246,7 @@
         <w:tabs>
           <w:tab w:val="right" w:pos="9864"/>
         </w:tabs>
-        <w:spacing w:after="90" w:before="220" w:line="280"/>
+        <w:spacing w:after="27" w:before="66" w:line="208"/>
         <w:ind w:left="340" w:hanging="340"/>
       </w:pPr>
       <w:r>
@@ -2388,16 +2257,16 @@
           <w:i w:val="false"/>
           <w:iCs w:val="false"/>
           <w:color w:val="111111"/>
-          <w:sz w:val="21"/>
-          <w:szCs w:val="21"/>
+          <w:sz w:val="17"/>
+          <w:szCs w:val="17"/>
         </w:rPr>
         <w:t xml:space="preserve">3.</w:t>
       </w:r>
       <w:r>
         <w:rPr>
           <w:rFonts w:ascii="Times New Roman" w:cs="Times New Roman" w:eastAsia="Times New Roman" w:hAnsi="Times New Roman"/>
-          <w:sz w:val="21"/>
-          <w:szCs w:val="21"/>
+          <w:sz w:val="17"/>
+          <w:szCs w:val="17"/>
         </w:rPr>
         <w:tab/>
       </w:r>
@@ -2409,16 +2278,16 @@
           <w:i w:val="false"/>
           <w:iCs w:val="false"/>
           <w:color w:val="111111"/>
-          <w:sz w:val="21"/>
-          <w:szCs w:val="21"/>
+          <w:sz w:val="17"/>
+          <w:szCs w:val="17"/>
         </w:rPr>
         <w:t xml:space="preserve">Aşağıdaki durumlara uygun seçeneği işaretleyiniz.</w:t>
       </w:r>
       <w:r>
         <w:rPr>
           <w:rFonts w:ascii="Times New Roman" w:cs="Times New Roman" w:eastAsia="Times New Roman" w:hAnsi="Times New Roman"/>
-          <w:sz w:val="21"/>
-          <w:szCs w:val="21"/>
+          <w:sz w:val="17"/>
+          <w:szCs w:val="17"/>
         </w:rPr>
         <w:tab/>
       </w:r>
@@ -2430,8 +2299,8 @@
           <w:i w:val="false"/>
           <w:iCs w:val="false"/>
           <w:color w:val="55636F"/>
-          <w:sz w:val="18"/>
-          <w:szCs w:val="18"/>
+          <w:sz w:val="15"/>
+          <w:szCs w:val="15"/>
         </w:rPr>
         <w:t xml:space="preserve">(15 puan)</w:t>
       </w:r>
@@ -2439,7 +2308,7 @@
     <w:p>
       <w:pPr>
         <w:keepNext w:val="false"/>
-        <w:spacing w:after="90" w:before="0" w:line="280"/>
+        <w:spacing w:after="27" w:before="0" w:line="208"/>
         <w:ind w:left="340"/>
       </w:pPr>
       <w:r>
@@ -2450,8 +2319,8 @@
           <w:i/>
           <w:iCs/>
           <w:color w:val="5B6772"/>
-          <w:sz w:val="18"/>
-          <w:szCs w:val="18"/>
+          <w:sz w:val="15"/>
+          <w:szCs w:val="15"/>
         </w:rPr>
         <w:t xml:space="preserve">Her doğru cevap 3 puandır.</w:t>
       </w:r>
@@ -2459,7 +2328,7 @@
     <w:p>
       <w:pPr>
         <w:keepNext/>
-        <w:spacing w:after="50" w:before="0" w:line="280"/>
+        <w:spacing w:after="15" w:before="0" w:line="208"/>
         <w:ind w:left="340" w:hanging="280"/>
       </w:pPr>
       <w:r>
@@ -2470,8 +2339,8 @@
           <w:i w:val="false"/>
           <w:iCs w:val="false"/>
           <w:color w:val="111111"/>
-          <w:sz w:val="20"/>
-          <w:szCs w:val="20"/>
+          <w:sz w:val="17"/>
+          <w:szCs w:val="17"/>
         </w:rPr>
         <w:t xml:space="preserve">1.  Okuma metnine göre öğrenci babasıyla nereye gitmiştir?</w:t>
       </w:r>
@@ -2515,7 +2384,7 @@
           </w:tcPr>
           <w:p>
             <w:pPr>
-              <w:spacing w:after="0" w:line="280"/>
+              <w:spacing w:after="0" w:line="208"/>
             </w:pPr>
             <w:r>
               <w:rPr>
@@ -2525,8 +2394,8 @@
                 <w:i w:val="false"/>
                 <w:iCs w:val="false"/>
                 <w:color w:val="111111"/>
-                <w:sz w:val="20"/>
-                <w:szCs w:val="20"/>
+                <w:sz w:val="17"/>
+                <w:szCs w:val="17"/>
               </w:rPr>
               <w:t xml:space="preserve">A)  </w:t>
             </w:r>
@@ -2538,8 +2407,8 @@
                 <w:i w:val="false"/>
                 <w:iCs w:val="false"/>
                 <w:color w:val="111111"/>
-                <w:sz w:val="20"/>
-                <w:szCs w:val="20"/>
+                <w:sz w:val="17"/>
+                <w:szCs w:val="17"/>
               </w:rPr>
               <w:t xml:space="preserve">Müzeye</w:t>
             </w:r>
@@ -2564,7 +2433,7 @@
           </w:tcPr>
           <w:p>
             <w:pPr>
-              <w:spacing w:after="0" w:line="280"/>
+              <w:spacing w:after="0" w:line="208"/>
             </w:pPr>
             <w:r>
               <w:rPr>
@@ -2574,8 +2443,8 @@
                 <w:i w:val="false"/>
                 <w:iCs w:val="false"/>
                 <w:color w:val="111111"/>
-                <w:sz w:val="20"/>
-                <w:szCs w:val="20"/>
+                <w:sz w:val="17"/>
+                <w:szCs w:val="17"/>
               </w:rPr>
               <w:t xml:space="preserve">B)  </w:t>
             </w:r>
@@ -2587,8 +2456,8 @@
                 <w:i w:val="false"/>
                 <w:iCs w:val="false"/>
                 <w:color w:val="111111"/>
-                <w:sz w:val="20"/>
-                <w:szCs w:val="20"/>
+                <w:sz w:val="17"/>
+                <w:szCs w:val="17"/>
               </w:rPr>
               <w:t xml:space="preserve">Kitap fuarına</w:t>
             </w:r>
@@ -2618,7 +2487,7 @@
           </w:tcPr>
           <w:p>
             <w:pPr>
-              <w:spacing w:after="0" w:line="280"/>
+              <w:spacing w:after="0" w:line="208"/>
             </w:pPr>
             <w:r>
               <w:rPr>
@@ -2628,8 +2497,8 @@
                 <w:i w:val="false"/>
                 <w:iCs w:val="false"/>
                 <w:color w:val="111111"/>
-                <w:sz w:val="20"/>
-                <w:szCs w:val="20"/>
+                <w:sz w:val="17"/>
+                <w:szCs w:val="17"/>
               </w:rPr>
               <w:t xml:space="preserve">C)  </w:t>
             </w:r>
@@ -2641,8 +2510,8 @@
                 <w:i w:val="false"/>
                 <w:iCs w:val="false"/>
                 <w:color w:val="111111"/>
-                <w:sz w:val="20"/>
-                <w:szCs w:val="20"/>
+                <w:sz w:val="17"/>
+                <w:szCs w:val="17"/>
               </w:rPr>
               <w:t xml:space="preserve">Tiyatroya</w:t>
             </w:r>
@@ -2667,7 +2536,7 @@
           </w:tcPr>
           <w:p>
             <w:pPr>
-              <w:spacing w:after="0" w:line="280"/>
+              <w:spacing w:after="0" w:line="208"/>
             </w:pPr>
             <w:r>
               <w:rPr>
@@ -2677,8 +2546,8 @@
                 <w:i w:val="false"/>
                 <w:iCs w:val="false"/>
                 <w:color w:val="111111"/>
-                <w:sz w:val="20"/>
-                <w:szCs w:val="20"/>
+                <w:sz w:val="17"/>
+                <w:szCs w:val="17"/>
               </w:rPr>
               <w:t xml:space="preserve">D)  </w:t>
             </w:r>
@@ -2690,8 +2559,8 @@
                 <w:i w:val="false"/>
                 <w:iCs w:val="false"/>
                 <w:color w:val="111111"/>
-                <w:sz w:val="20"/>
-                <w:szCs w:val="20"/>
+                <w:sz w:val="17"/>
+                <w:szCs w:val="17"/>
               </w:rPr>
               <w:t xml:space="preserve">Hayvanat bahçesine</w:t>
             </w:r>
@@ -2702,7 +2571,7 @@
     <w:p>
       <w:pPr>
         <w:keepNext/>
-        <w:spacing w:after="50" w:before="120" w:line="280"/>
+        <w:spacing w:after="15" w:before="36" w:line="208"/>
         <w:ind w:left="340" w:hanging="280"/>
       </w:pPr>
       <w:r>
@@ -2713,8 +2582,8 @@
           <w:i w:val="false"/>
           <w:iCs w:val="false"/>
           <w:color w:val="111111"/>
-          <w:sz w:val="20"/>
-          <w:szCs w:val="20"/>
+          <w:sz w:val="17"/>
+          <w:szCs w:val="17"/>
         </w:rPr>
         <w:t xml:space="preserve">2.  Bir arkadaşından nazik bir dille yardım istiyorsun.</w:t>
       </w:r>
@@ -2759,7 +2628,7 @@
           <w:p>
             <w:pPr>
               <w:bidi/>
-              <w:spacing w:after="0" w:line="330"/>
+              <w:spacing w:after="0" w:line="208"/>
               <w:jc w:val="end"/>
             </w:pPr>
             <w:r>
@@ -2770,8 +2639,8 @@
                 <w:i w:val="false"/>
                 <w:iCs w:val="false"/>
                 <w:color w:val="111111"/>
-                <w:sz w:val="20"/>
-                <w:szCs w:val="20"/>
+                <w:sz w:val="17"/>
+                <w:szCs w:val="17"/>
               </w:rPr>
               <w:t xml:space="preserve">A.‎  </w:t>
             </w:r>
@@ -2781,8 +2650,8 @@
                 <w:b w:val="false"/>
                 <w:bCs w:val="false"/>
                 <w:color w:val="111111"/>
-                <w:sz w:val="28"/>
-                <w:szCs w:val="28"/>
+                <w:sz w:val="25"/>
+                <w:szCs w:val="25"/>
                 <w:rtl/>
               </w:rPr>
               <w:t xml:space="preserve">لَوْ سَمَحْتَ، سَاعِدْنِي!</w:t>
@@ -2809,7 +2678,7 @@
           <w:p>
             <w:pPr>
               <w:bidi/>
-              <w:spacing w:after="0" w:line="330"/>
+              <w:spacing w:after="0" w:line="208"/>
               <w:jc w:val="end"/>
             </w:pPr>
             <w:r>
@@ -2820,8 +2689,8 @@
                 <w:i w:val="false"/>
                 <w:iCs w:val="false"/>
                 <w:color w:val="111111"/>
-                <w:sz w:val="20"/>
-                <w:szCs w:val="20"/>
+                <w:sz w:val="17"/>
+                <w:szCs w:val="17"/>
               </w:rPr>
               <w:t xml:space="preserve">B.‎  </w:t>
             </w:r>
@@ -2831,8 +2700,8 @@
                 <w:b w:val="false"/>
                 <w:bCs w:val="false"/>
                 <w:color w:val="111111"/>
-                <w:sz w:val="28"/>
-                <w:szCs w:val="28"/>
+                <w:sz w:val="25"/>
+                <w:szCs w:val="25"/>
                 <w:rtl/>
               </w:rPr>
               <w:t xml:space="preserve">لَا أُرِيدُ شَيْئًا.</w:t>
@@ -2864,7 +2733,7 @@
           <w:p>
             <w:pPr>
               <w:bidi/>
-              <w:spacing w:after="0" w:line="330"/>
+              <w:spacing w:after="0" w:line="208"/>
               <w:jc w:val="end"/>
             </w:pPr>
             <w:r>
@@ -2875,8 +2744,8 @@
                 <w:i w:val="false"/>
                 <w:iCs w:val="false"/>
                 <w:color w:val="111111"/>
-                <w:sz w:val="20"/>
-                <w:szCs w:val="20"/>
+                <w:sz w:val="17"/>
+                <w:szCs w:val="17"/>
               </w:rPr>
               <w:t xml:space="preserve">C.‎  </w:t>
             </w:r>
@@ -2886,8 +2755,8 @@
                 <w:b w:val="false"/>
                 <w:bCs w:val="false"/>
                 <w:color w:val="111111"/>
-                <w:sz w:val="28"/>
-                <w:szCs w:val="28"/>
+                <w:sz w:val="25"/>
+                <w:szCs w:val="25"/>
                 <w:rtl/>
               </w:rPr>
               <w:t xml:space="preserve">أَيْنَ الْكِتَابُ؟</w:t>
@@ -2914,7 +2783,7 @@
           <w:p>
             <w:pPr>
               <w:bidi/>
-              <w:spacing w:after="0" w:line="330"/>
+              <w:spacing w:after="0" w:line="208"/>
               <w:jc w:val="end"/>
             </w:pPr>
             <w:r>
@@ -2925,8 +2794,8 @@
                 <w:i w:val="false"/>
                 <w:iCs w:val="false"/>
                 <w:color w:val="111111"/>
-                <w:sz w:val="20"/>
-                <w:szCs w:val="20"/>
+                <w:sz w:val="17"/>
+                <w:szCs w:val="17"/>
               </w:rPr>
               <w:t xml:space="preserve">D.‎  </w:t>
             </w:r>
@@ -2936,8 +2805,8 @@
                 <w:b w:val="false"/>
                 <w:bCs w:val="false"/>
                 <w:color w:val="111111"/>
-                <w:sz w:val="28"/>
-                <w:szCs w:val="28"/>
+                <w:sz w:val="25"/>
+                <w:szCs w:val="25"/>
                 <w:rtl/>
               </w:rPr>
               <w:t xml:space="preserve">شُكْرًا جَزِيلًا.</w:t>
@@ -2949,7 +2818,7 @@
     <w:p>
       <w:pPr>
         <w:keepNext/>
-        <w:spacing w:after="50" w:before="120" w:line="280"/>
+        <w:spacing w:after="15" w:before="36" w:line="208"/>
         <w:ind w:left="340" w:hanging="280"/>
       </w:pPr>
       <w:r>
@@ -2960,8 +2829,8 @@
           <w:i w:val="false"/>
           <w:iCs w:val="false"/>
           <w:color w:val="111111"/>
-          <w:sz w:val="20"/>
-          <w:szCs w:val="20"/>
+          <w:sz w:val="17"/>
+          <w:szCs w:val="17"/>
         </w:rPr>
         <w:t xml:space="preserve">3.  «لَمْ أَذْهَبْ إِلَى الْمَعْرِضِ» cümlesinin Türkçe anlamı hangisidir?</w:t>
       </w:r>
@@ -3005,7 +2874,7 @@
           </w:tcPr>
           <w:p>
             <w:pPr>
-              <w:spacing w:after="0" w:line="280"/>
+              <w:spacing w:after="0" w:line="208"/>
             </w:pPr>
             <w:r>
               <w:rPr>
@@ -3015,8 +2884,8 @@
                 <w:i w:val="false"/>
                 <w:iCs w:val="false"/>
                 <w:color w:val="111111"/>
-                <w:sz w:val="20"/>
-                <w:szCs w:val="20"/>
+                <w:sz w:val="17"/>
+                <w:szCs w:val="17"/>
               </w:rPr>
               <w:t xml:space="preserve">A)  </w:t>
             </w:r>
@@ -3028,8 +2897,8 @@
                 <w:i w:val="false"/>
                 <w:iCs w:val="false"/>
                 <w:color w:val="111111"/>
-                <w:sz w:val="20"/>
-                <w:szCs w:val="20"/>
+                <w:sz w:val="17"/>
+                <w:szCs w:val="17"/>
               </w:rPr>
               <w:t xml:space="preserve">Fuara gideceğim.</w:t>
             </w:r>
@@ -3054,7 +2923,7 @@
           </w:tcPr>
           <w:p>
             <w:pPr>
-              <w:spacing w:after="0" w:line="280"/>
+              <w:spacing w:after="0" w:line="208"/>
             </w:pPr>
             <w:r>
               <w:rPr>
@@ -3064,8 +2933,8 @@
                 <w:i w:val="false"/>
                 <w:iCs w:val="false"/>
                 <w:color w:val="111111"/>
-                <w:sz w:val="20"/>
-                <w:szCs w:val="20"/>
+                <w:sz w:val="17"/>
+                <w:szCs w:val="17"/>
               </w:rPr>
               <w:t xml:space="preserve">B)  </w:t>
             </w:r>
@@ -3077,8 +2946,8 @@
                 <w:i w:val="false"/>
                 <w:iCs w:val="false"/>
                 <w:color w:val="111111"/>
-                <w:sz w:val="20"/>
-                <w:szCs w:val="20"/>
+                <w:sz w:val="17"/>
+                <w:szCs w:val="17"/>
               </w:rPr>
               <w:t xml:space="preserve">Fuara gitmedim.</w:t>
             </w:r>
@@ -3108,7 +2977,7 @@
           </w:tcPr>
           <w:p>
             <w:pPr>
-              <w:spacing w:after="0" w:line="280"/>
+              <w:spacing w:after="0" w:line="208"/>
             </w:pPr>
             <w:r>
               <w:rPr>
@@ -3118,8 +2987,8 @@
                 <w:i w:val="false"/>
                 <w:iCs w:val="false"/>
                 <w:color w:val="111111"/>
-                <w:sz w:val="20"/>
-                <w:szCs w:val="20"/>
+                <w:sz w:val="17"/>
+                <w:szCs w:val="17"/>
               </w:rPr>
               <w:t xml:space="preserve">C)  </w:t>
             </w:r>
@@ -3131,8 +3000,8 @@
                 <w:i w:val="false"/>
                 <w:iCs w:val="false"/>
                 <w:color w:val="111111"/>
-                <w:sz w:val="20"/>
-                <w:szCs w:val="20"/>
+                <w:sz w:val="17"/>
+                <w:szCs w:val="17"/>
               </w:rPr>
               <w:t xml:space="preserve">Fuara gidiyorum.</w:t>
             </w:r>
@@ -3157,7 +3026,7 @@
           </w:tcPr>
           <w:p>
             <w:pPr>
-              <w:spacing w:after="0" w:line="280"/>
+              <w:spacing w:after="0" w:line="208"/>
             </w:pPr>
             <w:r>
               <w:rPr>
@@ -3167,8 +3036,8 @@
                 <w:i w:val="false"/>
                 <w:iCs w:val="false"/>
                 <w:color w:val="111111"/>
-                <w:sz w:val="20"/>
-                <w:szCs w:val="20"/>
+                <w:sz w:val="17"/>
+                <w:szCs w:val="17"/>
               </w:rPr>
               <w:t xml:space="preserve">D)  </w:t>
             </w:r>
@@ -3180,8 +3049,8 @@
                 <w:i w:val="false"/>
                 <w:iCs w:val="false"/>
                 <w:color w:val="111111"/>
-                <w:sz w:val="20"/>
-                <w:szCs w:val="20"/>
+                <w:sz w:val="17"/>
+                <w:szCs w:val="17"/>
               </w:rPr>
               <w:t xml:space="preserve">Fuara gitmem gerekir.</w:t>
             </w:r>
@@ -3192,7 +3061,7 @@
     <w:p>
       <w:pPr>
         <w:keepNext/>
-        <w:spacing w:after="50" w:before="120" w:line="280"/>
+        <w:spacing w:after="15" w:before="36" w:line="208"/>
         <w:ind w:left="340" w:hanging="280"/>
       </w:pPr>
       <w:r>
@@ -3203,8 +3072,8 @@
           <w:i w:val="false"/>
           <w:iCs w:val="false"/>
           <w:color w:val="111111"/>
-          <w:sz w:val="20"/>
-          <w:szCs w:val="20"/>
+          <w:sz w:val="17"/>
+          <w:szCs w:val="17"/>
         </w:rPr>
         <w:t xml:space="preserve">4.  Sana yardım eden komşuna teşekkür ediyorsun.</w:t>
       </w:r>
@@ -3249,7 +3118,7 @@
           <w:p>
             <w:pPr>
               <w:bidi/>
-              <w:spacing w:after="0" w:line="330"/>
+              <w:spacing w:after="0" w:line="208"/>
               <w:jc w:val="end"/>
             </w:pPr>
             <w:r>
@@ -3260,8 +3129,8 @@
                 <w:i w:val="false"/>
                 <w:iCs w:val="false"/>
                 <w:color w:val="111111"/>
-                <w:sz w:val="20"/>
-                <w:szCs w:val="20"/>
+                <w:sz w:val="17"/>
+                <w:szCs w:val="17"/>
               </w:rPr>
               <w:t xml:space="preserve">A.‎  </w:t>
             </w:r>
@@ -3271,8 +3140,8 @@
                 <w:b w:val="false"/>
                 <w:bCs w:val="false"/>
                 <w:color w:val="111111"/>
-                <w:sz w:val="28"/>
-                <w:szCs w:val="28"/>
+                <w:sz w:val="25"/>
+                <w:szCs w:val="25"/>
                 <w:rtl/>
               </w:rPr>
               <w:t xml:space="preserve">أَشْكُرُكَ يَا جَارِي.</w:t>
@@ -3299,7 +3168,7 @@
           <w:p>
             <w:pPr>
               <w:bidi/>
-              <w:spacing w:after="0" w:line="330"/>
+              <w:spacing w:after="0" w:line="208"/>
               <w:jc w:val="end"/>
             </w:pPr>
             <w:r>
@@ -3310,8 +3179,8 @@
                 <w:i w:val="false"/>
                 <w:iCs w:val="false"/>
                 <w:color w:val="111111"/>
-                <w:sz w:val="20"/>
-                <w:szCs w:val="20"/>
+                <w:sz w:val="17"/>
+                <w:szCs w:val="17"/>
               </w:rPr>
               <w:t xml:space="preserve">B.‎  </w:t>
             </w:r>
@@ -3321,8 +3190,8 @@
                 <w:b w:val="false"/>
                 <w:bCs w:val="false"/>
                 <w:color w:val="111111"/>
-                <w:sz w:val="28"/>
-                <w:szCs w:val="28"/>
+                <w:sz w:val="25"/>
+                <w:szCs w:val="25"/>
                 <w:rtl/>
               </w:rPr>
               <w:t xml:space="preserve">أَنَا آسِفٌ يَا جَارِي.</w:t>
@@ -3354,7 +3223,7 @@
           <w:p>
             <w:pPr>
               <w:bidi/>
-              <w:spacing w:after="0" w:line="330"/>
+              <w:spacing w:after="0" w:line="208"/>
               <w:jc w:val="end"/>
             </w:pPr>
             <w:r>
@@ -3365,8 +3234,8 @@
                 <w:i w:val="false"/>
                 <w:iCs w:val="false"/>
                 <w:color w:val="111111"/>
-                <w:sz w:val="20"/>
-                <w:szCs w:val="20"/>
+                <w:sz w:val="17"/>
+                <w:szCs w:val="17"/>
               </w:rPr>
               <w:t xml:space="preserve">C.‎  </w:t>
             </w:r>
@@ -3376,8 +3245,8 @@
                 <w:b w:val="false"/>
                 <w:bCs w:val="false"/>
                 <w:color w:val="111111"/>
-                <w:sz w:val="28"/>
-                <w:szCs w:val="28"/>
+                <w:sz w:val="25"/>
+                <w:szCs w:val="25"/>
                 <w:rtl/>
               </w:rPr>
               <w:t xml:space="preserve">لِمَاذَا يَا جَارِي؟</w:t>
@@ -3404,7 +3273,7 @@
           <w:p>
             <w:pPr>
               <w:bidi/>
-              <w:spacing w:after="0" w:line="330"/>
+              <w:spacing w:after="0" w:line="208"/>
               <w:jc w:val="end"/>
             </w:pPr>
             <w:r>
@@ -3415,8 +3284,8 @@
                 <w:i w:val="false"/>
                 <w:iCs w:val="false"/>
                 <w:color w:val="111111"/>
-                <w:sz w:val="20"/>
-                <w:szCs w:val="20"/>
+                <w:sz w:val="17"/>
+                <w:szCs w:val="17"/>
               </w:rPr>
               <w:t xml:space="preserve">D.‎  </w:t>
             </w:r>
@@ -3426,8 +3295,8 @@
                 <w:b w:val="false"/>
                 <w:bCs w:val="false"/>
                 <w:color w:val="111111"/>
-                <w:sz w:val="28"/>
-                <w:szCs w:val="28"/>
+                <w:sz w:val="25"/>
+                <w:szCs w:val="25"/>
                 <w:rtl/>
               </w:rPr>
               <w:t xml:space="preserve">مَعَ السَّلَامَةِ يَا جَارِي.</w:t>
@@ -3439,7 +3308,7 @@
     <w:p>
       <w:pPr>
         <w:keepNext/>
-        <w:spacing w:after="50" w:before="120" w:line="280"/>
+        <w:spacing w:after="15" w:before="36" w:line="208"/>
         <w:ind w:left="340" w:hanging="280"/>
       </w:pPr>
       <w:r>
@@ -3450,8 +3319,8 @@
           <w:i w:val="false"/>
           <w:iCs w:val="false"/>
           <w:color w:val="111111"/>
-          <w:sz w:val="20"/>
-          <w:szCs w:val="20"/>
+          <w:sz w:val="17"/>
+          <w:szCs w:val="17"/>
         </w:rPr>
         <w:t xml:space="preserve">5.  Bir olayı sırayla anlatırken en son cümlenin başına hangi kelime gelir?</w:t>
       </w:r>
@@ -3496,7 +3365,7 @@
           <w:p>
             <w:pPr>
               <w:bidi/>
-              <w:spacing w:after="0" w:line="330"/>
+              <w:spacing w:after="0" w:line="208"/>
               <w:jc w:val="end"/>
             </w:pPr>
             <w:r>
@@ -3507,8 +3376,8 @@
                 <w:i w:val="false"/>
                 <w:iCs w:val="false"/>
                 <w:color w:val="111111"/>
-                <w:sz w:val="20"/>
-                <w:szCs w:val="20"/>
+                <w:sz w:val="17"/>
+                <w:szCs w:val="17"/>
               </w:rPr>
               <w:t xml:space="preserve">A.‎  </w:t>
             </w:r>
@@ -3518,8 +3387,8 @@
                 <w:b w:val="false"/>
                 <w:bCs w:val="false"/>
                 <w:color w:val="111111"/>
-                <w:sz w:val="28"/>
-                <w:szCs w:val="28"/>
+                <w:sz w:val="25"/>
+                <w:szCs w:val="25"/>
                 <w:rtl/>
               </w:rPr>
               <w:t xml:space="preserve">أَوَّلًا</w:t>
@@ -3546,7 +3415,7 @@
           <w:p>
             <w:pPr>
               <w:bidi/>
-              <w:spacing w:after="0" w:line="330"/>
+              <w:spacing w:after="0" w:line="208"/>
               <w:jc w:val="end"/>
             </w:pPr>
             <w:r>
@@ -3557,8 +3426,8 @@
                 <w:i w:val="false"/>
                 <w:iCs w:val="false"/>
                 <w:color w:val="111111"/>
-                <w:sz w:val="20"/>
-                <w:szCs w:val="20"/>
+                <w:sz w:val="17"/>
+                <w:szCs w:val="17"/>
               </w:rPr>
               <w:t xml:space="preserve">B.‎  </w:t>
             </w:r>
@@ -3568,8 +3437,8 @@
                 <w:b w:val="false"/>
                 <w:bCs w:val="false"/>
                 <w:color w:val="111111"/>
-                <w:sz w:val="28"/>
-                <w:szCs w:val="28"/>
+                <w:sz w:val="25"/>
+                <w:szCs w:val="25"/>
                 <w:rtl/>
               </w:rPr>
               <w:t xml:space="preserve">ثُمَّ</w:t>
@@ -3601,7 +3470,7 @@
           <w:p>
             <w:pPr>
               <w:bidi/>
-              <w:spacing w:after="0" w:line="330"/>
+              <w:spacing w:after="0" w:line="208"/>
               <w:jc w:val="end"/>
             </w:pPr>
             <w:r>
@@ -3612,8 +3481,8 @@
                 <w:i w:val="false"/>
                 <w:iCs w:val="false"/>
                 <w:color w:val="111111"/>
-                <w:sz w:val="20"/>
-                <w:szCs w:val="20"/>
+                <w:sz w:val="17"/>
+                <w:szCs w:val="17"/>
               </w:rPr>
               <w:t xml:space="preserve">C.‎  </w:t>
             </w:r>
@@ -3623,8 +3492,8 @@
                 <w:b w:val="false"/>
                 <w:bCs w:val="false"/>
                 <w:color w:val="111111"/>
-                <w:sz w:val="28"/>
-                <w:szCs w:val="28"/>
+                <w:sz w:val="25"/>
+                <w:szCs w:val="25"/>
                 <w:rtl/>
               </w:rPr>
               <w:t xml:space="preserve">أَخِيرًا</w:t>
@@ -3651,7 +3520,7 @@
           <w:p>
             <w:pPr>
               <w:bidi/>
-              <w:spacing w:after="0" w:line="330"/>
+              <w:spacing w:after="0" w:line="208"/>
               <w:jc w:val="end"/>
             </w:pPr>
             <w:r>
@@ -3662,8 +3531,8 @@
                 <w:i w:val="false"/>
                 <w:iCs w:val="false"/>
                 <w:color w:val="111111"/>
-                <w:sz w:val="20"/>
-                <w:szCs w:val="20"/>
+                <w:sz w:val="17"/>
+                <w:szCs w:val="17"/>
               </w:rPr>
               <w:t xml:space="preserve">D.‎  </w:t>
             </w:r>
@@ -3673,8 +3542,8 @@
                 <w:b w:val="false"/>
                 <w:bCs w:val="false"/>
                 <w:color w:val="111111"/>
-                <w:sz w:val="28"/>
-                <w:szCs w:val="28"/>
+                <w:sz w:val="25"/>
+                <w:szCs w:val="25"/>
                 <w:rtl/>
               </w:rPr>
               <w:t xml:space="preserve">بَعْدَ ذَلِكَ</w:t>
@@ -3688,7 +3557,7 @@
         <w:tabs>
           <w:tab w:val="right" w:pos="9864"/>
         </w:tabs>
-        <w:spacing w:after="90" w:before="220" w:line="280"/>
+        <w:spacing w:after="27" w:before="66" w:line="208"/>
         <w:ind w:left="340" w:hanging="340"/>
       </w:pPr>
       <w:r>
@@ -3699,16 +3568,16 @@
           <w:i w:val="false"/>
           <w:iCs w:val="false"/>
           <w:color w:val="111111"/>
-          <w:sz w:val="21"/>
-          <w:szCs w:val="21"/>
+          <w:sz w:val="17"/>
+          <w:szCs w:val="17"/>
         </w:rPr>
         <w:t xml:space="preserve">4.</w:t>
       </w:r>
       <w:r>
         <w:rPr>
           <w:rFonts w:ascii="Times New Roman" w:cs="Times New Roman" w:eastAsia="Times New Roman" w:hAnsi="Times New Roman"/>
-          <w:sz w:val="21"/>
-          <w:szCs w:val="21"/>
+          <w:sz w:val="17"/>
+          <w:szCs w:val="17"/>
         </w:rPr>
         <w:tab/>
       </w:r>
@@ -3720,16 +3589,16 @@
           <w:i w:val="false"/>
           <w:iCs w:val="false"/>
           <w:color w:val="111111"/>
-          <w:sz w:val="21"/>
-          <w:szCs w:val="21"/>
+          <w:sz w:val="17"/>
+          <w:szCs w:val="17"/>
         </w:rPr>
         <w:t xml:space="preserve">Aşağıdaki durumları uygun Arapça ifadeyle eşleştiriniz.</w:t>
       </w:r>
       <w:r>
         <w:rPr>
           <w:rFonts w:ascii="Times New Roman" w:cs="Times New Roman" w:eastAsia="Times New Roman" w:hAnsi="Times New Roman"/>
-          <w:sz w:val="21"/>
-          <w:szCs w:val="21"/>
+          <w:sz w:val="17"/>
+          <w:szCs w:val="17"/>
         </w:rPr>
         <w:tab/>
       </w:r>
@@ -3741,8 +3610,8 @@
           <w:i w:val="false"/>
           <w:iCs w:val="false"/>
           <w:color w:val="55636F"/>
-          <w:sz w:val="18"/>
-          <w:szCs w:val="18"/>
+          <w:sz w:val="15"/>
+          <w:szCs w:val="15"/>
         </w:rPr>
         <w:t xml:space="preserve">(10 puan)</w:t>
       </w:r>
@@ -3750,7 +3619,7 @@
     <w:p>
       <w:pPr>
         <w:keepNext w:val="false"/>
-        <w:spacing w:after="90" w:before="0" w:line="280"/>
+        <w:spacing w:after="27" w:before="0" w:line="208"/>
         <w:ind w:left="340"/>
       </w:pPr>
       <w:r>
@@ -3761,8 +3630,8 @@
           <w:i/>
           <w:iCs/>
           <w:color w:val="5B6772"/>
-          <w:sz w:val="18"/>
-          <w:szCs w:val="18"/>
+          <w:sz w:val="15"/>
+          <w:szCs w:val="15"/>
         </w:rPr>
         <w:t xml:space="preserve">Her doğru eşleştirme 2 puandır.</w:t>
       </w:r>
@@ -3788,7 +3657,7 @@
       </w:tblGrid>
       <w:tr>
         <w:trPr>
-          <w:trHeight w:val="400" w:hRule="atLeast"/>
+          <w:trHeight w:val="248" w:hRule="atLeast"/>
         </w:trPr>
         <w:tc>
           <w:tcPr>
@@ -3806,7 +3675,7 @@
           </w:tcPr>
           <w:p>
             <w:pPr>
-              <w:spacing w:after="0" w:line="270"/>
+              <w:spacing w:after="0" w:line="208"/>
               <w:jc w:val="center"/>
             </w:pPr>
             <w:r>
@@ -3817,8 +3686,8 @@
                 <w:i w:val="false"/>
                 <w:iCs w:val="false"/>
                 <w:color w:val="111111"/>
-                <w:sz w:val="19"/>
-                <w:szCs w:val="19"/>
+                <w:sz w:val="16"/>
+                <w:szCs w:val="16"/>
               </w:rPr>
               <w:t xml:space="preserve">1.</w:t>
             </w:r>
@@ -3840,18 +3709,18 @@
           </w:tcPr>
           <w:p>
             <w:pPr>
-              <w:spacing w:after="0" w:line="270"/>
-            </w:pPr>
-            <w:r>
-              <w:rPr>
-                <w:rFonts w:ascii="Times New Roman" w:cs="Times New Roman" w:eastAsia="Times New Roman" w:hAnsi="Times New Roman"/>
-                <w:b w:val="false"/>
-                <w:bCs w:val="false"/>
-                <w:i w:val="false"/>
-                <w:iCs w:val="false"/>
-                <w:color w:val="111111"/>
-                <w:sz w:val="20"/>
-                <w:szCs w:val="20"/>
+              <w:spacing w:after="0" w:line="208"/>
+            </w:pPr>
+            <w:r>
+              <w:rPr>
+                <w:rFonts w:ascii="Times New Roman" w:cs="Times New Roman" w:eastAsia="Times New Roman" w:hAnsi="Times New Roman"/>
+                <w:b w:val="false"/>
+                <w:bCs w:val="false"/>
+                <w:i w:val="false"/>
+                <w:iCs w:val="false"/>
+                <w:color w:val="111111"/>
+                <w:sz w:val="17"/>
+                <w:szCs w:val="17"/>
               </w:rPr>
               <w:t xml:space="preserve">Birinden nazikçe bir şey rica ediyorsun.</w:t>
             </w:r>
@@ -3870,19 +3739,19 @@
           </w:tcPr>
           <w:p>
             <w:pPr>
-              <w:spacing w:after="0" w:line="270"/>
-              <w:jc w:val="center"/>
-            </w:pPr>
-            <w:r>
-              <w:rPr>
-                <w:rFonts w:ascii="Times New Roman" w:cs="Times New Roman" w:eastAsia="Times New Roman" w:hAnsi="Times New Roman"/>
-                <w:b w:val="false"/>
-                <w:bCs w:val="false"/>
-                <w:i w:val="false"/>
-                <w:iCs w:val="false"/>
-                <w:color w:val="111111"/>
-                <w:sz w:val="20"/>
-                <w:szCs w:val="20"/>
+              <w:spacing w:after="0" w:line="208"/>
+              <w:jc w:val="center"/>
+            </w:pPr>
+            <w:r>
+              <w:rPr>
+                <w:rFonts w:ascii="Times New Roman" w:cs="Times New Roman" w:eastAsia="Times New Roman" w:hAnsi="Times New Roman"/>
+                <w:b w:val="false"/>
+                <w:bCs w:val="false"/>
+                <w:i w:val="false"/>
+                <w:iCs w:val="false"/>
+                <w:color w:val="111111"/>
+                <w:sz w:val="17"/>
+                <w:szCs w:val="17"/>
               </w:rPr>
               <w:t xml:space="preserve">(       )</w:t>
             </w:r>
@@ -3904,7 +3773,7 @@
           </w:tcPr>
           <w:p>
             <w:pPr>
-              <w:spacing w:after="0" w:line="270"/>
+              <w:spacing w:after="0" w:line="208"/>
               <w:jc w:val="center"/>
             </w:pPr>
             <w:r>
@@ -3915,8 +3784,8 @@
                 <w:i w:val="false"/>
                 <w:iCs w:val="false"/>
                 <w:color w:val="111111"/>
-                <w:sz w:val="19"/>
-                <w:szCs w:val="19"/>
+                <w:sz w:val="16"/>
+                <w:szCs w:val="16"/>
               </w:rPr>
               <w:t xml:space="preserve">a)</w:t>
             </w:r>
@@ -3939,7 +3808,7 @@
           <w:p>
             <w:pPr>
               <w:bidi/>
-              <w:spacing w:after="0" w:line="320"/>
+              <w:spacing w:after="0" w:line="208"/>
             </w:pPr>
             <w:r>
               <w:rPr>
@@ -3947,8 +3816,8 @@
                 <w:b w:val="false"/>
                 <w:bCs w:val="false"/>
                 <w:color w:val="111111"/>
-                <w:sz w:val="28"/>
-                <w:szCs w:val="28"/>
+                <w:sz w:val="25"/>
+                <w:szCs w:val="25"/>
                 <w:rtl/>
               </w:rPr>
               <w:t xml:space="preserve">أَشْكُرُكَ شُكْرًا جَزِيلًا.</w:t>
@@ -3958,7 +3827,7 @@
       </w:tr>
       <w:tr>
         <w:trPr>
-          <w:trHeight w:val="400" w:hRule="atLeast"/>
+          <w:trHeight w:val="248" w:hRule="atLeast"/>
         </w:trPr>
         <w:tc>
           <w:tcPr>
@@ -3976,7 +3845,7 @@
           </w:tcPr>
           <w:p>
             <w:pPr>
-              <w:spacing w:after="0" w:line="270"/>
+              <w:spacing w:after="0" w:line="208"/>
               <w:jc w:val="center"/>
             </w:pPr>
             <w:r>
@@ -3987,8 +3856,8 @@
                 <w:i w:val="false"/>
                 <w:iCs w:val="false"/>
                 <w:color w:val="111111"/>
-                <w:sz w:val="19"/>
-                <w:szCs w:val="19"/>
+                <w:sz w:val="16"/>
+                <w:szCs w:val="16"/>
               </w:rPr>
               <w:t xml:space="preserve">2.</w:t>
             </w:r>
@@ -4010,18 +3879,18 @@
           </w:tcPr>
           <w:p>
             <w:pPr>
-              <w:spacing w:after="0" w:line="270"/>
-            </w:pPr>
-            <w:r>
-              <w:rPr>
-                <w:rFonts w:ascii="Times New Roman" w:cs="Times New Roman" w:eastAsia="Times New Roman" w:hAnsi="Times New Roman"/>
-                <w:b w:val="false"/>
-                <w:bCs w:val="false"/>
-                <w:i w:val="false"/>
-                <w:iCs w:val="false"/>
-                <w:color w:val="111111"/>
-                <w:sz w:val="20"/>
-                <w:szCs w:val="20"/>
+              <w:spacing w:after="0" w:line="208"/>
+            </w:pPr>
+            <w:r>
+              <w:rPr>
+                <w:rFonts w:ascii="Times New Roman" w:cs="Times New Roman" w:eastAsia="Times New Roman" w:hAnsi="Times New Roman"/>
+                <w:b w:val="false"/>
+                <w:bCs w:val="false"/>
+                <w:i w:val="false"/>
+                <w:iCs w:val="false"/>
+                <w:color w:val="111111"/>
+                <w:sz w:val="17"/>
+                <w:szCs w:val="17"/>
               </w:rPr>
               <w:t xml:space="preserve">Sana yardım eden kişiye teşekkür ediyorsun.</w:t>
             </w:r>
@@ -4040,19 +3909,19 @@
           </w:tcPr>
           <w:p>
             <w:pPr>
-              <w:spacing w:after="0" w:line="270"/>
-              <w:jc w:val="center"/>
-            </w:pPr>
-            <w:r>
-              <w:rPr>
-                <w:rFonts w:ascii="Times New Roman" w:cs="Times New Roman" w:eastAsia="Times New Roman" w:hAnsi="Times New Roman"/>
-                <w:b w:val="false"/>
-                <w:bCs w:val="false"/>
-                <w:i w:val="false"/>
-                <w:iCs w:val="false"/>
-                <w:color w:val="111111"/>
-                <w:sz w:val="20"/>
-                <w:szCs w:val="20"/>
+              <w:spacing w:after="0" w:line="208"/>
+              <w:jc w:val="center"/>
+            </w:pPr>
+            <w:r>
+              <w:rPr>
+                <w:rFonts w:ascii="Times New Roman" w:cs="Times New Roman" w:eastAsia="Times New Roman" w:hAnsi="Times New Roman"/>
+                <w:b w:val="false"/>
+                <w:bCs w:val="false"/>
+                <w:i w:val="false"/>
+                <w:iCs w:val="false"/>
+                <w:color w:val="111111"/>
+                <w:sz w:val="17"/>
+                <w:szCs w:val="17"/>
               </w:rPr>
               <w:t xml:space="preserve">(       )</w:t>
             </w:r>
@@ -4074,7 +3943,7 @@
           </w:tcPr>
           <w:p>
             <w:pPr>
-              <w:spacing w:after="0" w:line="270"/>
+              <w:spacing w:after="0" w:line="208"/>
               <w:jc w:val="center"/>
             </w:pPr>
             <w:r>
@@ -4085,8 +3954,8 @@
                 <w:i w:val="false"/>
                 <w:iCs w:val="false"/>
                 <w:color w:val="111111"/>
-                <w:sz w:val="19"/>
-                <w:szCs w:val="19"/>
+                <w:sz w:val="16"/>
+                <w:szCs w:val="16"/>
               </w:rPr>
               <w:t xml:space="preserve">b)</w:t>
             </w:r>
@@ -4109,7 +3978,7 @@
           <w:p>
             <w:pPr>
               <w:bidi/>
-              <w:spacing w:after="0" w:line="320"/>
+              <w:spacing w:after="0" w:line="208"/>
             </w:pPr>
             <w:r>
               <w:rPr>
@@ -4117,8 +3986,8 @@
                 <w:b w:val="false"/>
                 <w:bCs w:val="false"/>
                 <w:color w:val="111111"/>
-                <w:sz w:val="28"/>
-                <w:szCs w:val="28"/>
+                <w:sz w:val="25"/>
+                <w:szCs w:val="25"/>
                 <w:rtl/>
               </w:rPr>
               <w:t xml:space="preserve">كُلُّ عَامٍ وَأَنْتُمْ بِخَيْرٍ.</w:t>
@@ -4128,7 +3997,7 @@
       </w:tr>
       <w:tr>
         <w:trPr>
-          <w:trHeight w:val="400" w:hRule="atLeast"/>
+          <w:trHeight w:val="248" w:hRule="atLeast"/>
         </w:trPr>
         <w:tc>
           <w:tcPr>
@@ -4146,7 +4015,7 @@
           </w:tcPr>
           <w:p>
             <w:pPr>
-              <w:spacing w:after="0" w:line="270"/>
+              <w:spacing w:after="0" w:line="208"/>
               <w:jc w:val="center"/>
             </w:pPr>
             <w:r>
@@ -4157,8 +4026,8 @@
                 <w:i w:val="false"/>
                 <w:iCs w:val="false"/>
                 <w:color w:val="111111"/>
-                <w:sz w:val="19"/>
-                <w:szCs w:val="19"/>
+                <w:sz w:val="16"/>
+                <w:szCs w:val="16"/>
               </w:rPr>
               <w:t xml:space="preserve">3.</w:t>
             </w:r>
@@ -4180,18 +4049,18 @@
           </w:tcPr>
           <w:p>
             <w:pPr>
-              <w:spacing w:after="0" w:line="270"/>
-            </w:pPr>
-            <w:r>
-              <w:rPr>
-                <w:rFonts w:ascii="Times New Roman" w:cs="Times New Roman" w:eastAsia="Times New Roman" w:hAnsi="Times New Roman"/>
-                <w:b w:val="false"/>
-                <w:bCs w:val="false"/>
-                <w:i w:val="false"/>
-                <w:iCs w:val="false"/>
-                <w:color w:val="111111"/>
-                <w:sz w:val="20"/>
-                <w:szCs w:val="20"/>
+              <w:spacing w:after="0" w:line="208"/>
+            </w:pPr>
+            <w:r>
+              <w:rPr>
+                <w:rFonts w:ascii="Times New Roman" w:cs="Times New Roman" w:eastAsia="Times New Roman" w:hAnsi="Times New Roman"/>
+                <w:b w:val="false"/>
+                <w:bCs w:val="false"/>
+                <w:i w:val="false"/>
+                <w:iCs w:val="false"/>
+                <w:color w:val="111111"/>
+                <w:sz w:val="17"/>
+                <w:szCs w:val="17"/>
               </w:rPr>
               <w:t xml:space="preserve">Geç kaldığın için özür diliyorsun.</w:t>
             </w:r>
@@ -4210,19 +4079,19 @@
           </w:tcPr>
           <w:p>
             <w:pPr>
-              <w:spacing w:after="0" w:line="270"/>
-              <w:jc w:val="center"/>
-            </w:pPr>
-            <w:r>
-              <w:rPr>
-                <w:rFonts w:ascii="Times New Roman" w:cs="Times New Roman" w:eastAsia="Times New Roman" w:hAnsi="Times New Roman"/>
-                <w:b w:val="false"/>
-                <w:bCs w:val="false"/>
-                <w:i w:val="false"/>
-                <w:iCs w:val="false"/>
-                <w:color w:val="111111"/>
-                <w:sz w:val="20"/>
-                <w:szCs w:val="20"/>
+              <w:spacing w:after="0" w:line="208"/>
+              <w:jc w:val="center"/>
+            </w:pPr>
+            <w:r>
+              <w:rPr>
+                <w:rFonts w:ascii="Times New Roman" w:cs="Times New Roman" w:eastAsia="Times New Roman" w:hAnsi="Times New Roman"/>
+                <w:b w:val="false"/>
+                <w:bCs w:val="false"/>
+                <w:i w:val="false"/>
+                <w:iCs w:val="false"/>
+                <w:color w:val="111111"/>
+                <w:sz w:val="17"/>
+                <w:szCs w:val="17"/>
               </w:rPr>
               <w:t xml:space="preserve">(       )</w:t>
             </w:r>
@@ -4244,7 +4113,7 @@
           </w:tcPr>
           <w:p>
             <w:pPr>
-              <w:spacing w:after="0" w:line="270"/>
+              <w:spacing w:after="0" w:line="208"/>
               <w:jc w:val="center"/>
             </w:pPr>
             <w:r>
@@ -4255,8 +4124,8 @@
                 <w:i w:val="false"/>
                 <w:iCs w:val="false"/>
                 <w:color w:val="111111"/>
-                <w:sz w:val="19"/>
-                <w:szCs w:val="19"/>
+                <w:sz w:val="16"/>
+                <w:szCs w:val="16"/>
               </w:rPr>
               <w:t xml:space="preserve">c)</w:t>
             </w:r>
@@ -4279,7 +4148,7 @@
           <w:p>
             <w:pPr>
               <w:bidi/>
-              <w:spacing w:after="0" w:line="320"/>
+              <w:spacing w:after="0" w:line="208"/>
             </w:pPr>
             <w:r>
               <w:rPr>
@@ -4287,8 +4156,8 @@
                 <w:b w:val="false"/>
                 <w:bCs w:val="false"/>
                 <w:color w:val="111111"/>
-                <w:sz w:val="28"/>
-                <w:szCs w:val="28"/>
+                <w:sz w:val="25"/>
+                <w:szCs w:val="25"/>
                 <w:rtl/>
               </w:rPr>
               <w:t xml:space="preserve">مِنْ فَضْلِكَ، أَعْطِنِي الْكِتَابَ.</w:t>
@@ -4298,7 +4167,7 @@
       </w:tr>
       <w:tr>
         <w:trPr>
-          <w:trHeight w:val="400" w:hRule="atLeast"/>
+          <w:trHeight w:val="248" w:hRule="atLeast"/>
         </w:trPr>
         <w:tc>
           <w:tcPr>
@@ -4316,7 +4185,7 @@
           </w:tcPr>
           <w:p>
             <w:pPr>
-              <w:spacing w:after="0" w:line="270"/>
+              <w:spacing w:after="0" w:line="208"/>
               <w:jc w:val="center"/>
             </w:pPr>
             <w:r>
@@ -4327,8 +4196,8 @@
                 <w:i w:val="false"/>
                 <w:iCs w:val="false"/>
                 <w:color w:val="111111"/>
-                <w:sz w:val="19"/>
-                <w:szCs w:val="19"/>
+                <w:sz w:val="16"/>
+                <w:szCs w:val="16"/>
               </w:rPr>
               <w:t xml:space="preserve">4.</w:t>
             </w:r>
@@ -4350,18 +4219,18 @@
           </w:tcPr>
           <w:p>
             <w:pPr>
-              <w:spacing w:after="0" w:line="270"/>
-            </w:pPr>
-            <w:r>
-              <w:rPr>
-                <w:rFonts w:ascii="Times New Roman" w:cs="Times New Roman" w:eastAsia="Times New Roman" w:hAnsi="Times New Roman"/>
-                <w:b w:val="false"/>
-                <w:bCs w:val="false"/>
-                <w:i w:val="false"/>
-                <w:iCs w:val="false"/>
-                <w:color w:val="111111"/>
-                <w:sz w:val="20"/>
-                <w:szCs w:val="20"/>
+              <w:spacing w:after="0" w:line="208"/>
+            </w:pPr>
+            <w:r>
+              <w:rPr>
+                <w:rFonts w:ascii="Times New Roman" w:cs="Times New Roman" w:eastAsia="Times New Roman" w:hAnsi="Times New Roman"/>
+                <w:b w:val="false"/>
+                <w:bCs w:val="false"/>
+                <w:i w:val="false"/>
+                <w:iCs w:val="false"/>
+                <w:color w:val="111111"/>
+                <w:sz w:val="17"/>
+                <w:szCs w:val="17"/>
               </w:rPr>
               <w:t xml:space="preserve">Bayramda büyüklerini tebrik ediyorsun.</w:t>
             </w:r>
@@ -4380,19 +4249,19 @@
           </w:tcPr>
           <w:p>
             <w:pPr>
-              <w:spacing w:after="0" w:line="270"/>
-              <w:jc w:val="center"/>
-            </w:pPr>
-            <w:r>
-              <w:rPr>
-                <w:rFonts w:ascii="Times New Roman" w:cs="Times New Roman" w:eastAsia="Times New Roman" w:hAnsi="Times New Roman"/>
-                <w:b w:val="false"/>
-                <w:bCs w:val="false"/>
-                <w:i w:val="false"/>
-                <w:iCs w:val="false"/>
-                <w:color w:val="111111"/>
-                <w:sz w:val="20"/>
-                <w:szCs w:val="20"/>
+              <w:spacing w:after="0" w:line="208"/>
+              <w:jc w:val="center"/>
+            </w:pPr>
+            <w:r>
+              <w:rPr>
+                <w:rFonts w:ascii="Times New Roman" w:cs="Times New Roman" w:eastAsia="Times New Roman" w:hAnsi="Times New Roman"/>
+                <w:b w:val="false"/>
+                <w:bCs w:val="false"/>
+                <w:i w:val="false"/>
+                <w:iCs w:val="false"/>
+                <w:color w:val="111111"/>
+                <w:sz w:val="17"/>
+                <w:szCs w:val="17"/>
               </w:rPr>
               <w:t xml:space="preserve">(       )</w:t>
             </w:r>
@@ -4414,7 +4283,7 @@
           </w:tcPr>
           <w:p>
             <w:pPr>
-              <w:spacing w:after="0" w:line="270"/>
+              <w:spacing w:after="0" w:line="208"/>
               <w:jc w:val="center"/>
             </w:pPr>
             <w:r>
@@ -4425,8 +4294,8 @@
                 <w:i w:val="false"/>
                 <w:iCs w:val="false"/>
                 <w:color w:val="111111"/>
-                <w:sz w:val="19"/>
-                <w:szCs w:val="19"/>
+                <w:sz w:val="16"/>
+                <w:szCs w:val="16"/>
               </w:rPr>
               <w:t xml:space="preserve">d)</w:t>
             </w:r>
@@ -4449,7 +4318,7 @@
           <w:p>
             <w:pPr>
               <w:bidi/>
-              <w:spacing w:after="0" w:line="320"/>
+              <w:spacing w:after="0" w:line="208"/>
             </w:pPr>
             <w:r>
               <w:rPr>
@@ -4457,8 +4326,8 @@
                 <w:b w:val="false"/>
                 <w:bCs w:val="false"/>
                 <w:color w:val="111111"/>
-                <w:sz w:val="28"/>
-                <w:szCs w:val="28"/>
+                <w:sz w:val="25"/>
+                <w:szCs w:val="25"/>
                 <w:rtl/>
               </w:rPr>
               <w:t xml:space="preserve">فَعَلْتُ ذَلِكَ لِأَنَّهُ وَاجِبِي.</w:t>
@@ -4468,7 +4337,7 @@
       </w:tr>
       <w:tr>
         <w:trPr>
-          <w:trHeight w:val="400" w:hRule="atLeast"/>
+          <w:trHeight w:val="248" w:hRule="atLeast"/>
         </w:trPr>
         <w:tc>
           <w:tcPr>
@@ -4486,7 +4355,7 @@
           </w:tcPr>
           <w:p>
             <w:pPr>
-              <w:spacing w:after="0" w:line="270"/>
+              <w:spacing w:after="0" w:line="208"/>
               <w:jc w:val="center"/>
             </w:pPr>
             <w:r>
@@ -4497,8 +4366,8 @@
                 <w:i w:val="false"/>
                 <w:iCs w:val="false"/>
                 <w:color w:val="111111"/>
-                <w:sz w:val="19"/>
-                <w:szCs w:val="19"/>
+                <w:sz w:val="16"/>
+                <w:szCs w:val="16"/>
               </w:rPr>
               <w:t xml:space="preserve">5.</w:t>
             </w:r>
@@ -4520,18 +4389,18 @@
           </w:tcPr>
           <w:p>
             <w:pPr>
-              <w:spacing w:after="0" w:line="270"/>
-            </w:pPr>
-            <w:r>
-              <w:rPr>
-                <w:rFonts w:ascii="Times New Roman" w:cs="Times New Roman" w:eastAsia="Times New Roman" w:hAnsi="Times New Roman"/>
-                <w:b w:val="false"/>
-                <w:bCs w:val="false"/>
-                <w:i w:val="false"/>
-                <w:iCs w:val="false"/>
-                <w:color w:val="111111"/>
-                <w:sz w:val="20"/>
-                <w:szCs w:val="20"/>
+              <w:spacing w:after="0" w:line="208"/>
+            </w:pPr>
+            <w:r>
+              <w:rPr>
+                <w:rFonts w:ascii="Times New Roman" w:cs="Times New Roman" w:eastAsia="Times New Roman" w:hAnsi="Times New Roman"/>
+                <w:b w:val="false"/>
+                <w:bCs w:val="false"/>
+                <w:i w:val="false"/>
+                <w:iCs w:val="false"/>
+                <w:color w:val="111111"/>
+                <w:sz w:val="17"/>
+                <w:szCs w:val="17"/>
               </w:rPr>
               <w:t xml:space="preserve">Bir davranışının sebebini açıklıyorsun.</w:t>
             </w:r>
@@ -4550,19 +4419,19 @@
           </w:tcPr>
           <w:p>
             <w:pPr>
-              <w:spacing w:after="0" w:line="270"/>
-              <w:jc w:val="center"/>
-            </w:pPr>
-            <w:r>
-              <w:rPr>
-                <w:rFonts w:ascii="Times New Roman" w:cs="Times New Roman" w:eastAsia="Times New Roman" w:hAnsi="Times New Roman"/>
-                <w:b w:val="false"/>
-                <w:bCs w:val="false"/>
-                <w:i w:val="false"/>
-                <w:iCs w:val="false"/>
-                <w:color w:val="111111"/>
-                <w:sz w:val="20"/>
-                <w:szCs w:val="20"/>
+              <w:spacing w:after="0" w:line="208"/>
+              <w:jc w:val="center"/>
+            </w:pPr>
+            <w:r>
+              <w:rPr>
+                <w:rFonts w:ascii="Times New Roman" w:cs="Times New Roman" w:eastAsia="Times New Roman" w:hAnsi="Times New Roman"/>
+                <w:b w:val="false"/>
+                <w:bCs w:val="false"/>
+                <w:i w:val="false"/>
+                <w:iCs w:val="false"/>
+                <w:color w:val="111111"/>
+                <w:sz w:val="17"/>
+                <w:szCs w:val="17"/>
               </w:rPr>
               <w:t xml:space="preserve">(       )</w:t>
             </w:r>
@@ -4584,7 +4453,7 @@
           </w:tcPr>
           <w:p>
             <w:pPr>
-              <w:spacing w:after="0" w:line="270"/>
+              <w:spacing w:after="0" w:line="208"/>
               <w:jc w:val="center"/>
             </w:pPr>
             <w:r>
@@ -4595,8 +4464,8 @@
                 <w:i w:val="false"/>
                 <w:iCs w:val="false"/>
                 <w:color w:val="111111"/>
-                <w:sz w:val="19"/>
-                <w:szCs w:val="19"/>
+                <w:sz w:val="16"/>
+                <w:szCs w:val="16"/>
               </w:rPr>
               <w:t xml:space="preserve">e)</w:t>
             </w:r>
@@ -4619,7 +4488,7 @@
           <w:p>
             <w:pPr>
               <w:bidi/>
-              <w:spacing w:after="0" w:line="320"/>
+              <w:spacing w:after="0" w:line="208"/>
             </w:pPr>
             <w:r>
               <w:rPr>
@@ -4627,8 +4496,8 @@
                 <w:b w:val="false"/>
                 <w:bCs w:val="false"/>
                 <w:color w:val="111111"/>
-                <w:sz w:val="28"/>
-                <w:szCs w:val="28"/>
+                <w:sz w:val="25"/>
+                <w:szCs w:val="25"/>
                 <w:rtl/>
               </w:rPr>
               <w:t xml:space="preserve">عُذْرًا، تَأَخَّرْتُ قَلِيلًا.</w:t>
@@ -4642,7 +4511,7 @@
         <w:tabs>
           <w:tab w:val="right" w:pos="9864"/>
         </w:tabs>
-        <w:spacing w:after="90" w:before="220" w:line="280"/>
+        <w:spacing w:after="27" w:before="66" w:line="208"/>
         <w:ind w:left="340" w:hanging="340"/>
       </w:pPr>
       <w:r>
@@ -4653,16 +4522,16 @@
           <w:i w:val="false"/>
           <w:iCs w:val="false"/>
           <w:color w:val="111111"/>
-          <w:sz w:val="21"/>
-          <w:szCs w:val="21"/>
+          <w:sz w:val="17"/>
+          <w:szCs w:val="17"/>
         </w:rPr>
         <w:t xml:space="preserve">5.</w:t>
       </w:r>
       <w:r>
         <w:rPr>
           <w:rFonts w:ascii="Times New Roman" w:cs="Times New Roman" w:eastAsia="Times New Roman" w:hAnsi="Times New Roman"/>
-          <w:sz w:val="21"/>
-          <w:szCs w:val="21"/>
+          <w:sz w:val="17"/>
+          <w:szCs w:val="17"/>
         </w:rPr>
         <w:tab/>
       </w:r>
@@ -4674,16 +4543,16 @@
           <w:i w:val="false"/>
           <w:iCs w:val="false"/>
           <w:color w:val="111111"/>
-          <w:sz w:val="21"/>
-          <w:szCs w:val="21"/>
+          <w:sz w:val="17"/>
+          <w:szCs w:val="17"/>
         </w:rPr>
         <w:t xml:space="preserve">Yukarıdaki okuma metnine göre boşlukları havuzdaki kelimelerle doldurunuz.</w:t>
       </w:r>
       <w:r>
         <w:rPr>
           <w:rFonts w:ascii="Times New Roman" w:cs="Times New Roman" w:eastAsia="Times New Roman" w:hAnsi="Times New Roman"/>
-          <w:sz w:val="21"/>
-          <w:szCs w:val="21"/>
+          <w:sz w:val="17"/>
+          <w:szCs w:val="17"/>
         </w:rPr>
         <w:tab/>
       </w:r>
@@ -4695,8 +4564,8 @@
           <w:i w:val="false"/>
           <w:iCs w:val="false"/>
           <w:color w:val="55636F"/>
-          <w:sz w:val="18"/>
-          <w:szCs w:val="18"/>
+          <w:sz w:val="15"/>
+          <w:szCs w:val="15"/>
         </w:rPr>
         <w:t xml:space="preserve">(10 puan)</w:t>
       </w:r>
@@ -4704,7 +4573,7 @@
     <w:p>
       <w:pPr>
         <w:keepNext w:val="false"/>
-        <w:spacing w:after="90" w:before="0" w:line="280"/>
+        <w:spacing w:after="27" w:before="0" w:line="208"/>
         <w:ind w:left="340"/>
       </w:pPr>
       <w:r>
@@ -4715,8 +4584,8 @@
           <w:i/>
           <w:iCs/>
           <w:color w:val="5B6772"/>
-          <w:sz w:val="18"/>
-          <w:szCs w:val="18"/>
+          <w:sz w:val="15"/>
+          <w:szCs w:val="15"/>
         </w:rPr>
         <w:t xml:space="preserve">Her doğru cevap 2 puandır.</w:t>
       </w:r>
@@ -4751,7 +4620,7 @@
           </w:tcPr>
           <w:p>
             <w:pPr>
-              <w:spacing w:after="50"/>
+              <w:spacing w:after="15"/>
             </w:pPr>
             <w:r>
               <w:rPr>
@@ -4761,8 +4630,8 @@
                 <w:i w:val="false"/>
                 <w:iCs w:val="false"/>
                 <w:color w:val="39454F"/>
-                <w:sz w:val="17"/>
-                <w:szCs w:val="17"/>
+                <w:sz w:val="14"/>
+                <w:szCs w:val="14"/>
               </w:rPr>
               <w:t xml:space="preserve">KELİME HAVUZU</w:t>
             </w:r>
@@ -4770,7 +4639,7 @@
           <w:p>
             <w:pPr>
               <w:bidi/>
-              <w:spacing w:after="0" w:line="360"/>
+              <w:spacing w:after="0" w:line="208"/>
               <w:jc w:val="center"/>
             </w:pPr>
             <w:r>
@@ -4779,8 +4648,8 @@
                 <w:b w:val="false"/>
                 <w:bCs w:val="false"/>
                 <w:color w:val="111111"/>
-                <w:sz w:val="30"/>
-                <w:szCs w:val="30"/>
+                <w:sz w:val="26"/>
+                <w:szCs w:val="26"/>
                 <w:rtl/>
               </w:rPr>
               <w:t xml:space="preserve">أَمْسِ   —   كَبِيرًا   —   الشِّعْرِ   —   خَطَّاطًا   —   الْمُؤَلِّفُ</w:t>
@@ -4791,7 +4660,7 @@
     </w:tbl>
     <w:p>
       <w:pPr>
-        <w:spacing w:after="80"/>
+        <w:spacing w:after="24"/>
       </w:pPr>
       <w:r>
         <w:rPr>
@@ -4801,8 +4670,8 @@
           <w:i w:val="false"/>
           <w:iCs w:val="false"/>
           <w:color w:val="111111"/>
-          <w:sz w:val="21"/>
-          <w:szCs w:val="21"/>
+          <w:sz w:val="17"/>
+          <w:szCs w:val="17"/>
         </w:rPr>
         <w:t xml:space="preserve"/>
       </w:r>
@@ -4825,7 +4694,7 @@
       </w:tblGrid>
       <w:tr>
         <w:trPr>
-          <w:trHeight w:val="480" w:hRule="atLeast"/>
+          <w:trHeight w:val="297" w:hRule="atLeast"/>
         </w:trPr>
         <w:tc>
           <w:tcPr>
@@ -4843,7 +4712,7 @@
           </w:tcPr>
           <w:p>
             <w:pPr>
-              <w:spacing w:after="0" w:line="270"/>
+              <w:spacing w:after="0" w:line="208"/>
               <w:jc w:val="center"/>
             </w:pPr>
             <w:r>
@@ -4854,8 +4723,8 @@
                 <w:i w:val="false"/>
                 <w:iCs w:val="false"/>
                 <w:color w:val="111111"/>
-                <w:sz w:val="19"/>
-                <w:szCs w:val="19"/>
+                <w:sz w:val="16"/>
+                <w:szCs w:val="16"/>
               </w:rPr>
               <w:t xml:space="preserve">1.</w:t>
             </w:r>
@@ -4878,7 +4747,7 @@
           <w:p>
             <w:pPr>
               <w:bidi/>
-              <w:spacing w:after="0" w:line="320"/>
+              <w:spacing w:after="0" w:line="208"/>
             </w:pPr>
             <w:r>
               <w:rPr>
@@ -4886,8 +4755,8 @@
                 <w:b w:val="false"/>
                 <w:bCs w:val="false"/>
                 <w:color w:val="111111"/>
-                <w:sz w:val="28"/>
-                <w:szCs w:val="28"/>
+                <w:sz w:val="25"/>
+                <w:szCs w:val="25"/>
                 <w:rtl/>
               </w:rPr>
               <w:t xml:space="preserve">ذَهَبَ الطَّالِبُ إِلَى الْمَعْرِضِ ……………………… مَعَ أَبِيهِ.</w:t>
@@ -4897,7 +4766,7 @@
       </w:tr>
       <w:tr>
         <w:trPr>
-          <w:trHeight w:val="480" w:hRule="atLeast"/>
+          <w:trHeight w:val="297" w:hRule="atLeast"/>
         </w:trPr>
         <w:tc>
           <w:tcPr>
@@ -4915,7 +4784,7 @@
           </w:tcPr>
           <w:p>
             <w:pPr>
-              <w:spacing w:after="0" w:line="270"/>
+              <w:spacing w:after="0" w:line="208"/>
               <w:jc w:val="center"/>
             </w:pPr>
             <w:r>
@@ -4926,8 +4795,8 @@
                 <w:i w:val="false"/>
                 <w:iCs w:val="false"/>
                 <w:color w:val="111111"/>
-                <w:sz w:val="19"/>
-                <w:szCs w:val="19"/>
+                <w:sz w:val="16"/>
+                <w:szCs w:val="16"/>
               </w:rPr>
               <w:t xml:space="preserve">2.</w:t>
             </w:r>
@@ -4950,7 +4819,7 @@
           <w:p>
             <w:pPr>
               <w:bidi/>
-              <w:spacing w:after="0" w:line="320"/>
+              <w:spacing w:after="0" w:line="208"/>
             </w:pPr>
             <w:r>
               <w:rPr>
@@ -4958,8 +4827,8 @@
                 <w:b w:val="false"/>
                 <w:bCs w:val="false"/>
                 <w:color w:val="111111"/>
-                <w:sz w:val="28"/>
-                <w:szCs w:val="28"/>
+                <w:sz w:val="25"/>
+                <w:szCs w:val="25"/>
                 <w:rtl/>
               </w:rPr>
               <w:t xml:space="preserve">كَانَ الْمَعْرِضُ ……………………… وَفِيهِ دُورُ نَشْرٍ.</w:t>
@@ -4969,7 +4838,7 @@
       </w:tr>
       <w:tr>
         <w:trPr>
-          <w:trHeight w:val="480" w:hRule="atLeast"/>
+          <w:trHeight w:val="297" w:hRule="atLeast"/>
         </w:trPr>
         <w:tc>
           <w:tcPr>
@@ -4987,7 +4856,7 @@
           </w:tcPr>
           <w:p>
             <w:pPr>
-              <w:spacing w:after="0" w:line="270"/>
+              <w:spacing w:after="0" w:line="208"/>
               <w:jc w:val="center"/>
             </w:pPr>
             <w:r>
@@ -4998,8 +4867,8 @@
                 <w:i w:val="false"/>
                 <w:iCs w:val="false"/>
                 <w:color w:val="111111"/>
-                <w:sz w:val="19"/>
-                <w:szCs w:val="19"/>
+                <w:sz w:val="16"/>
+                <w:szCs w:val="16"/>
               </w:rPr>
               <w:t xml:space="preserve">3.</w:t>
             </w:r>
@@ -5022,7 +4891,7 @@
           <w:p>
             <w:pPr>
               <w:bidi/>
-              <w:spacing w:after="0" w:line="320"/>
+              <w:spacing w:after="0" w:line="208"/>
             </w:pPr>
             <w:r>
               <w:rPr>
@@ -5030,8 +4899,8 @@
                 <w:b w:val="false"/>
                 <w:bCs w:val="false"/>
                 <w:color w:val="111111"/>
-                <w:sz w:val="28"/>
-                <w:szCs w:val="28"/>
+                <w:sz w:val="25"/>
+                <w:szCs w:val="25"/>
                 <w:rtl/>
               </w:rPr>
               <w:t xml:space="preserve">اِشْتَرَى قِصَّةً قَصِيرَةً وَكِتَابَ ……………………… .</w:t>
@@ -5041,7 +4910,7 @@
       </w:tr>
       <w:tr>
         <w:trPr>
-          <w:trHeight w:val="480" w:hRule="atLeast"/>
+          <w:trHeight w:val="297" w:hRule="atLeast"/>
         </w:trPr>
         <w:tc>
           <w:tcPr>
@@ -5059,7 +4928,7 @@
           </w:tcPr>
           <w:p>
             <w:pPr>
-              <w:spacing w:after="0" w:line="270"/>
+              <w:spacing w:after="0" w:line="208"/>
               <w:jc w:val="center"/>
             </w:pPr>
             <w:r>
@@ -5070,8 +4939,8 @@
                 <w:i w:val="false"/>
                 <w:iCs w:val="false"/>
                 <w:color w:val="111111"/>
-                <w:sz w:val="19"/>
-                <w:szCs w:val="19"/>
+                <w:sz w:val="16"/>
+                <w:szCs w:val="16"/>
               </w:rPr>
               <w:t xml:space="preserve">4.</w:t>
             </w:r>
@@ -5094,7 +4963,7 @@
           <w:p>
             <w:pPr>
               <w:bidi/>
-              <w:spacing w:after="0" w:line="320"/>
+              <w:spacing w:after="0" w:line="208"/>
             </w:pPr>
             <w:r>
               <w:rPr>
@@ -5102,8 +4971,8 @@
                 <w:b w:val="false"/>
                 <w:bCs w:val="false"/>
                 <w:color w:val="111111"/>
-                <w:sz w:val="28"/>
-                <w:szCs w:val="28"/>
+                <w:sz w:val="25"/>
+                <w:szCs w:val="25"/>
                 <w:rtl/>
               </w:rPr>
               <w:t xml:space="preserve">شَاهَدَ ……………………… يَكْتُبُ الْخَطَّ الْعَرَبِيَّ.</w:t>
@@ -5113,7 +4982,7 @@
       </w:tr>
       <w:tr>
         <w:trPr>
-          <w:trHeight w:val="480" w:hRule="atLeast"/>
+          <w:trHeight w:val="297" w:hRule="atLeast"/>
         </w:trPr>
         <w:tc>
           <w:tcPr>
@@ -5131,7 +5000,7 @@
           </w:tcPr>
           <w:p>
             <w:pPr>
-              <w:spacing w:after="0" w:line="270"/>
+              <w:spacing w:after="0" w:line="208"/>
               <w:jc w:val="center"/>
             </w:pPr>
             <w:r>
@@ -5142,8 +5011,8 @@
                 <w:i w:val="false"/>
                 <w:iCs w:val="false"/>
                 <w:color w:val="111111"/>
-                <w:sz w:val="19"/>
-                <w:szCs w:val="19"/>
+                <w:sz w:val="16"/>
+                <w:szCs w:val="16"/>
               </w:rPr>
               <w:t xml:space="preserve">5.</w:t>
             </w:r>
@@ -5166,7 +5035,7 @@
           <w:p>
             <w:pPr>
               <w:bidi/>
-              <w:spacing w:after="0" w:line="320"/>
+              <w:spacing w:after="0" w:line="208"/>
             </w:pPr>
             <w:r>
               <w:rPr>
@@ -5174,8 +5043,8 @@
                 <w:b w:val="false"/>
                 <w:bCs w:val="false"/>
                 <w:color w:val="111111"/>
-                <w:sz w:val="28"/>
-                <w:szCs w:val="28"/>
+                <w:sz w:val="25"/>
+                <w:szCs w:val="25"/>
                 <w:rtl/>
               </w:rPr>
               <w:t xml:space="preserve">وَقَّعَ ……………………… كِتَابَهُ لَهُ.</w:t>
@@ -5189,7 +5058,7 @@
         <w:tabs>
           <w:tab w:val="right" w:pos="9864"/>
         </w:tabs>
-        <w:spacing w:after="90" w:before="220" w:line="280"/>
+        <w:spacing w:after="27" w:before="66" w:line="208"/>
         <w:ind w:left="340" w:hanging="340"/>
       </w:pPr>
       <w:r>
@@ -5200,16 +5069,16 @@
           <w:i w:val="false"/>
           <w:iCs w:val="false"/>
           <w:color w:val="111111"/>
-          <w:sz w:val="21"/>
-          <w:szCs w:val="21"/>
+          <w:sz w:val="17"/>
+          <w:szCs w:val="17"/>
         </w:rPr>
         <w:t xml:space="preserve">6.</w:t>
       </w:r>
       <w:r>
         <w:rPr>
           <w:rFonts w:ascii="Times New Roman" w:cs="Times New Roman" w:eastAsia="Times New Roman" w:hAnsi="Times New Roman"/>
-          <w:sz w:val="21"/>
-          <w:szCs w:val="21"/>
+          <w:sz w:val="17"/>
+          <w:szCs w:val="17"/>
         </w:rPr>
         <w:tab/>
       </w:r>
@@ -5221,16 +5090,16 @@
           <w:i w:val="false"/>
           <w:iCs w:val="false"/>
           <w:color w:val="111111"/>
-          <w:sz w:val="21"/>
-          <w:szCs w:val="21"/>
+          <w:sz w:val="17"/>
+          <w:szCs w:val="17"/>
         </w:rPr>
         <w:t xml:space="preserve">Aşağıdaki mazi (geçmiş zaman) fiillerinin Türkçe anlamlarını yazınız.</w:t>
       </w:r>
       <w:r>
         <w:rPr>
           <w:rFonts w:ascii="Times New Roman" w:cs="Times New Roman" w:eastAsia="Times New Roman" w:hAnsi="Times New Roman"/>
-          <w:sz w:val="21"/>
-          <w:szCs w:val="21"/>
+          <w:sz w:val="17"/>
+          <w:szCs w:val="17"/>
         </w:rPr>
         <w:tab/>
       </w:r>
@@ -5242,8 +5111,8 @@
           <w:i w:val="false"/>
           <w:iCs w:val="false"/>
           <w:color w:val="55636F"/>
-          <w:sz w:val="18"/>
-          <w:szCs w:val="18"/>
+          <w:sz w:val="15"/>
+          <w:szCs w:val="15"/>
         </w:rPr>
         <w:t xml:space="preserve">(10 puan)</w:t>
       </w:r>
@@ -5251,7 +5120,7 @@
     <w:p>
       <w:pPr>
         <w:keepNext w:val="false"/>
-        <w:spacing w:after="90" w:before="0" w:line="280"/>
+        <w:spacing w:after="27" w:before="0" w:line="208"/>
         <w:ind w:left="340"/>
       </w:pPr>
       <w:r>
@@ -5262,8 +5131,8 @@
           <w:i/>
           <w:iCs/>
           <w:color w:val="5B6772"/>
-          <w:sz w:val="18"/>
-          <w:szCs w:val="18"/>
+          <w:sz w:val="15"/>
+          <w:szCs w:val="15"/>
         </w:rPr>
         <w:t xml:space="preserve">Her doğru cevap 2 puandır.</w:t>
       </w:r>
@@ -5303,7 +5172,7 @@
           </w:tcPr>
           <w:p>
             <w:pPr>
-              <w:spacing w:after="0" w:line="270"/>
+              <w:spacing w:after="0" w:line="208"/>
               <w:jc w:val="center"/>
             </w:pPr>
             <w:r>
@@ -5314,8 +5183,8 @@
                 <w:i w:val="false"/>
                 <w:iCs w:val="false"/>
                 <w:color w:val="111111"/>
-                <w:sz w:val="18"/>
-                <w:szCs w:val="18"/>
+                <w:sz w:val="15"/>
+                <w:szCs w:val="15"/>
               </w:rPr>
               <w:t xml:space="preserve">No</w:t>
             </w:r>
@@ -5335,7 +5204,7 @@
           </w:tcPr>
           <w:p>
             <w:pPr>
-              <w:spacing w:after="0" w:line="270"/>
+              <w:spacing w:after="0" w:line="208"/>
               <w:jc w:val="center"/>
             </w:pPr>
             <w:r>
@@ -5346,8 +5215,8 @@
                 <w:i w:val="false"/>
                 <w:iCs w:val="false"/>
                 <w:color w:val="111111"/>
-                <w:sz w:val="18"/>
-                <w:szCs w:val="18"/>
+                <w:sz w:val="15"/>
+                <w:szCs w:val="15"/>
               </w:rPr>
               <w:t xml:space="preserve">Fiil</w:t>
             </w:r>
@@ -5367,7 +5236,7 @@
           </w:tcPr>
           <w:p>
             <w:pPr>
-              <w:spacing w:after="0" w:line="270"/>
+              <w:spacing w:after="0" w:line="208"/>
               <w:jc w:val="center"/>
             </w:pPr>
             <w:r>
@@ -5378,8 +5247,8 @@
                 <w:i w:val="false"/>
                 <w:iCs w:val="false"/>
                 <w:color w:val="111111"/>
-                <w:sz w:val="18"/>
-                <w:szCs w:val="18"/>
+                <w:sz w:val="15"/>
+                <w:szCs w:val="15"/>
               </w:rPr>
               <w:t xml:space="preserve">Türkçe anlamı</w:t>
             </w:r>
@@ -5388,7 +5257,7 @@
       </w:tr>
       <w:tr>
         <w:trPr>
-          <w:trHeight w:val="430" w:hRule="atLeast"/>
+          <w:trHeight w:val="266" w:hRule="atLeast"/>
         </w:trPr>
         <w:tc>
           <w:tcPr>
@@ -5403,19 +5272,19 @@
           </w:tcPr>
           <w:p>
             <w:pPr>
-              <w:spacing w:after="0" w:line="270"/>
-              <w:jc w:val="center"/>
-            </w:pPr>
-            <w:r>
-              <w:rPr>
-                <w:rFonts w:ascii="Times New Roman" w:cs="Times New Roman" w:eastAsia="Times New Roman" w:hAnsi="Times New Roman"/>
-                <w:b w:val="false"/>
-                <w:bCs w:val="false"/>
-                <w:i w:val="false"/>
-                <w:iCs w:val="false"/>
-                <w:color w:val="111111"/>
-                <w:sz w:val="19"/>
-                <w:szCs w:val="19"/>
+              <w:spacing w:after="0" w:line="208"/>
+              <w:jc w:val="center"/>
+            </w:pPr>
+            <w:r>
+              <w:rPr>
+                <w:rFonts w:ascii="Times New Roman" w:cs="Times New Roman" w:eastAsia="Times New Roman" w:hAnsi="Times New Roman"/>
+                <w:b w:val="false"/>
+                <w:bCs w:val="false"/>
+                <w:i w:val="false"/>
+                <w:iCs w:val="false"/>
+                <w:color w:val="111111"/>
+                <w:sz w:val="16"/>
+                <w:szCs w:val="16"/>
               </w:rPr>
               <w:t xml:space="preserve">1</w:t>
             </w:r>
@@ -5435,7 +5304,7 @@
           <w:p>
             <w:pPr>
               <w:bidi/>
-              <w:spacing w:after="0" w:line="320"/>
+              <w:spacing w:after="0" w:line="208"/>
             </w:pPr>
             <w:r>
               <w:rPr>
@@ -5443,8 +5312,8 @@
                 <w:b w:val="false"/>
                 <w:bCs w:val="false"/>
                 <w:color w:val="111111"/>
-                <w:sz w:val="30"/>
-                <w:szCs w:val="30"/>
+                <w:sz w:val="26"/>
+                <w:szCs w:val="26"/>
                 <w:rtl/>
               </w:rPr>
               <w:t xml:space="preserve">ذَهَبْتُ</w:t>
@@ -5464,18 +5333,18 @@
           </w:tcPr>
           <w:p>
             <w:pPr>
-              <w:spacing w:after="0" w:line="270"/>
-            </w:pPr>
-            <w:r>
-              <w:rPr>
-                <w:rFonts w:ascii="Times New Roman" w:cs="Times New Roman" w:eastAsia="Times New Roman" w:hAnsi="Times New Roman"/>
-                <w:b w:val="false"/>
-                <w:bCs w:val="false"/>
-                <w:i w:val="false"/>
-                <w:iCs w:val="false"/>
-                <w:color w:val="111111"/>
-                <w:sz w:val="20"/>
-                <w:szCs w:val="20"/>
+              <w:spacing w:after="0" w:line="208"/>
+            </w:pPr>
+            <w:r>
+              <w:rPr>
+                <w:rFonts w:ascii="Times New Roman" w:cs="Times New Roman" w:eastAsia="Times New Roman" w:hAnsi="Times New Roman"/>
+                <w:b w:val="false"/>
+                <w:bCs w:val="false"/>
+                <w:i w:val="false"/>
+                <w:iCs w:val="false"/>
+                <w:color w:val="111111"/>
+                <w:sz w:val="17"/>
+                <w:szCs w:val="17"/>
               </w:rPr>
               <w:t xml:space="preserve"/>
             </w:r>
@@ -5484,7 +5353,7 @@
       </w:tr>
       <w:tr>
         <w:trPr>
-          <w:trHeight w:val="430" w:hRule="atLeast"/>
+          <w:trHeight w:val="266" w:hRule="atLeast"/>
         </w:trPr>
         <w:tc>
           <w:tcPr>
@@ -5499,19 +5368,19 @@
           </w:tcPr>
           <w:p>
             <w:pPr>
-              <w:spacing w:after="0" w:line="270"/>
-              <w:jc w:val="center"/>
-            </w:pPr>
-            <w:r>
-              <w:rPr>
-                <w:rFonts w:ascii="Times New Roman" w:cs="Times New Roman" w:eastAsia="Times New Roman" w:hAnsi="Times New Roman"/>
-                <w:b w:val="false"/>
-                <w:bCs w:val="false"/>
-                <w:i w:val="false"/>
-                <w:iCs w:val="false"/>
-                <w:color w:val="111111"/>
-                <w:sz w:val="19"/>
-                <w:szCs w:val="19"/>
+              <w:spacing w:after="0" w:line="208"/>
+              <w:jc w:val="center"/>
+            </w:pPr>
+            <w:r>
+              <w:rPr>
+                <w:rFonts w:ascii="Times New Roman" w:cs="Times New Roman" w:eastAsia="Times New Roman" w:hAnsi="Times New Roman"/>
+                <w:b w:val="false"/>
+                <w:bCs w:val="false"/>
+                <w:i w:val="false"/>
+                <w:iCs w:val="false"/>
+                <w:color w:val="111111"/>
+                <w:sz w:val="16"/>
+                <w:szCs w:val="16"/>
               </w:rPr>
               <w:t xml:space="preserve">2</w:t>
             </w:r>
@@ -5531,7 +5400,7 @@
           <w:p>
             <w:pPr>
               <w:bidi/>
-              <w:spacing w:after="0" w:line="320"/>
+              <w:spacing w:after="0" w:line="208"/>
             </w:pPr>
             <w:r>
               <w:rPr>
@@ -5539,8 +5408,8 @@
                 <w:b w:val="false"/>
                 <w:bCs w:val="false"/>
                 <w:color w:val="111111"/>
-                <w:sz w:val="30"/>
-                <w:szCs w:val="30"/>
+                <w:sz w:val="26"/>
+                <w:szCs w:val="26"/>
                 <w:rtl/>
               </w:rPr>
               <w:t xml:space="preserve">اِشْتَرَى</w:t>
@@ -5560,18 +5429,18 @@
           </w:tcPr>
           <w:p>
             <w:pPr>
-              <w:spacing w:after="0" w:line="270"/>
-            </w:pPr>
-            <w:r>
-              <w:rPr>
-                <w:rFonts w:ascii="Times New Roman" w:cs="Times New Roman" w:eastAsia="Times New Roman" w:hAnsi="Times New Roman"/>
-                <w:b w:val="false"/>
-                <w:bCs w:val="false"/>
-                <w:i w:val="false"/>
-                <w:iCs w:val="false"/>
-                <w:color w:val="111111"/>
-                <w:sz w:val="20"/>
-                <w:szCs w:val="20"/>
+              <w:spacing w:after="0" w:line="208"/>
+            </w:pPr>
+            <w:r>
+              <w:rPr>
+                <w:rFonts w:ascii="Times New Roman" w:cs="Times New Roman" w:eastAsia="Times New Roman" w:hAnsi="Times New Roman"/>
+                <w:b w:val="false"/>
+                <w:bCs w:val="false"/>
+                <w:i w:val="false"/>
+                <w:iCs w:val="false"/>
+                <w:color w:val="111111"/>
+                <w:sz w:val="17"/>
+                <w:szCs w:val="17"/>
               </w:rPr>
               <w:t xml:space="preserve"/>
             </w:r>
@@ -5580,7 +5449,7 @@
       </w:tr>
       <w:tr>
         <w:trPr>
-          <w:trHeight w:val="430" w:hRule="atLeast"/>
+          <w:trHeight w:val="266" w:hRule="atLeast"/>
         </w:trPr>
         <w:tc>
           <w:tcPr>
@@ -5595,19 +5464,19 @@
           </w:tcPr>
           <w:p>
             <w:pPr>
-              <w:spacing w:after="0" w:line="270"/>
-              <w:jc w:val="center"/>
-            </w:pPr>
-            <w:r>
-              <w:rPr>
-                <w:rFonts w:ascii="Times New Roman" w:cs="Times New Roman" w:eastAsia="Times New Roman" w:hAnsi="Times New Roman"/>
-                <w:b w:val="false"/>
-                <w:bCs w:val="false"/>
-                <w:i w:val="false"/>
-                <w:iCs w:val="false"/>
-                <w:color w:val="111111"/>
-                <w:sz w:val="19"/>
-                <w:szCs w:val="19"/>
+              <w:spacing w:after="0" w:line="208"/>
+              <w:jc w:val="center"/>
+            </w:pPr>
+            <w:r>
+              <w:rPr>
+                <w:rFonts w:ascii="Times New Roman" w:cs="Times New Roman" w:eastAsia="Times New Roman" w:hAnsi="Times New Roman"/>
+                <w:b w:val="false"/>
+                <w:bCs w:val="false"/>
+                <w:i w:val="false"/>
+                <w:iCs w:val="false"/>
+                <w:color w:val="111111"/>
+                <w:sz w:val="16"/>
+                <w:szCs w:val="16"/>
               </w:rPr>
               <w:t xml:space="preserve">3</w:t>
             </w:r>
@@ -5627,7 +5496,7 @@
           <w:p>
             <w:pPr>
               <w:bidi/>
-              <w:spacing w:after="0" w:line="320"/>
+              <w:spacing w:after="0" w:line="208"/>
             </w:pPr>
             <w:r>
               <w:rPr>
@@ -5635,8 +5504,8 @@
                 <w:b w:val="false"/>
                 <w:bCs w:val="false"/>
                 <w:color w:val="111111"/>
-                <w:sz w:val="30"/>
-                <w:szCs w:val="30"/>
+                <w:sz w:val="26"/>
+                <w:szCs w:val="26"/>
                 <w:rtl/>
               </w:rPr>
               <w:t xml:space="preserve">شَاهَدْنَا</w:t>
@@ -5656,18 +5525,18 @@
           </w:tcPr>
           <w:p>
             <w:pPr>
-              <w:spacing w:after="0" w:line="270"/>
-            </w:pPr>
-            <w:r>
-              <w:rPr>
-                <w:rFonts w:ascii="Times New Roman" w:cs="Times New Roman" w:eastAsia="Times New Roman" w:hAnsi="Times New Roman"/>
-                <w:b w:val="false"/>
-                <w:bCs w:val="false"/>
-                <w:i w:val="false"/>
-                <w:iCs w:val="false"/>
-                <w:color w:val="111111"/>
-                <w:sz w:val="20"/>
-                <w:szCs w:val="20"/>
+              <w:spacing w:after="0" w:line="208"/>
+            </w:pPr>
+            <w:r>
+              <w:rPr>
+                <w:rFonts w:ascii="Times New Roman" w:cs="Times New Roman" w:eastAsia="Times New Roman" w:hAnsi="Times New Roman"/>
+                <w:b w:val="false"/>
+                <w:bCs w:val="false"/>
+                <w:i w:val="false"/>
+                <w:iCs w:val="false"/>
+                <w:color w:val="111111"/>
+                <w:sz w:val="17"/>
+                <w:szCs w:val="17"/>
               </w:rPr>
               <w:t xml:space="preserve"/>
             </w:r>
@@ -5676,7 +5545,7 @@
       </w:tr>
       <w:tr>
         <w:trPr>
-          <w:trHeight w:val="430" w:hRule="atLeast"/>
+          <w:trHeight w:val="266" w:hRule="atLeast"/>
         </w:trPr>
         <w:tc>
           <w:tcPr>
@@ -5691,19 +5560,19 @@
           </w:tcPr>
           <w:p>
             <w:pPr>
-              <w:spacing w:after="0" w:line="270"/>
-              <w:jc w:val="center"/>
-            </w:pPr>
-            <w:r>
-              <w:rPr>
-                <w:rFonts w:ascii="Times New Roman" w:cs="Times New Roman" w:eastAsia="Times New Roman" w:hAnsi="Times New Roman"/>
-                <w:b w:val="false"/>
-                <w:bCs w:val="false"/>
-                <w:i w:val="false"/>
-                <w:iCs w:val="false"/>
-                <w:color w:val="111111"/>
-                <w:sz w:val="19"/>
-                <w:szCs w:val="19"/>
+              <w:spacing w:after="0" w:line="208"/>
+              <w:jc w:val="center"/>
+            </w:pPr>
+            <w:r>
+              <w:rPr>
+                <w:rFonts w:ascii="Times New Roman" w:cs="Times New Roman" w:eastAsia="Times New Roman" w:hAnsi="Times New Roman"/>
+                <w:b w:val="false"/>
+                <w:bCs w:val="false"/>
+                <w:i w:val="false"/>
+                <w:iCs w:val="false"/>
+                <w:color w:val="111111"/>
+                <w:sz w:val="16"/>
+                <w:szCs w:val="16"/>
               </w:rPr>
               <w:t xml:space="preserve">4</w:t>
             </w:r>
@@ -5723,7 +5592,7 @@
           <w:p>
             <w:pPr>
               <w:bidi/>
-              <w:spacing w:after="0" w:line="320"/>
+              <w:spacing w:after="0" w:line="208"/>
             </w:pPr>
             <w:r>
               <w:rPr>
@@ -5731,8 +5600,8 @@
                 <w:b w:val="false"/>
                 <w:bCs w:val="false"/>
                 <w:color w:val="111111"/>
-                <w:sz w:val="30"/>
-                <w:szCs w:val="30"/>
+                <w:sz w:val="26"/>
+                <w:szCs w:val="26"/>
                 <w:rtl/>
               </w:rPr>
               <w:t xml:space="preserve">كَتَبَتْ</w:t>
@@ -5752,18 +5621,18 @@
           </w:tcPr>
           <w:p>
             <w:pPr>
-              <w:spacing w:after="0" w:line="270"/>
-            </w:pPr>
-            <w:r>
-              <w:rPr>
-                <w:rFonts w:ascii="Times New Roman" w:cs="Times New Roman" w:eastAsia="Times New Roman" w:hAnsi="Times New Roman"/>
-                <w:b w:val="false"/>
-                <w:bCs w:val="false"/>
-                <w:i w:val="false"/>
-                <w:iCs w:val="false"/>
-                <w:color w:val="111111"/>
-                <w:sz w:val="20"/>
-                <w:szCs w:val="20"/>
+              <w:spacing w:after="0" w:line="208"/>
+            </w:pPr>
+            <w:r>
+              <w:rPr>
+                <w:rFonts w:ascii="Times New Roman" w:cs="Times New Roman" w:eastAsia="Times New Roman" w:hAnsi="Times New Roman"/>
+                <w:b w:val="false"/>
+                <w:bCs w:val="false"/>
+                <w:i w:val="false"/>
+                <w:iCs w:val="false"/>
+                <w:color w:val="111111"/>
+                <w:sz w:val="17"/>
+                <w:szCs w:val="17"/>
               </w:rPr>
               <w:t xml:space="preserve"/>
             </w:r>
@@ -5772,7 +5641,7 @@
       </w:tr>
       <w:tr>
         <w:trPr>
-          <w:trHeight w:val="430" w:hRule="atLeast"/>
+          <w:trHeight w:val="266" w:hRule="atLeast"/>
         </w:trPr>
         <w:tc>
           <w:tcPr>
@@ -5787,19 +5656,19 @@
           </w:tcPr>
           <w:p>
             <w:pPr>
-              <w:spacing w:after="0" w:line="270"/>
-              <w:jc w:val="center"/>
-            </w:pPr>
-            <w:r>
-              <w:rPr>
-                <w:rFonts w:ascii="Times New Roman" w:cs="Times New Roman" w:eastAsia="Times New Roman" w:hAnsi="Times New Roman"/>
-                <w:b w:val="false"/>
-                <w:bCs w:val="false"/>
-                <w:i w:val="false"/>
-                <w:iCs w:val="false"/>
-                <w:color w:val="111111"/>
-                <w:sz w:val="19"/>
-                <w:szCs w:val="19"/>
+              <w:spacing w:after="0" w:line="208"/>
+              <w:jc w:val="center"/>
+            </w:pPr>
+            <w:r>
+              <w:rPr>
+                <w:rFonts w:ascii="Times New Roman" w:cs="Times New Roman" w:eastAsia="Times New Roman" w:hAnsi="Times New Roman"/>
+                <w:b w:val="false"/>
+                <w:bCs w:val="false"/>
+                <w:i w:val="false"/>
+                <w:iCs w:val="false"/>
+                <w:color w:val="111111"/>
+                <w:sz w:val="16"/>
+                <w:szCs w:val="16"/>
               </w:rPr>
               <w:t xml:space="preserve">5</w:t>
             </w:r>
@@ -5819,7 +5688,7 @@
           <w:p>
             <w:pPr>
               <w:bidi/>
-              <w:spacing w:after="0" w:line="320"/>
+              <w:spacing w:after="0" w:line="208"/>
             </w:pPr>
             <w:r>
               <w:rPr>
@@ -5827,8 +5696,8 @@
                 <w:b w:val="false"/>
                 <w:bCs w:val="false"/>
                 <w:color w:val="111111"/>
-                <w:sz w:val="30"/>
-                <w:szCs w:val="30"/>
+                <w:sz w:val="26"/>
+                <w:szCs w:val="26"/>
                 <w:rtl/>
               </w:rPr>
               <w:t xml:space="preserve">قَرَؤُوا</w:t>
@@ -5848,18 +5717,18 @@
           </w:tcPr>
           <w:p>
             <w:pPr>
-              <w:spacing w:after="0" w:line="270"/>
-            </w:pPr>
-            <w:r>
-              <w:rPr>
-                <w:rFonts w:ascii="Times New Roman" w:cs="Times New Roman" w:eastAsia="Times New Roman" w:hAnsi="Times New Roman"/>
-                <w:b w:val="false"/>
-                <w:bCs w:val="false"/>
-                <w:i w:val="false"/>
-                <w:iCs w:val="false"/>
-                <w:color w:val="111111"/>
-                <w:sz w:val="20"/>
-                <w:szCs w:val="20"/>
+              <w:spacing w:after="0" w:line="208"/>
+            </w:pPr>
+            <w:r>
+              <w:rPr>
+                <w:rFonts w:ascii="Times New Roman" w:cs="Times New Roman" w:eastAsia="Times New Roman" w:hAnsi="Times New Roman"/>
+                <w:b w:val="false"/>
+                <w:bCs w:val="false"/>
+                <w:i w:val="false"/>
+                <w:iCs w:val="false"/>
+                <w:color w:val="111111"/>
+                <w:sz w:val="17"/>
+                <w:szCs w:val="17"/>
               </w:rPr>
               <w:t xml:space="preserve"/>
             </w:r>
@@ -5872,7 +5741,7 @@
         <w:tabs>
           <w:tab w:val="right" w:pos="9864"/>
         </w:tabs>
-        <w:spacing w:after="90" w:before="220" w:line="280"/>
+        <w:spacing w:after="27" w:before="66" w:line="208"/>
         <w:ind w:left="340" w:hanging="340"/>
       </w:pPr>
       <w:r>
@@ -5883,16 +5752,16 @@
           <w:i w:val="false"/>
           <w:iCs w:val="false"/>
           <w:color w:val="111111"/>
-          <w:sz w:val="21"/>
-          <w:szCs w:val="21"/>
+          <w:sz w:val="17"/>
+          <w:szCs w:val="17"/>
         </w:rPr>
         <w:t xml:space="preserve">7.</w:t>
       </w:r>
       <w:r>
         <w:rPr>
           <w:rFonts w:ascii="Times New Roman" w:cs="Times New Roman" w:eastAsia="Times New Roman" w:hAnsi="Times New Roman"/>
-          <w:sz w:val="21"/>
-          <w:szCs w:val="21"/>
+          <w:sz w:val="17"/>
+          <w:szCs w:val="17"/>
         </w:rPr>
         <w:tab/>
       </w:r>
@@ -5904,16 +5773,16 @@
           <w:i w:val="false"/>
           <w:iCs w:val="false"/>
           <w:color w:val="111111"/>
-          <w:sz w:val="21"/>
-          <w:szCs w:val="21"/>
+          <w:sz w:val="17"/>
+          <w:szCs w:val="17"/>
         </w:rPr>
         <w:t xml:space="preserve">Aşağıdaki soruları okuma metnine göre Arapça cevaplayınız.</w:t>
       </w:r>
       <w:r>
         <w:rPr>
           <w:rFonts w:ascii="Times New Roman" w:cs="Times New Roman" w:eastAsia="Times New Roman" w:hAnsi="Times New Roman"/>
-          <w:sz w:val="21"/>
-          <w:szCs w:val="21"/>
+          <w:sz w:val="17"/>
+          <w:szCs w:val="17"/>
         </w:rPr>
         <w:tab/>
       </w:r>
@@ -5925,8 +5794,8 @@
           <w:i w:val="false"/>
           <w:iCs w:val="false"/>
           <w:color w:val="55636F"/>
-          <w:sz w:val="18"/>
-          <w:szCs w:val="18"/>
+          <w:sz w:val="15"/>
+          <w:szCs w:val="15"/>
         </w:rPr>
         <w:t xml:space="preserve">(15 puan)</w:t>
       </w:r>
@@ -5934,7 +5803,7 @@
     <w:p>
       <w:pPr>
         <w:keepNext w:val="false"/>
-        <w:spacing w:after="90" w:before="0" w:line="280"/>
+        <w:spacing w:after="27" w:before="0" w:line="208"/>
         <w:ind w:left="340"/>
       </w:pPr>
       <w:r>
@@ -5945,8 +5814,8 @@
           <w:i/>
           <w:iCs/>
           <w:color w:val="5B6772"/>
-          <w:sz w:val="18"/>
-          <w:szCs w:val="18"/>
+          <w:sz w:val="15"/>
+          <w:szCs w:val="15"/>
         </w:rPr>
         <w:t xml:space="preserve">Her doğru cevap 3 puandır.</w:t>
       </w:r>
@@ -5986,7 +5855,7 @@
           </w:tcPr>
           <w:p>
             <w:pPr>
-              <w:spacing w:after="0" w:line="270"/>
+              <w:spacing w:after="0" w:line="208"/>
               <w:jc w:val="center"/>
             </w:pPr>
             <w:r>
@@ -5997,8 +5866,8 @@
                 <w:i w:val="false"/>
                 <w:iCs w:val="false"/>
                 <w:color w:val="111111"/>
-                <w:sz w:val="18"/>
-                <w:szCs w:val="18"/>
+                <w:sz w:val="15"/>
+                <w:szCs w:val="15"/>
               </w:rPr>
               <w:t xml:space="preserve">No</w:t>
             </w:r>
@@ -6018,7 +5887,7 @@
           </w:tcPr>
           <w:p>
             <w:pPr>
-              <w:spacing w:after="0" w:line="270"/>
+              <w:spacing w:after="0" w:line="208"/>
               <w:jc w:val="center"/>
             </w:pPr>
             <w:r>
@@ -6029,8 +5898,8 @@
                 <w:i w:val="false"/>
                 <w:iCs w:val="false"/>
                 <w:color w:val="111111"/>
-                <w:sz w:val="18"/>
-                <w:szCs w:val="18"/>
+                <w:sz w:val="15"/>
+                <w:szCs w:val="15"/>
               </w:rPr>
               <w:t xml:space="preserve">Soru</w:t>
             </w:r>
@@ -6050,7 +5919,7 @@
           </w:tcPr>
           <w:p>
             <w:pPr>
-              <w:spacing w:after="0" w:line="270"/>
+              <w:spacing w:after="0" w:line="208"/>
               <w:jc w:val="center"/>
             </w:pPr>
             <w:r>
@@ -6061,8 +5930,8 @@
                 <w:i w:val="false"/>
                 <w:iCs w:val="false"/>
                 <w:color w:val="111111"/>
-                <w:sz w:val="18"/>
-                <w:szCs w:val="18"/>
+                <w:sz w:val="15"/>
+                <w:szCs w:val="15"/>
               </w:rPr>
               <w:t xml:space="preserve">Arapça cevabın</w:t>
             </w:r>
@@ -6071,7 +5940,7 @@
       </w:tr>
       <w:tr>
         <w:trPr>
-          <w:trHeight w:val="520" w:hRule="atLeast"/>
+          <w:trHeight w:val="322" w:hRule="atLeast"/>
         </w:trPr>
         <w:tc>
           <w:tcPr>
@@ -6086,19 +5955,19 @@
           </w:tcPr>
           <w:p>
             <w:pPr>
-              <w:spacing w:after="0" w:line="270"/>
-              <w:jc w:val="center"/>
-            </w:pPr>
-            <w:r>
-              <w:rPr>
-                <w:rFonts w:ascii="Times New Roman" w:cs="Times New Roman" w:eastAsia="Times New Roman" w:hAnsi="Times New Roman"/>
-                <w:b w:val="false"/>
-                <w:bCs w:val="false"/>
-                <w:i w:val="false"/>
-                <w:iCs w:val="false"/>
-                <w:color w:val="111111"/>
-                <w:sz w:val="19"/>
-                <w:szCs w:val="19"/>
+              <w:spacing w:after="0" w:line="208"/>
+              <w:jc w:val="center"/>
+            </w:pPr>
+            <w:r>
+              <w:rPr>
+                <w:rFonts w:ascii="Times New Roman" w:cs="Times New Roman" w:eastAsia="Times New Roman" w:hAnsi="Times New Roman"/>
+                <w:b w:val="false"/>
+                <w:bCs w:val="false"/>
+                <w:i w:val="false"/>
+                <w:iCs w:val="false"/>
+                <w:color w:val="111111"/>
+                <w:sz w:val="16"/>
+                <w:szCs w:val="16"/>
               </w:rPr>
               <w:t xml:space="preserve">1</w:t>
             </w:r>
@@ -6117,18 +5986,18 @@
           </w:tcPr>
           <w:p>
             <w:pPr>
-              <w:spacing w:after="0" w:line="270"/>
-            </w:pPr>
-            <w:r>
-              <w:rPr>
-                <w:rFonts w:ascii="Times New Roman" w:cs="Times New Roman" w:eastAsia="Times New Roman" w:hAnsi="Times New Roman"/>
-                <w:b w:val="false"/>
-                <w:bCs w:val="false"/>
-                <w:i w:val="false"/>
-                <w:iCs w:val="false"/>
-                <w:color w:val="111111"/>
-                <w:sz w:val="20"/>
-                <w:szCs w:val="20"/>
+              <w:spacing w:after="0" w:line="208"/>
+            </w:pPr>
+            <w:r>
+              <w:rPr>
+                <w:rFonts w:ascii="Times New Roman" w:cs="Times New Roman" w:eastAsia="Times New Roman" w:hAnsi="Times New Roman"/>
+                <w:b w:val="false"/>
+                <w:bCs w:val="false"/>
+                <w:i w:val="false"/>
+                <w:iCs w:val="false"/>
+                <w:color w:val="111111"/>
+                <w:sz w:val="17"/>
+                <w:szCs w:val="17"/>
               </w:rPr>
               <w:t xml:space="preserve">Öğrenci fuara kiminle gitti?</w:t>
             </w:r>
@@ -6148,7 +6017,7 @@
           <w:p>
             <w:pPr>
               <w:bidi/>
-              <w:spacing w:after="0" w:line="320"/>
+              <w:spacing w:after="0" w:line="208"/>
             </w:pPr>
             <w:r>
               <w:rPr>
@@ -6156,8 +6025,8 @@
                 <w:b w:val="false"/>
                 <w:bCs w:val="false"/>
                 <w:color w:val="111111"/>
-                <w:sz w:val="28"/>
-                <w:szCs w:val="28"/>
+                <w:sz w:val="25"/>
+                <w:szCs w:val="25"/>
                 <w:rtl/>
               </w:rPr>
               <w:t xml:space="preserve"/>
@@ -6167,7 +6036,7 @@
       </w:tr>
       <w:tr>
         <w:trPr>
-          <w:trHeight w:val="520" w:hRule="atLeast"/>
+          <w:trHeight w:val="322" w:hRule="atLeast"/>
         </w:trPr>
         <w:tc>
           <w:tcPr>
@@ -6182,19 +6051,19 @@
           </w:tcPr>
           <w:p>
             <w:pPr>
-              <w:spacing w:after="0" w:line="270"/>
-              <w:jc w:val="center"/>
-            </w:pPr>
-            <w:r>
-              <w:rPr>
-                <w:rFonts w:ascii="Times New Roman" w:cs="Times New Roman" w:eastAsia="Times New Roman" w:hAnsi="Times New Roman"/>
-                <w:b w:val="false"/>
-                <w:bCs w:val="false"/>
-                <w:i w:val="false"/>
-                <w:iCs w:val="false"/>
-                <w:color w:val="111111"/>
-                <w:sz w:val="19"/>
-                <w:szCs w:val="19"/>
+              <w:spacing w:after="0" w:line="208"/>
+              <w:jc w:val="center"/>
+            </w:pPr>
+            <w:r>
+              <w:rPr>
+                <w:rFonts w:ascii="Times New Roman" w:cs="Times New Roman" w:eastAsia="Times New Roman" w:hAnsi="Times New Roman"/>
+                <w:b w:val="false"/>
+                <w:bCs w:val="false"/>
+                <w:i w:val="false"/>
+                <w:iCs w:val="false"/>
+                <w:color w:val="111111"/>
+                <w:sz w:val="16"/>
+                <w:szCs w:val="16"/>
               </w:rPr>
               <w:t xml:space="preserve">2</w:t>
             </w:r>
@@ -6213,18 +6082,18 @@
           </w:tcPr>
           <w:p>
             <w:pPr>
-              <w:spacing w:after="0" w:line="270"/>
-            </w:pPr>
-            <w:r>
-              <w:rPr>
-                <w:rFonts w:ascii="Times New Roman" w:cs="Times New Roman" w:eastAsia="Times New Roman" w:hAnsi="Times New Roman"/>
-                <w:b w:val="false"/>
-                <w:bCs w:val="false"/>
-                <w:i w:val="false"/>
-                <w:iCs w:val="false"/>
-                <w:color w:val="111111"/>
-                <w:sz w:val="20"/>
-                <w:szCs w:val="20"/>
+              <w:spacing w:after="0" w:line="208"/>
+            </w:pPr>
+            <w:r>
+              <w:rPr>
+                <w:rFonts w:ascii="Times New Roman" w:cs="Times New Roman" w:eastAsia="Times New Roman" w:hAnsi="Times New Roman"/>
+                <w:b w:val="false"/>
+                <w:bCs w:val="false"/>
+                <w:i w:val="false"/>
+                <w:iCs w:val="false"/>
+                <w:color w:val="111111"/>
+                <w:sz w:val="17"/>
+                <w:szCs w:val="17"/>
               </w:rPr>
               <w:t xml:space="preserve">Fuar nasıldı?</w:t>
             </w:r>
@@ -6244,7 +6113,7 @@
           <w:p>
             <w:pPr>
               <w:bidi/>
-              <w:spacing w:after="0" w:line="320"/>
+              <w:spacing w:after="0" w:line="208"/>
             </w:pPr>
             <w:r>
               <w:rPr>
@@ -6252,8 +6121,8 @@
                 <w:b w:val="false"/>
                 <w:bCs w:val="false"/>
                 <w:color w:val="111111"/>
-                <w:sz w:val="28"/>
-                <w:szCs w:val="28"/>
+                <w:sz w:val="25"/>
+                <w:szCs w:val="25"/>
                 <w:rtl/>
               </w:rPr>
               <w:t xml:space="preserve"/>
@@ -6263,7 +6132,7 @@
       </w:tr>
       <w:tr>
         <w:trPr>
-          <w:trHeight w:val="520" w:hRule="atLeast"/>
+          <w:trHeight w:val="322" w:hRule="atLeast"/>
         </w:trPr>
         <w:tc>
           <w:tcPr>
@@ -6278,19 +6147,19 @@
           </w:tcPr>
           <w:p>
             <w:pPr>
-              <w:spacing w:after="0" w:line="270"/>
-              <w:jc w:val="center"/>
-            </w:pPr>
-            <w:r>
-              <w:rPr>
-                <w:rFonts w:ascii="Times New Roman" w:cs="Times New Roman" w:eastAsia="Times New Roman" w:hAnsi="Times New Roman"/>
-                <w:b w:val="false"/>
-                <w:bCs w:val="false"/>
-                <w:i w:val="false"/>
-                <w:iCs w:val="false"/>
-                <w:color w:val="111111"/>
-                <w:sz w:val="19"/>
-                <w:szCs w:val="19"/>
+              <w:spacing w:after="0" w:line="208"/>
+              <w:jc w:val="center"/>
+            </w:pPr>
+            <w:r>
+              <w:rPr>
+                <w:rFonts w:ascii="Times New Roman" w:cs="Times New Roman" w:eastAsia="Times New Roman" w:hAnsi="Times New Roman"/>
+                <w:b w:val="false"/>
+                <w:bCs w:val="false"/>
+                <w:i w:val="false"/>
+                <w:iCs w:val="false"/>
+                <w:color w:val="111111"/>
+                <w:sz w:val="16"/>
+                <w:szCs w:val="16"/>
               </w:rPr>
               <w:t xml:space="preserve">3</w:t>
             </w:r>
@@ -6309,18 +6178,18 @@
           </w:tcPr>
           <w:p>
             <w:pPr>
-              <w:spacing w:after="0" w:line="270"/>
-            </w:pPr>
-            <w:r>
-              <w:rPr>
-                <w:rFonts w:ascii="Times New Roman" w:cs="Times New Roman" w:eastAsia="Times New Roman" w:hAnsi="Times New Roman"/>
-                <w:b w:val="false"/>
-                <w:bCs w:val="false"/>
-                <w:i w:val="false"/>
-                <w:iCs w:val="false"/>
-                <w:color w:val="111111"/>
-                <w:sz w:val="20"/>
-                <w:szCs w:val="20"/>
+              <w:spacing w:after="0" w:line="208"/>
+            </w:pPr>
+            <w:r>
+              <w:rPr>
+                <w:rFonts w:ascii="Times New Roman" w:cs="Times New Roman" w:eastAsia="Times New Roman" w:hAnsi="Times New Roman"/>
+                <w:b w:val="false"/>
+                <w:bCs w:val="false"/>
+                <w:i w:val="false"/>
+                <w:iCs w:val="false"/>
+                <w:color w:val="111111"/>
+                <w:sz w:val="17"/>
+                <w:szCs w:val="17"/>
               </w:rPr>
               <w:t xml:space="preserve">Fuardan neler satın aldı?</w:t>
             </w:r>
@@ -6340,7 +6209,7 @@
           <w:p>
             <w:pPr>
               <w:bidi/>
-              <w:spacing w:after="0" w:line="320"/>
+              <w:spacing w:after="0" w:line="208"/>
             </w:pPr>
             <w:r>
               <w:rPr>
@@ -6348,8 +6217,8 @@
                 <w:b w:val="false"/>
                 <w:bCs w:val="false"/>
                 <w:color w:val="111111"/>
-                <w:sz w:val="28"/>
-                <w:szCs w:val="28"/>
+                <w:sz w:val="25"/>
+                <w:szCs w:val="25"/>
                 <w:rtl/>
               </w:rPr>
               <w:t xml:space="preserve"/>
@@ -6359,7 +6228,7 @@
       </w:tr>
       <w:tr>
         <w:trPr>
-          <w:trHeight w:val="520" w:hRule="atLeast"/>
+          <w:trHeight w:val="322" w:hRule="atLeast"/>
         </w:trPr>
         <w:tc>
           <w:tcPr>
@@ -6374,19 +6243,19 @@
           </w:tcPr>
           <w:p>
             <w:pPr>
-              <w:spacing w:after="0" w:line="270"/>
-              <w:jc w:val="center"/>
-            </w:pPr>
-            <w:r>
-              <w:rPr>
-                <w:rFonts w:ascii="Times New Roman" w:cs="Times New Roman" w:eastAsia="Times New Roman" w:hAnsi="Times New Roman"/>
-                <w:b w:val="false"/>
-                <w:bCs w:val="false"/>
-                <w:i w:val="false"/>
-                <w:iCs w:val="false"/>
-                <w:color w:val="111111"/>
-                <w:sz w:val="19"/>
-                <w:szCs w:val="19"/>
+              <w:spacing w:after="0" w:line="208"/>
+              <w:jc w:val="center"/>
+            </w:pPr>
+            <w:r>
+              <w:rPr>
+                <w:rFonts w:ascii="Times New Roman" w:cs="Times New Roman" w:eastAsia="Times New Roman" w:hAnsi="Times New Roman"/>
+                <w:b w:val="false"/>
+                <w:bCs w:val="false"/>
+                <w:i w:val="false"/>
+                <w:iCs w:val="false"/>
+                <w:color w:val="111111"/>
+                <w:sz w:val="16"/>
+                <w:szCs w:val="16"/>
               </w:rPr>
               <w:t xml:space="preserve">4</w:t>
             </w:r>
@@ -6405,18 +6274,18 @@
           </w:tcPr>
           <w:p>
             <w:pPr>
-              <w:spacing w:after="0" w:line="270"/>
-            </w:pPr>
-            <w:r>
-              <w:rPr>
-                <w:rFonts w:ascii="Times New Roman" w:cs="Times New Roman" w:eastAsia="Times New Roman" w:hAnsi="Times New Roman"/>
-                <w:b w:val="false"/>
-                <w:bCs w:val="false"/>
-                <w:i w:val="false"/>
-                <w:iCs w:val="false"/>
-                <w:color w:val="111111"/>
-                <w:sz w:val="20"/>
-                <w:szCs w:val="20"/>
+              <w:spacing w:after="0" w:line="208"/>
+            </w:pPr>
+            <w:r>
+              <w:rPr>
+                <w:rFonts w:ascii="Times New Roman" w:cs="Times New Roman" w:eastAsia="Times New Roman" w:hAnsi="Times New Roman"/>
+                <w:b w:val="false"/>
+                <w:bCs w:val="false"/>
+                <w:i w:val="false"/>
+                <w:iCs w:val="false"/>
+                <w:color w:val="111111"/>
+                <w:sz w:val="17"/>
+                <w:szCs w:val="17"/>
               </w:rPr>
               <w:t xml:space="preserve">El sanatları bölümünde kimi gördü?</w:t>
             </w:r>
@@ -6436,7 +6305,7 @@
           <w:p>
             <w:pPr>
               <w:bidi/>
-              <w:spacing w:after="0" w:line="320"/>
+              <w:spacing w:after="0" w:line="208"/>
             </w:pPr>
             <w:r>
               <w:rPr>
@@ -6444,8 +6313,8 @@
                 <w:b w:val="false"/>
                 <w:bCs w:val="false"/>
                 <w:color w:val="111111"/>
-                <w:sz w:val="28"/>
-                <w:szCs w:val="28"/>
+                <w:sz w:val="25"/>
+                <w:szCs w:val="25"/>
                 <w:rtl/>
               </w:rPr>
               <w:t xml:space="preserve"/>
@@ -6455,7 +6324,7 @@
       </w:tr>
       <w:tr>
         <w:trPr>
-          <w:trHeight w:val="520" w:hRule="atLeast"/>
+          <w:trHeight w:val="322" w:hRule="atLeast"/>
         </w:trPr>
         <w:tc>
           <w:tcPr>
@@ -6470,19 +6339,19 @@
           </w:tcPr>
           <w:p>
             <w:pPr>
-              <w:spacing w:after="0" w:line="270"/>
-              <w:jc w:val="center"/>
-            </w:pPr>
-            <w:r>
-              <w:rPr>
-                <w:rFonts w:ascii="Times New Roman" w:cs="Times New Roman" w:eastAsia="Times New Roman" w:hAnsi="Times New Roman"/>
-                <w:b w:val="false"/>
-                <w:bCs w:val="false"/>
-                <w:i w:val="false"/>
-                <w:iCs w:val="false"/>
-                <w:color w:val="111111"/>
-                <w:sz w:val="19"/>
-                <w:szCs w:val="19"/>
+              <w:spacing w:after="0" w:line="208"/>
+              <w:jc w:val="center"/>
+            </w:pPr>
+            <w:r>
+              <w:rPr>
+                <w:rFonts w:ascii="Times New Roman" w:cs="Times New Roman" w:eastAsia="Times New Roman" w:hAnsi="Times New Roman"/>
+                <w:b w:val="false"/>
+                <w:bCs w:val="false"/>
+                <w:i w:val="false"/>
+                <w:iCs w:val="false"/>
+                <w:color w:val="111111"/>
+                <w:sz w:val="16"/>
+                <w:szCs w:val="16"/>
               </w:rPr>
               <w:t xml:space="preserve">5</w:t>
             </w:r>
@@ -6501,18 +6370,18 @@
           </w:tcPr>
           <w:p>
             <w:pPr>
-              <w:spacing w:after="0" w:line="270"/>
-            </w:pPr>
-            <w:r>
-              <w:rPr>
-                <w:rFonts w:ascii="Times New Roman" w:cs="Times New Roman" w:eastAsia="Times New Roman" w:hAnsi="Times New Roman"/>
-                <w:b w:val="false"/>
-                <w:bCs w:val="false"/>
-                <w:i w:val="false"/>
-                <w:iCs w:val="false"/>
-                <w:color w:val="111111"/>
-                <w:sz w:val="20"/>
-                <w:szCs w:val="20"/>
+              <w:spacing w:after="0" w:line="208"/>
+            </w:pPr>
+            <w:r>
+              <w:rPr>
+                <w:rFonts w:ascii="Times New Roman" w:cs="Times New Roman" w:eastAsia="Times New Roman" w:hAnsi="Times New Roman"/>
+                <w:b w:val="false"/>
+                <w:bCs w:val="false"/>
+                <w:i w:val="false"/>
+                <w:iCs w:val="false"/>
+                <w:color w:val="111111"/>
+                <w:sz w:val="17"/>
+                <w:szCs w:val="17"/>
               </w:rPr>
               <w:t xml:space="preserve">Yazar kitabını niçin imzaladı?</w:t>
             </w:r>
@@ -6532,7 +6401,7 @@
           <w:p>
             <w:pPr>
               <w:bidi/>
-              <w:spacing w:after="0" w:line="320"/>
+              <w:spacing w:after="0" w:line="208"/>
             </w:pPr>
             <w:r>
               <w:rPr>
@@ -6540,8 +6409,8 @@
                 <w:b w:val="false"/>
                 <w:bCs w:val="false"/>
                 <w:color w:val="111111"/>
-                <w:sz w:val="28"/>
-                <w:szCs w:val="28"/>
+                <w:sz w:val="25"/>
+                <w:szCs w:val="25"/>
                 <w:rtl/>
               </w:rPr>
               <w:t xml:space="preserve"/>
@@ -6555,7 +6424,7 @@
         <w:tabs>
           <w:tab w:val="right" w:pos="9864"/>
         </w:tabs>
-        <w:spacing w:after="90" w:before="220" w:line="280"/>
+        <w:spacing w:after="27" w:before="66" w:line="208"/>
         <w:ind w:left="340" w:hanging="340"/>
       </w:pPr>
       <w:r>
@@ -6566,16 +6435,16 @@
           <w:i w:val="false"/>
           <w:iCs w:val="false"/>
           <w:color w:val="111111"/>
-          <w:sz w:val="21"/>
-          <w:szCs w:val="21"/>
+          <w:sz w:val="17"/>
+          <w:szCs w:val="17"/>
         </w:rPr>
         <w:t xml:space="preserve">8.</w:t>
       </w:r>
       <w:r>
         <w:rPr>
           <w:rFonts w:ascii="Times New Roman" w:cs="Times New Roman" w:eastAsia="Times New Roman" w:hAnsi="Times New Roman"/>
-          <w:sz w:val="21"/>
-          <w:szCs w:val="21"/>
+          <w:sz w:val="17"/>
+          <w:szCs w:val="17"/>
         </w:rPr>
         <w:tab/>
       </w:r>
@@ -6587,16 +6456,16 @@
           <w:i w:val="false"/>
           <w:iCs w:val="false"/>
           <w:color w:val="111111"/>
-          <w:sz w:val="21"/>
-          <w:szCs w:val="21"/>
+          <w:sz w:val="17"/>
+          <w:szCs w:val="17"/>
         </w:rPr>
         <w:t xml:space="preserve">Bir arkadaşınıza ya da komşunuza yardım ettiğiniz bir günü anlatan kısa bir metin yazınız.</w:t>
       </w:r>
       <w:r>
         <w:rPr>
           <w:rFonts w:ascii="Times New Roman" w:cs="Times New Roman" w:eastAsia="Times New Roman" w:hAnsi="Times New Roman"/>
-          <w:sz w:val="21"/>
-          <w:szCs w:val="21"/>
+          <w:sz w:val="17"/>
+          <w:szCs w:val="17"/>
         </w:rPr>
         <w:tab/>
       </w:r>
@@ -6608,8 +6477,8 @@
           <w:i w:val="false"/>
           <w:iCs w:val="false"/>
           <w:color w:val="55636F"/>
-          <w:sz w:val="18"/>
-          <w:szCs w:val="18"/>
+          <w:sz w:val="15"/>
+          <w:szCs w:val="15"/>
         </w:rPr>
         <w:t xml:space="preserve">(15 puan)</w:t>
       </w:r>
@@ -6617,7 +6486,7 @@
     <w:p>
       <w:pPr>
         <w:keepNext w:val="false"/>
-        <w:spacing w:after="90" w:before="0" w:line="280"/>
+        <w:spacing w:after="27" w:before="0" w:line="208"/>
         <w:ind w:left="340"/>
       </w:pPr>
       <w:r>
@@ -6628,8 +6497,8 @@
           <w:i/>
           <w:iCs/>
           <w:color w:val="5B6772"/>
-          <w:sz w:val="18"/>
-          <w:szCs w:val="18"/>
+          <w:sz w:val="15"/>
+          <w:szCs w:val="15"/>
         </w:rPr>
         <w:t xml:space="preserve">En az altı satır yazınız. Mazi fiilleri ve bağlaçları kullanınız.</w:t>
       </w:r>
@@ -6664,7 +6533,7 @@
           </w:tcPr>
           <w:p>
             <w:pPr>
-              <w:spacing w:after="50"/>
+              <w:spacing w:after="15"/>
             </w:pPr>
             <w:r>
               <w:rPr>
@@ -6674,8 +6543,8 @@
                 <w:i w:val="false"/>
                 <w:iCs w:val="false"/>
                 <w:color w:val="39454F"/>
-                <w:sz w:val="17"/>
-                <w:szCs w:val="17"/>
+                <w:sz w:val="14"/>
+                <w:szCs w:val="14"/>
               </w:rPr>
               <w:t xml:space="preserve">KELİME HAVUZU</w:t>
             </w:r>
@@ -6683,7 +6552,7 @@
           <w:p>
             <w:pPr>
               <w:bidi/>
-              <w:spacing w:after="0" w:line="360"/>
+              <w:spacing w:after="0" w:line="208"/>
               <w:jc w:val="center"/>
             </w:pPr>
             <w:r>
@@ -6692,8 +6561,8 @@
                 <w:b w:val="false"/>
                 <w:bCs w:val="false"/>
                 <w:color w:val="111111"/>
-                <w:sz w:val="30"/>
-                <w:szCs w:val="30"/>
+                <w:sz w:val="26"/>
+                <w:szCs w:val="26"/>
                 <w:rtl/>
               </w:rPr>
               <w:t xml:space="preserve">سَاعَدْتُ   —   صَدِيقِي   —   جَارِي   —   اَلتَّعَاوُنُ   —   ثُمَّ   —   لِأَنَّ   —   شَكَرَنِي   —   سَعِيدٌ</w:t>
@@ -6704,7 +6573,7 @@
     </w:tbl>
     <w:p>
       <w:pPr>
-        <w:spacing w:after="80"/>
+        <w:spacing w:after="24"/>
       </w:pPr>
       <w:r>
         <w:rPr>
@@ -6714,30 +6583,8 @@
           <w:i w:val="false"/>
           <w:iCs w:val="false"/>
           <w:color w:val="111111"/>
-          <w:sz w:val="21"/>
-          <w:szCs w:val="21"/>
-        </w:rPr>
-        <w:t xml:space="preserve"/>
-      </w:r>
-    </w:p>
-    <w:p>
-      <w:pPr>
-        <w:pBdr>
-          <w:bottom w:val="dotted" w:color="97A4B1" w:sz="6"/>
-        </w:pBdr>
-        <w:bidi/>
-        <w:spacing w:after="210" w:line="300"/>
-      </w:pPr>
-      <w:r>
-        <w:rPr>
-          <w:rFonts w:ascii="Times New Roman" w:cs="Times New Roman" w:eastAsia="Times New Roman" w:hAnsi="Times New Roman"/>
-          <w:b w:val="false"/>
-          <w:bCs w:val="false"/>
-          <w:i w:val="false"/>
-          <w:iCs w:val="false"/>
-          <w:color w:val="111111"/>
-          <w:sz w:val="21"/>
-          <w:szCs w:val="21"/>
+          <w:sz w:val="17"/>
+          <w:szCs w:val="17"/>
         </w:rPr>
         <w:t xml:space="preserve"/>
       </w:r>
@@ -6748,7 +6595,7 @@
           <w:bottom w:val="dotted" w:color="96A3B0" w:sz="6"/>
         </w:pBdr>
         <w:bidi/>
-        <w:spacing w:after="210" w:line="300"/>
+        <w:spacing w:after="63" w:line="208"/>
       </w:pPr>
       <w:r>
         <w:rPr>
@@ -6758,30 +6605,8 @@
           <w:i w:val="false"/>
           <w:iCs w:val="false"/>
           <w:color w:val="111111"/>
-          <w:sz w:val="21"/>
-          <w:szCs w:val="21"/>
-        </w:rPr>
-        <w:t xml:space="preserve"/>
-      </w:r>
-    </w:p>
-    <w:p>
-      <w:pPr>
-        <w:pBdr>
-          <w:bottom w:val="dotted" w:color="97A4B1" w:sz="6"/>
-        </w:pBdr>
-        <w:bidi/>
-        <w:spacing w:after="210" w:line="300"/>
-      </w:pPr>
-      <w:r>
-        <w:rPr>
-          <w:rFonts w:ascii="Times New Roman" w:cs="Times New Roman" w:eastAsia="Times New Roman" w:hAnsi="Times New Roman"/>
-          <w:b w:val="false"/>
-          <w:bCs w:val="false"/>
-          <w:i w:val="false"/>
-          <w:iCs w:val="false"/>
-          <w:color w:val="111111"/>
-          <w:sz w:val="21"/>
-          <w:szCs w:val="21"/>
+          <w:sz w:val="17"/>
+          <w:szCs w:val="17"/>
         </w:rPr>
         <w:t xml:space="preserve"/>
       </w:r>
@@ -6792,7 +6617,7 @@
           <w:bottom w:val="dotted" w:color="96A3B0" w:sz="6"/>
         </w:pBdr>
         <w:bidi/>
-        <w:spacing w:after="210" w:line="300"/>
+        <w:spacing w:after="63" w:line="208"/>
       </w:pPr>
       <w:r>
         <w:rPr>
@@ -6802,19 +6627,15 @@
           <w:i w:val="false"/>
           <w:iCs w:val="false"/>
           <w:color w:val="111111"/>
-          <w:sz w:val="21"/>
-          <w:szCs w:val="21"/>
+          <w:sz w:val="17"/>
+          <w:szCs w:val="17"/>
         </w:rPr>
         <w:t xml:space="preserve"/>
       </w:r>
     </w:p>
     <w:p>
       <w:pPr>
-        <w:pBdr>
-          <w:bottom w:val="dotted" w:color="97A4B1" w:sz="6"/>
-        </w:pBdr>
-        <w:bidi/>
-        <w:spacing w:after="210" w:line="300"/>
+        <w:spacing w:after="54"/>
       </w:pPr>
       <w:r>
         <w:rPr>
@@ -6824,70 +6645,8 @@
           <w:i w:val="false"/>
           <w:iCs w:val="false"/>
           <w:color w:val="111111"/>
-          <w:sz w:val="21"/>
-          <w:szCs w:val="21"/>
-        </w:rPr>
-        <w:t xml:space="preserve"/>
-      </w:r>
-    </w:p>
-    <w:p>
-      <w:pPr>
-        <w:pBdr>
-          <w:bottom w:val="dotted" w:color="96A3B0" w:sz="6"/>
-        </w:pBdr>
-        <w:bidi/>
-        <w:spacing w:after="210" w:line="300"/>
-      </w:pPr>
-      <w:r>
-        <w:rPr>
-          <w:rFonts w:ascii="Times New Roman" w:cs="Times New Roman" w:eastAsia="Times New Roman" w:hAnsi="Times New Roman"/>
-          <w:b w:val="false"/>
-          <w:bCs w:val="false"/>
-          <w:i w:val="false"/>
-          <w:iCs w:val="false"/>
-          <w:color w:val="111111"/>
-          <w:sz w:val="21"/>
-          <w:szCs w:val="21"/>
-        </w:rPr>
-        <w:t xml:space="preserve"/>
-      </w:r>
-    </w:p>
-    <w:p>
-      <w:pPr>
-        <w:pBdr>
-          <w:bottom w:val="dotted" w:color="97A4B1" w:sz="6"/>
-        </w:pBdr>
-        <w:bidi/>
-        <w:spacing w:after="210" w:line="300"/>
-      </w:pPr>
-      <w:r>
-        <w:rPr>
-          <w:rFonts w:ascii="Times New Roman" w:cs="Times New Roman" w:eastAsia="Times New Roman" w:hAnsi="Times New Roman"/>
-          <w:b w:val="false"/>
-          <w:bCs w:val="false"/>
-          <w:i w:val="false"/>
-          <w:iCs w:val="false"/>
-          <w:color w:val="111111"/>
-          <w:sz w:val="21"/>
-          <w:szCs w:val="21"/>
-        </w:rPr>
-        <w:t xml:space="preserve"/>
-      </w:r>
-    </w:p>
-    <w:p>
-      <w:pPr>
-        <w:spacing w:after="180"/>
-      </w:pPr>
-      <w:r>
-        <w:rPr>
-          <w:rFonts w:ascii="Times New Roman" w:cs="Times New Roman" w:eastAsia="Times New Roman" w:hAnsi="Times New Roman"/>
-          <w:b w:val="false"/>
-          <w:bCs w:val="false"/>
-          <w:i w:val="false"/>
-          <w:iCs w:val="false"/>
-          <w:color w:val="111111"/>
-          <w:sz w:val="21"/>
-          <w:szCs w:val="21"/>
+          <w:sz w:val="17"/>
+          <w:szCs w:val="17"/>
         </w:rPr>
         <w:t xml:space="preserve"/>
       </w:r>
@@ -6895,7 +6654,7 @@
     <w:p>
       <w:pPr>
         <w:keepNext w:val="false"/>
-        <w:spacing w:after="70" w:before="0" w:line="280"/>
+        <w:spacing w:after="21" w:before="0" w:line="208"/>
         <w:jc w:val="center"/>
       </w:pPr>
       <w:r>
@@ -6906,8 +6665,8 @@
           <w:i/>
           <w:iCs/>
           <w:color w:val="5B6772"/>
-          <w:sz w:val="19"/>
-          <w:szCs w:val="19"/>
+          <w:sz w:val="16"/>
+          <w:szCs w:val="16"/>
         </w:rPr>
         <w:t xml:space="preserve">Başarılar dilerim.</w:t>
       </w:r>
@@ -6915,7 +6674,7 @@
     <w:p>
       <w:pPr>
         <w:keepNext w:val="false"/>
-        <w:spacing w:after="70" w:before="0" w:line="280"/>
+        <w:spacing w:after="21" w:before="0" w:line="208"/>
         <w:jc w:val="center"/>
       </w:pPr>
       <w:r>
@@ -6926,8 +6685,8 @@
           <w:i w:val="false"/>
           <w:iCs w:val="false"/>
           <w:color w:val="5B6772"/>
-          <w:sz w:val="18"/>
-          <w:szCs w:val="18"/>
+          <w:sz w:val="15"/>
+          <w:szCs w:val="15"/>
         </w:rPr>
         <w:t xml:space="preserve">Arapça Öğretmeni</w:t>
       </w:r>
@@ -6942,7 +6701,7 @@
         <w:pBdr>
           <w:bottom w:val="single" w:color="3F4C58" w:sz="8"/>
         </w:pBdr>
-        <w:spacing w:after="40"/>
+        <w:spacing w:after="12"/>
         <w:jc w:val="center"/>
       </w:pPr>
       <w:r>
@@ -6953,8 +6712,8 @@
           <w:i w:val="false"/>
           <w:iCs w:val="false"/>
           <w:color w:val="15222E"/>
-          <w:sz w:val="24"/>
-          <w:szCs w:val="24"/>
+          <w:sz w:val="20"/>
+          <w:szCs w:val="20"/>
         </w:rPr>
         <w:t xml:space="preserve">CEVAP ANAHTARI VE PUANLAMA</w:t>
       </w:r>
@@ -6962,7 +6721,7 @@
     <w:p>
       <w:pPr>
         <w:keepNext w:val="false"/>
-        <w:spacing w:after="160" w:before="0" w:line="280"/>
+        <w:spacing w:after="48" w:before="0" w:line="208"/>
         <w:jc w:val="center"/>
       </w:pPr>
       <w:r>
@@ -6973,8 +6732,8 @@
           <w:i/>
           <w:iCs/>
           <w:color w:val="5B6772"/>
-          <w:sz w:val="18"/>
-          <w:szCs w:val="18"/>
+          <w:sz w:val="15"/>
+          <w:szCs w:val="15"/>
         </w:rPr>
         <w:t xml:space="preserve">8. Sınıf · 1. Dönem 2. Yazılı · Beceri temelli · 2-3. Tema</w:t>
       </w:r>
@@ -6982,7 +6741,7 @@
     <w:p>
       <w:pPr>
         <w:keepNext w:val="false"/>
-        <w:spacing w:after="180" w:before="0" w:line="280"/>
+        <w:spacing w:after="54" w:before="0" w:line="208"/>
         <w:jc w:val="center"/>
       </w:pPr>
       <w:r>
@@ -6993,8 +6752,8 @@
           <w:i/>
           <w:iCs/>
           <w:color w:val="8A97A3"/>
-          <w:sz w:val="16"/>
-          <w:szCs w:val="16"/>
+          <w:sz w:val="13"/>
+          <w:szCs w:val="13"/>
         </w:rPr>
         <w:t xml:space="preserve">Bu sayfa öğrenciye verilmez.</w:t>
       </w:r>
@@ -7034,7 +6793,7 @@
           </w:tcPr>
           <w:p>
             <w:pPr>
-              <w:spacing w:after="0" w:line="270"/>
+              <w:spacing w:after="0" w:line="208"/>
               <w:jc w:val="center"/>
             </w:pPr>
             <w:r>
@@ -7045,8 +6804,8 @@
                 <w:i w:val="false"/>
                 <w:iCs w:val="false"/>
                 <w:color w:val="111111"/>
-                <w:sz w:val="18"/>
-                <w:szCs w:val="18"/>
+                <w:sz w:val="15"/>
+                <w:szCs w:val="15"/>
               </w:rPr>
               <w:t xml:space="preserve">Soru</w:t>
             </w:r>
@@ -7066,7 +6825,7 @@
           </w:tcPr>
           <w:p>
             <w:pPr>
-              <w:spacing w:after="0" w:line="270"/>
+              <w:spacing w:after="0" w:line="208"/>
               <w:jc w:val="center"/>
             </w:pPr>
             <w:r>
@@ -7077,8 +6836,8 @@
                 <w:i w:val="false"/>
                 <w:iCs w:val="false"/>
                 <w:color w:val="111111"/>
-                <w:sz w:val="18"/>
-                <w:szCs w:val="18"/>
+                <w:sz w:val="15"/>
+                <w:szCs w:val="15"/>
               </w:rPr>
               <w:t xml:space="preserve">Puan</w:t>
             </w:r>
@@ -7098,7 +6857,7 @@
           </w:tcPr>
           <w:p>
             <w:pPr>
-              <w:spacing w:after="0" w:line="270"/>
+              <w:spacing w:after="0" w:line="208"/>
               <w:jc w:val="center"/>
             </w:pPr>
             <w:r>
@@ -7109,8 +6868,8 @@
                 <w:i w:val="false"/>
                 <w:iCs w:val="false"/>
                 <w:color w:val="111111"/>
-                <w:sz w:val="18"/>
-                <w:szCs w:val="18"/>
+                <w:sz w:val="15"/>
+                <w:szCs w:val="15"/>
               </w:rPr>
               <w:t xml:space="preserve">Cevap</w:t>
             </w:r>
@@ -7131,7 +6890,7 @@
           </w:tcPr>
           <w:p>
             <w:pPr>
-              <w:spacing w:after="0" w:line="270"/>
+              <w:spacing w:after="0" w:line="208"/>
               <w:jc w:val="center"/>
             </w:pPr>
             <w:r>
@@ -7142,8 +6901,8 @@
                 <w:i w:val="false"/>
                 <w:iCs w:val="false"/>
                 <w:color w:val="111111"/>
-                <w:sz w:val="19"/>
-                <w:szCs w:val="19"/>
+                <w:sz w:val="16"/>
+                <w:szCs w:val="16"/>
               </w:rPr>
               <w:t xml:space="preserve">1</w:t>
             </w:r>
@@ -7162,19 +6921,19 @@
           </w:tcPr>
           <w:p>
             <w:pPr>
-              <w:spacing w:after="0" w:line="270"/>
-              <w:jc w:val="center"/>
-            </w:pPr>
-            <w:r>
-              <w:rPr>
-                <w:rFonts w:ascii="Times New Roman" w:cs="Times New Roman" w:eastAsia="Times New Roman" w:hAnsi="Times New Roman"/>
-                <w:b w:val="false"/>
-                <w:bCs w:val="false"/>
-                <w:i w:val="false"/>
-                <w:iCs w:val="false"/>
-                <w:color w:val="111111"/>
-                <w:sz w:val="19"/>
-                <w:szCs w:val="19"/>
+              <w:spacing w:after="0" w:line="208"/>
+              <w:jc w:val="center"/>
+            </w:pPr>
+            <w:r>
+              <w:rPr>
+                <w:rFonts w:ascii="Times New Roman" w:cs="Times New Roman" w:eastAsia="Times New Roman" w:hAnsi="Times New Roman"/>
+                <w:b w:val="false"/>
+                <w:bCs w:val="false"/>
+                <w:i w:val="false"/>
+                <w:iCs w:val="false"/>
+                <w:color w:val="111111"/>
+                <w:sz w:val="16"/>
+                <w:szCs w:val="16"/>
               </w:rPr>
               <w:t xml:space="preserve">15</w:t>
             </w:r>
@@ -7193,36 +6952,36 @@
           </w:tcPr>
           <w:p>
             <w:pPr>
-              <w:spacing w:after="0" w:line="270"/>
-            </w:pPr>
-            <w:r>
-              <w:rPr>
-                <w:rFonts w:ascii="Times New Roman" w:cs="Times New Roman" w:eastAsia="Times New Roman" w:hAnsi="Times New Roman"/>
-                <w:b w:val="false"/>
-                <w:bCs w:val="false"/>
-                <w:i w:val="false"/>
-                <w:iCs w:val="false"/>
-                <w:color w:val="111111"/>
-                <w:sz w:val="19"/>
-                <w:szCs w:val="19"/>
+              <w:spacing w:after="0" w:line="208"/>
+            </w:pPr>
+            <w:r>
+              <w:rPr>
+                <w:rFonts w:ascii="Times New Roman" w:cs="Times New Roman" w:eastAsia="Times New Roman" w:hAnsi="Times New Roman"/>
+                <w:b w:val="false"/>
+                <w:bCs w:val="false"/>
+                <w:i w:val="false"/>
+                <w:iCs w:val="false"/>
+                <w:color w:val="111111"/>
+                <w:sz w:val="16"/>
+                <w:szCs w:val="16"/>
               </w:rPr>
               <w:t xml:space="preserve">a) B   ·   b) B   ·   c) C   (her biri 4 puan)</w:t>
             </w:r>
           </w:p>
           <w:p>
             <w:pPr>
-              <w:spacing w:after="0" w:line="270"/>
-            </w:pPr>
-            <w:r>
-              <w:rPr>
-                <w:rFonts w:ascii="Times New Roman" w:cs="Times New Roman" w:eastAsia="Times New Roman" w:hAnsi="Times New Roman"/>
-                <w:b w:val="false"/>
-                <w:bCs w:val="false"/>
-                <w:i w:val="false"/>
-                <w:iCs w:val="false"/>
-                <w:color w:val="111111"/>
-                <w:sz w:val="19"/>
-                <w:szCs w:val="19"/>
+              <w:spacing w:after="0" w:line="208"/>
+            </w:pPr>
+            <w:r>
+              <w:rPr>
+                <w:rFonts w:ascii="Times New Roman" w:cs="Times New Roman" w:eastAsia="Times New Roman" w:hAnsi="Times New Roman"/>
+                <w:b w:val="false"/>
+                <w:bCs w:val="false"/>
+                <w:i w:val="false"/>
+                <w:iCs w:val="false"/>
+                <w:color w:val="111111"/>
+                <w:sz w:val="16"/>
+                <w:szCs w:val="16"/>
               </w:rPr>
               <w:t xml:space="preserve">d) Örnek: أُحِبُّ قِرَاءَةَ الْقِصَصِ الْقَصِيرَةِ. (3 puan)</w:t>
             </w:r>
@@ -7243,7 +7002,7 @@
           </w:tcPr>
           <w:p>
             <w:pPr>
-              <w:spacing w:after="0" w:line="270"/>
+              <w:spacing w:after="0" w:line="208"/>
               <w:jc w:val="center"/>
             </w:pPr>
             <w:r>
@@ -7254,8 +7013,8 @@
                 <w:i w:val="false"/>
                 <w:iCs w:val="false"/>
                 <w:color w:val="111111"/>
-                <w:sz w:val="19"/>
-                <w:szCs w:val="19"/>
+                <w:sz w:val="16"/>
+                <w:szCs w:val="16"/>
               </w:rPr>
               <w:t xml:space="preserve">2</w:t>
             </w:r>
@@ -7274,19 +7033,19 @@
           </w:tcPr>
           <w:p>
             <w:pPr>
-              <w:spacing w:after="0" w:line="270"/>
-              <w:jc w:val="center"/>
-            </w:pPr>
-            <w:r>
-              <w:rPr>
-                <w:rFonts w:ascii="Times New Roman" w:cs="Times New Roman" w:eastAsia="Times New Roman" w:hAnsi="Times New Roman"/>
-                <w:b w:val="false"/>
-                <w:bCs w:val="false"/>
-                <w:i w:val="false"/>
-                <w:iCs w:val="false"/>
-                <w:color w:val="111111"/>
-                <w:sz w:val="19"/>
-                <w:szCs w:val="19"/>
+              <w:spacing w:after="0" w:line="208"/>
+              <w:jc w:val="center"/>
+            </w:pPr>
+            <w:r>
+              <w:rPr>
+                <w:rFonts w:ascii="Times New Roman" w:cs="Times New Roman" w:eastAsia="Times New Roman" w:hAnsi="Times New Roman"/>
+                <w:b w:val="false"/>
+                <w:bCs w:val="false"/>
+                <w:i w:val="false"/>
+                <w:iCs w:val="false"/>
+                <w:color w:val="111111"/>
+                <w:sz w:val="16"/>
+                <w:szCs w:val="16"/>
               </w:rPr>
               <w:t xml:space="preserve">10</w:t>
             </w:r>
@@ -7305,54 +7064,54 @@
           </w:tcPr>
           <w:p>
             <w:pPr>
-              <w:spacing w:after="0" w:line="270"/>
-            </w:pPr>
-            <w:r>
-              <w:rPr>
-                <w:rFonts w:ascii="Times New Roman" w:cs="Times New Roman" w:eastAsia="Times New Roman" w:hAnsi="Times New Roman"/>
-                <w:b w:val="false"/>
-                <w:bCs w:val="false"/>
-                <w:i w:val="false"/>
-                <w:iCs w:val="false"/>
-                <w:color w:val="111111"/>
-                <w:sz w:val="19"/>
-                <w:szCs w:val="19"/>
+              <w:spacing w:after="0" w:line="208"/>
+            </w:pPr>
+            <w:r>
+              <w:rPr>
+                <w:rFonts w:ascii="Times New Roman" w:cs="Times New Roman" w:eastAsia="Times New Roman" w:hAnsi="Times New Roman"/>
+                <w:b w:val="false"/>
+                <w:bCs w:val="false"/>
+                <w:i w:val="false"/>
+                <w:iCs w:val="false"/>
+                <w:color w:val="111111"/>
+                <w:sz w:val="16"/>
+                <w:szCs w:val="16"/>
               </w:rPr>
               <w:t xml:space="preserve">DİNLEME METNİ (iki kez okunur):</w:t>
             </w:r>
           </w:p>
           <w:p>
             <w:pPr>
-              <w:spacing w:after="0" w:line="270"/>
-            </w:pPr>
-            <w:r>
-              <w:rPr>
-                <w:rFonts w:ascii="Times New Roman" w:cs="Times New Roman" w:eastAsia="Times New Roman" w:hAnsi="Times New Roman"/>
-                <w:b w:val="false"/>
-                <w:bCs w:val="false"/>
-                <w:i w:val="false"/>
-                <w:iCs w:val="false"/>
-                <w:color w:val="111111"/>
-                <w:sz w:val="19"/>
-                <w:szCs w:val="19"/>
+              <w:spacing w:after="0" w:line="208"/>
+            </w:pPr>
+            <w:r>
+              <w:rPr>
+                <w:rFonts w:ascii="Times New Roman" w:cs="Times New Roman" w:eastAsia="Times New Roman" w:hAnsi="Times New Roman"/>
+                <w:b w:val="false"/>
+                <w:bCs w:val="false"/>
+                <w:i w:val="false"/>
+                <w:iCs w:val="false"/>
+                <w:color w:val="111111"/>
+                <w:sz w:val="16"/>
+                <w:szCs w:val="16"/>
               </w:rPr>
               <w:t xml:space="preserve">أَنَا هُدَى. أُحِبُّ الْحِرَفَ الْيَدَوِيَّةَ. تَعَلَّمْتُ فَنَّ الْأَبْرُو فِي دَوْرَةٍ قَصِيرَةٍ. جَدَّتِي تَنْسِجُ السَّجَّادَ. وَفِي الْعِيدِ أَهْدَيْتُ لَهَا لَوْحَةً جَمِيلَةً. اَلتَّعَاوُنُ بَيْنَنَا كَبِيرٌ.</w:t>
             </w:r>
           </w:p>
           <w:p>
             <w:pPr>
-              <w:spacing w:after="0" w:line="270"/>
-            </w:pPr>
-            <w:r>
-              <w:rPr>
-                <w:rFonts w:ascii="Times New Roman" w:cs="Times New Roman" w:eastAsia="Times New Roman" w:hAnsi="Times New Roman"/>
-                <w:b w:val="false"/>
-                <w:bCs w:val="false"/>
-                <w:i w:val="false"/>
-                <w:iCs w:val="false"/>
-                <w:color w:val="111111"/>
-                <w:sz w:val="19"/>
-                <w:szCs w:val="19"/>
+              <w:spacing w:after="0" w:line="208"/>
+            </w:pPr>
+            <w:r>
+              <w:rPr>
+                <w:rFonts w:ascii="Times New Roman" w:cs="Times New Roman" w:eastAsia="Times New Roman" w:hAnsi="Times New Roman"/>
+                <w:b w:val="false"/>
+                <w:bCs w:val="false"/>
+                <w:i w:val="false"/>
+                <w:iCs w:val="false"/>
+                <w:color w:val="111111"/>
+                <w:sz w:val="16"/>
+                <w:szCs w:val="16"/>
               </w:rPr>
               <w:t xml:space="preserve">Cevaplar:  1 - D  ·  2 - Y  ·  3 - D  ·  4 - D  ·  5 - Y</w:t>
             </w:r>
@@ -7373,7 +7132,7 @@
           </w:tcPr>
           <w:p>
             <w:pPr>
-              <w:spacing w:after="0" w:line="270"/>
+              <w:spacing w:after="0" w:line="208"/>
               <w:jc w:val="center"/>
             </w:pPr>
             <w:r>
@@ -7384,8 +7143,8 @@
                 <w:i w:val="false"/>
                 <w:iCs w:val="false"/>
                 <w:color w:val="111111"/>
-                <w:sz w:val="19"/>
-                <w:szCs w:val="19"/>
+                <w:sz w:val="16"/>
+                <w:szCs w:val="16"/>
               </w:rPr>
               <w:t xml:space="preserve">3</w:t>
             </w:r>
@@ -7404,19 +7163,19 @@
           </w:tcPr>
           <w:p>
             <w:pPr>
-              <w:spacing w:after="0" w:line="270"/>
-              <w:jc w:val="center"/>
-            </w:pPr>
-            <w:r>
-              <w:rPr>
-                <w:rFonts w:ascii="Times New Roman" w:cs="Times New Roman" w:eastAsia="Times New Roman" w:hAnsi="Times New Roman"/>
-                <w:b w:val="false"/>
-                <w:bCs w:val="false"/>
-                <w:i w:val="false"/>
-                <w:iCs w:val="false"/>
-                <w:color w:val="111111"/>
-                <w:sz w:val="19"/>
-                <w:szCs w:val="19"/>
+              <w:spacing w:after="0" w:line="208"/>
+              <w:jc w:val="center"/>
+            </w:pPr>
+            <w:r>
+              <w:rPr>
+                <w:rFonts w:ascii="Times New Roman" w:cs="Times New Roman" w:eastAsia="Times New Roman" w:hAnsi="Times New Roman"/>
+                <w:b w:val="false"/>
+                <w:bCs w:val="false"/>
+                <w:i w:val="false"/>
+                <w:iCs w:val="false"/>
+                <w:color w:val="111111"/>
+                <w:sz w:val="16"/>
+                <w:szCs w:val="16"/>
               </w:rPr>
               <w:t xml:space="preserve">15</w:t>
             </w:r>
@@ -7435,18 +7194,18 @@
           </w:tcPr>
           <w:p>
             <w:pPr>
-              <w:spacing w:after="0" w:line="270"/>
-            </w:pPr>
-            <w:r>
-              <w:rPr>
-                <w:rFonts w:ascii="Times New Roman" w:cs="Times New Roman" w:eastAsia="Times New Roman" w:hAnsi="Times New Roman"/>
-                <w:b w:val="false"/>
-                <w:bCs w:val="false"/>
-                <w:i w:val="false"/>
-                <w:iCs w:val="false"/>
-                <w:color w:val="111111"/>
-                <w:sz w:val="19"/>
-                <w:szCs w:val="19"/>
+              <w:spacing w:after="0" w:line="208"/>
+            </w:pPr>
+            <w:r>
+              <w:rPr>
+                <w:rFonts w:ascii="Times New Roman" w:cs="Times New Roman" w:eastAsia="Times New Roman" w:hAnsi="Times New Roman"/>
+                <w:b w:val="false"/>
+                <w:bCs w:val="false"/>
+                <w:i w:val="false"/>
+                <w:iCs w:val="false"/>
+                <w:color w:val="111111"/>
+                <w:sz w:val="16"/>
+                <w:szCs w:val="16"/>
               </w:rPr>
               <w:t xml:space="preserve">1 - B  ·  2 - A  ·  3 - B  ·  4 - A  ·  5 - C</w:t>
             </w:r>
@@ -7467,7 +7226,7 @@
           </w:tcPr>
           <w:p>
             <w:pPr>
-              <w:spacing w:after="0" w:line="270"/>
+              <w:spacing w:after="0" w:line="208"/>
               <w:jc w:val="center"/>
             </w:pPr>
             <w:r>
@@ -7478,8 +7237,8 @@
                 <w:i w:val="false"/>
                 <w:iCs w:val="false"/>
                 <w:color w:val="111111"/>
-                <w:sz w:val="19"/>
-                <w:szCs w:val="19"/>
+                <w:sz w:val="16"/>
+                <w:szCs w:val="16"/>
               </w:rPr>
               <w:t xml:space="preserve">4</w:t>
             </w:r>
@@ -7498,19 +7257,19 @@
           </w:tcPr>
           <w:p>
             <w:pPr>
-              <w:spacing w:after="0" w:line="270"/>
-              <w:jc w:val="center"/>
-            </w:pPr>
-            <w:r>
-              <w:rPr>
-                <w:rFonts w:ascii="Times New Roman" w:cs="Times New Roman" w:eastAsia="Times New Roman" w:hAnsi="Times New Roman"/>
-                <w:b w:val="false"/>
-                <w:bCs w:val="false"/>
-                <w:i w:val="false"/>
-                <w:iCs w:val="false"/>
-                <w:color w:val="111111"/>
-                <w:sz w:val="19"/>
-                <w:szCs w:val="19"/>
+              <w:spacing w:after="0" w:line="208"/>
+              <w:jc w:val="center"/>
+            </w:pPr>
+            <w:r>
+              <w:rPr>
+                <w:rFonts w:ascii="Times New Roman" w:cs="Times New Roman" w:eastAsia="Times New Roman" w:hAnsi="Times New Roman"/>
+                <w:b w:val="false"/>
+                <w:bCs w:val="false"/>
+                <w:i w:val="false"/>
+                <w:iCs w:val="false"/>
+                <w:color w:val="111111"/>
+                <w:sz w:val="16"/>
+                <w:szCs w:val="16"/>
               </w:rPr>
               <w:t xml:space="preserve">10</w:t>
             </w:r>
@@ -7529,18 +7288,18 @@
           </w:tcPr>
           <w:p>
             <w:pPr>
-              <w:spacing w:after="0" w:line="270"/>
-            </w:pPr>
-            <w:r>
-              <w:rPr>
-                <w:rFonts w:ascii="Times New Roman" w:cs="Times New Roman" w:eastAsia="Times New Roman" w:hAnsi="Times New Roman"/>
-                <w:b w:val="false"/>
-                <w:bCs w:val="false"/>
-                <w:i w:val="false"/>
-                <w:iCs w:val="false"/>
-                <w:color w:val="111111"/>
-                <w:sz w:val="19"/>
-                <w:szCs w:val="19"/>
+              <w:spacing w:after="0" w:line="208"/>
+            </w:pPr>
+            <w:r>
+              <w:rPr>
+                <w:rFonts w:ascii="Times New Roman" w:cs="Times New Roman" w:eastAsia="Times New Roman" w:hAnsi="Times New Roman"/>
+                <w:b w:val="false"/>
+                <w:bCs w:val="false"/>
+                <w:i w:val="false"/>
+                <w:iCs w:val="false"/>
+                <w:color w:val="111111"/>
+                <w:sz w:val="16"/>
+                <w:szCs w:val="16"/>
               </w:rPr>
               <w:t xml:space="preserve">1 - c  ·  2 - a  ·  3 - e  ·  4 - b  ·  5 - d</w:t>
             </w:r>
@@ -7561,7 +7320,7 @@
           </w:tcPr>
           <w:p>
             <w:pPr>
-              <w:spacing w:after="0" w:line="270"/>
+              <w:spacing w:after="0" w:line="208"/>
               <w:jc w:val="center"/>
             </w:pPr>
             <w:r>
@@ -7572,8 +7331,8 @@
                 <w:i w:val="false"/>
                 <w:iCs w:val="false"/>
                 <w:color w:val="111111"/>
-                <w:sz w:val="19"/>
-                <w:szCs w:val="19"/>
+                <w:sz w:val="16"/>
+                <w:szCs w:val="16"/>
               </w:rPr>
               <w:t xml:space="preserve">5</w:t>
             </w:r>
@@ -7592,19 +7351,19 @@
           </w:tcPr>
           <w:p>
             <w:pPr>
-              <w:spacing w:after="0" w:line="270"/>
-              <w:jc w:val="center"/>
-            </w:pPr>
-            <w:r>
-              <w:rPr>
-                <w:rFonts w:ascii="Times New Roman" w:cs="Times New Roman" w:eastAsia="Times New Roman" w:hAnsi="Times New Roman"/>
-                <w:b w:val="false"/>
-                <w:bCs w:val="false"/>
-                <w:i w:val="false"/>
-                <w:iCs w:val="false"/>
-                <w:color w:val="111111"/>
-                <w:sz w:val="19"/>
-                <w:szCs w:val="19"/>
+              <w:spacing w:after="0" w:line="208"/>
+              <w:jc w:val="center"/>
+            </w:pPr>
+            <w:r>
+              <w:rPr>
+                <w:rFonts w:ascii="Times New Roman" w:cs="Times New Roman" w:eastAsia="Times New Roman" w:hAnsi="Times New Roman"/>
+                <w:b w:val="false"/>
+                <w:bCs w:val="false"/>
+                <w:i w:val="false"/>
+                <w:iCs w:val="false"/>
+                <w:color w:val="111111"/>
+                <w:sz w:val="16"/>
+                <w:szCs w:val="16"/>
               </w:rPr>
               <w:t xml:space="preserve">10</w:t>
             </w:r>
@@ -7624,7 +7383,7 @@
           <w:p>
             <w:pPr>
               <w:bidi/>
-              <w:spacing w:after="0" w:line="320"/>
+              <w:spacing w:after="0" w:line="208"/>
             </w:pPr>
             <w:r>
               <w:rPr>
@@ -7632,8 +7391,8 @@
                 <w:b w:val="false"/>
                 <w:bCs w:val="false"/>
                 <w:color w:val="111111"/>
-                <w:sz w:val="27"/>
-                <w:szCs w:val="27"/>
+                <w:sz w:val="24"/>
+                <w:szCs w:val="24"/>
                 <w:rtl/>
               </w:rPr>
               <w:t xml:space="preserve">أَمْسِ ، كَبِيرًا ، الشِّعْرِ ، خَطَّاطًا ، الْمُؤَلِّفُ</w:t>
@@ -7655,7 +7414,7 @@
           </w:tcPr>
           <w:p>
             <w:pPr>
-              <w:spacing w:after="0" w:line="270"/>
+              <w:spacing w:after="0" w:line="208"/>
               <w:jc w:val="center"/>
             </w:pPr>
             <w:r>
@@ -7666,8 +7425,8 @@
                 <w:i w:val="false"/>
                 <w:iCs w:val="false"/>
                 <w:color w:val="111111"/>
-                <w:sz w:val="19"/>
-                <w:szCs w:val="19"/>
+                <w:sz w:val="16"/>
+                <w:szCs w:val="16"/>
               </w:rPr>
               <w:t xml:space="preserve">6</w:t>
             </w:r>
@@ -7686,19 +7445,19 @@
           </w:tcPr>
           <w:p>
             <w:pPr>
-              <w:spacing w:after="0" w:line="270"/>
-              <w:jc w:val="center"/>
-            </w:pPr>
-            <w:r>
-              <w:rPr>
-                <w:rFonts w:ascii="Times New Roman" w:cs="Times New Roman" w:eastAsia="Times New Roman" w:hAnsi="Times New Roman"/>
-                <w:b w:val="false"/>
-                <w:bCs w:val="false"/>
-                <w:i w:val="false"/>
-                <w:iCs w:val="false"/>
-                <w:color w:val="111111"/>
-                <w:sz w:val="19"/>
-                <w:szCs w:val="19"/>
+              <w:spacing w:after="0" w:line="208"/>
+              <w:jc w:val="center"/>
+            </w:pPr>
+            <w:r>
+              <w:rPr>
+                <w:rFonts w:ascii="Times New Roman" w:cs="Times New Roman" w:eastAsia="Times New Roman" w:hAnsi="Times New Roman"/>
+                <w:b w:val="false"/>
+                <w:bCs w:val="false"/>
+                <w:i w:val="false"/>
+                <w:iCs w:val="false"/>
+                <w:color w:val="111111"/>
+                <w:sz w:val="16"/>
+                <w:szCs w:val="16"/>
               </w:rPr>
               <w:t xml:space="preserve">10</w:t>
             </w:r>
@@ -7717,18 +7476,18 @@
           </w:tcPr>
           <w:p>
             <w:pPr>
-              <w:spacing w:after="0" w:line="270"/>
-            </w:pPr>
-            <w:r>
-              <w:rPr>
-                <w:rFonts w:ascii="Times New Roman" w:cs="Times New Roman" w:eastAsia="Times New Roman" w:hAnsi="Times New Roman"/>
-                <w:b w:val="false"/>
-                <w:bCs w:val="false"/>
-                <w:i w:val="false"/>
-                <w:iCs w:val="false"/>
-                <w:color w:val="111111"/>
-                <w:sz w:val="19"/>
-                <w:szCs w:val="19"/>
+              <w:spacing w:after="0" w:line="208"/>
+            </w:pPr>
+            <w:r>
+              <w:rPr>
+                <w:rFonts w:ascii="Times New Roman" w:cs="Times New Roman" w:eastAsia="Times New Roman" w:hAnsi="Times New Roman"/>
+                <w:b w:val="false"/>
+                <w:bCs w:val="false"/>
+                <w:i w:val="false"/>
+                <w:iCs w:val="false"/>
+                <w:color w:val="111111"/>
+                <w:sz w:val="16"/>
+                <w:szCs w:val="16"/>
               </w:rPr>
               <w:t xml:space="preserve">gittim · satın aldı · seyrettik (gördük) · yazdı (o kadın) · okudular</w:t>
             </w:r>
@@ -7749,7 +7508,7 @@
           </w:tcPr>
           <w:p>
             <w:pPr>
-              <w:spacing w:after="0" w:line="270"/>
+              <w:spacing w:after="0" w:line="208"/>
               <w:jc w:val="center"/>
             </w:pPr>
             <w:r>
@@ -7760,8 +7519,8 @@
                 <w:i w:val="false"/>
                 <w:iCs w:val="false"/>
                 <w:color w:val="111111"/>
-                <w:sz w:val="19"/>
-                <w:szCs w:val="19"/>
+                <w:sz w:val="16"/>
+                <w:szCs w:val="16"/>
               </w:rPr>
               <w:t xml:space="preserve">7</w:t>
             </w:r>
@@ -7780,19 +7539,19 @@
           </w:tcPr>
           <w:p>
             <w:pPr>
-              <w:spacing w:after="0" w:line="270"/>
-              <w:jc w:val="center"/>
-            </w:pPr>
-            <w:r>
-              <w:rPr>
-                <w:rFonts w:ascii="Times New Roman" w:cs="Times New Roman" w:eastAsia="Times New Roman" w:hAnsi="Times New Roman"/>
-                <w:b w:val="false"/>
-                <w:bCs w:val="false"/>
-                <w:i w:val="false"/>
-                <w:iCs w:val="false"/>
-                <w:color w:val="111111"/>
-                <w:sz w:val="19"/>
-                <w:szCs w:val="19"/>
+              <w:spacing w:after="0" w:line="208"/>
+              <w:jc w:val="center"/>
+            </w:pPr>
+            <w:r>
+              <w:rPr>
+                <w:rFonts w:ascii="Times New Roman" w:cs="Times New Roman" w:eastAsia="Times New Roman" w:hAnsi="Times New Roman"/>
+                <w:b w:val="false"/>
+                <w:bCs w:val="false"/>
+                <w:i w:val="false"/>
+                <w:iCs w:val="false"/>
+                <w:color w:val="111111"/>
+                <w:sz w:val="16"/>
+                <w:szCs w:val="16"/>
               </w:rPr>
               <w:t xml:space="preserve">15</w:t>
             </w:r>
@@ -7812,7 +7571,7 @@
           <w:p>
             <w:pPr>
               <w:bidi/>
-              <w:spacing w:after="0" w:line="320"/>
+              <w:spacing w:after="0" w:line="208"/>
             </w:pPr>
             <w:r>
               <w:rPr>
@@ -7820,8 +7579,8 @@
                 <w:b w:val="false"/>
                 <w:bCs w:val="false"/>
                 <w:color w:val="111111"/>
-                <w:sz w:val="27"/>
-                <w:szCs w:val="27"/>
+                <w:sz w:val="24"/>
+                <w:szCs w:val="24"/>
                 <w:rtl/>
               </w:rPr>
               <w:t xml:space="preserve">ذَهَبَ مَعَ أَبِيهِ. · كَانَ كَبِيرًا وَفِيهِ دُورُ نَشْرٍ كَثِيرَةٌ.</w:t>
@@ -7830,7 +7589,7 @@
           <w:p>
             <w:pPr>
               <w:bidi/>
-              <w:spacing w:after="0" w:line="320"/>
+              <w:spacing w:after="0" w:line="208"/>
             </w:pPr>
             <w:r>
               <w:rPr>
@@ -7838,8 +7597,8 @@
                 <w:b w:val="false"/>
                 <w:bCs w:val="false"/>
                 <w:color w:val="111111"/>
-                <w:sz w:val="27"/>
-                <w:szCs w:val="27"/>
+                <w:sz w:val="24"/>
+                <w:szCs w:val="24"/>
                 <w:rtl/>
               </w:rPr>
               <w:t xml:space="preserve">اِشْتَرَى قِصَّةً قَصِيرَةً وَكِتَابَ شِعْرٍ. · شَاهَدَ خَطَّاطًا يَكْتُبُ الْخَطَّ الْعَرَبِيَّ.</w:t>
@@ -7848,7 +7607,7 @@
           <w:p>
             <w:pPr>
               <w:bidi/>
-              <w:spacing w:after="0" w:line="320"/>
+              <w:spacing w:after="0" w:line="208"/>
             </w:pPr>
             <w:r>
               <w:rPr>
@@ -7856,8 +7615,8 @@
                 <w:b w:val="false"/>
                 <w:bCs w:val="false"/>
                 <w:color w:val="111111"/>
-                <w:sz w:val="27"/>
-                <w:szCs w:val="27"/>
+                <w:sz w:val="24"/>
+                <w:szCs w:val="24"/>
                 <w:rtl/>
               </w:rPr>
               <w:t xml:space="preserve">لِأَنَّ الطَّالِبَ قَرَأَ كُلَّ قِصَصِهِ.</w:t>
@@ -7879,7 +7638,7 @@
           </w:tcPr>
           <w:p>
             <w:pPr>
-              <w:spacing w:after="0" w:line="270"/>
+              <w:spacing w:after="0" w:line="208"/>
               <w:jc w:val="center"/>
             </w:pPr>
             <w:r>
@@ -7890,8 +7649,8 @@
                 <w:i w:val="false"/>
                 <w:iCs w:val="false"/>
                 <w:color w:val="111111"/>
-                <w:sz w:val="19"/>
-                <w:szCs w:val="19"/>
+                <w:sz w:val="16"/>
+                <w:szCs w:val="16"/>
               </w:rPr>
               <w:t xml:space="preserve">8</w:t>
             </w:r>
@@ -7910,19 +7669,19 @@
           </w:tcPr>
           <w:p>
             <w:pPr>
-              <w:spacing w:after="0" w:line="270"/>
-              <w:jc w:val="center"/>
-            </w:pPr>
-            <w:r>
-              <w:rPr>
-                <w:rFonts w:ascii="Times New Roman" w:cs="Times New Roman" w:eastAsia="Times New Roman" w:hAnsi="Times New Roman"/>
-                <w:b w:val="false"/>
-                <w:bCs w:val="false"/>
-                <w:i w:val="false"/>
-                <w:iCs w:val="false"/>
-                <w:color w:val="111111"/>
-                <w:sz w:val="19"/>
-                <w:szCs w:val="19"/>
+              <w:spacing w:after="0" w:line="208"/>
+              <w:jc w:val="center"/>
+            </w:pPr>
+            <w:r>
+              <w:rPr>
+                <w:rFonts w:ascii="Times New Roman" w:cs="Times New Roman" w:eastAsia="Times New Roman" w:hAnsi="Times New Roman"/>
+                <w:b w:val="false"/>
+                <w:bCs w:val="false"/>
+                <w:i w:val="false"/>
+                <w:iCs w:val="false"/>
+                <w:color w:val="111111"/>
+                <w:sz w:val="16"/>
+                <w:szCs w:val="16"/>
               </w:rPr>
               <w:t xml:space="preserve">15</w:t>
             </w:r>
@@ -7941,18 +7700,18 @@
           </w:tcPr>
           <w:p>
             <w:pPr>
-              <w:spacing w:after="0" w:line="270"/>
-            </w:pPr>
-            <w:r>
-              <w:rPr>
-                <w:rFonts w:ascii="Times New Roman" w:cs="Times New Roman" w:eastAsia="Times New Roman" w:hAnsi="Times New Roman"/>
-                <w:b w:val="false"/>
-                <w:bCs w:val="false"/>
-                <w:i w:val="false"/>
-                <w:iCs w:val="false"/>
-                <w:color w:val="111111"/>
-                <w:sz w:val="19"/>
-                <w:szCs w:val="19"/>
+              <w:spacing w:after="0" w:line="208"/>
+            </w:pPr>
+            <w:r>
+              <w:rPr>
+                <w:rFonts w:ascii="Times New Roman" w:cs="Times New Roman" w:eastAsia="Times New Roman" w:hAnsi="Times New Roman"/>
+                <w:b w:val="false"/>
+                <w:bCs w:val="false"/>
+                <w:i w:val="false"/>
+                <w:iCs w:val="false"/>
+                <w:color w:val="111111"/>
+                <w:sz w:val="16"/>
+                <w:szCs w:val="16"/>
               </w:rPr>
               <w:t xml:space="preserve">Dereceli puanlama anahtarına göre değerlendirilir.</w:t>
             </w:r>
@@ -7962,7 +7721,7 @@
     </w:tbl>
     <w:p>
       <w:pPr>
-        <w:spacing w:after="110"/>
+        <w:spacing w:after="33"/>
       </w:pPr>
       <w:r>
         <w:rPr>
@@ -7972,8 +7731,8 @@
           <w:i w:val="false"/>
           <w:iCs w:val="false"/>
           <w:color w:val="111111"/>
-          <w:sz w:val="21"/>
-          <w:szCs w:val="21"/>
+          <w:sz w:val="17"/>
+          <w:szCs w:val="17"/>
         </w:rPr>
         <w:t xml:space="preserve"/>
       </w:r>
@@ -7981,7 +7740,7 @@
     <w:p>
       <w:pPr>
         <w:keepNext w:val="false"/>
-        <w:spacing w:after="90" w:before="0" w:line="280"/>
+        <w:spacing w:after="27" w:before="0" w:line="208"/>
       </w:pPr>
       <w:r>
         <w:rPr>
@@ -7991,8 +7750,8 @@
           <w:i w:val="false"/>
           <w:iCs w:val="false"/>
           <w:color w:val="111111"/>
-          <w:sz w:val="20"/>
-          <w:szCs w:val="20"/>
+          <w:sz w:val="17"/>
+          <w:szCs w:val="17"/>
         </w:rPr>
         <w:t xml:space="preserve">8. soru (yazma görevi) için dereceli puanlama anahtarı</w:t>
       </w:r>
@@ -8032,7 +7791,7 @@
           </w:tcPr>
           <w:p>
             <w:pPr>
-              <w:spacing w:after="0" w:line="270"/>
+              <w:spacing w:after="0" w:line="208"/>
               <w:jc w:val="center"/>
             </w:pPr>
             <w:r>
@@ -8043,8 +7802,8 @@
                 <w:i w:val="false"/>
                 <w:iCs w:val="false"/>
                 <w:color w:val="111111"/>
-                <w:sz w:val="18"/>
-                <w:szCs w:val="18"/>
+                <w:sz w:val="15"/>
+                <w:szCs w:val="15"/>
               </w:rPr>
               <w:t xml:space="preserve">Ölçüt</w:t>
             </w:r>
@@ -8064,7 +7823,7 @@
           </w:tcPr>
           <w:p>
             <w:pPr>
-              <w:spacing w:after="0" w:line="270"/>
+              <w:spacing w:after="0" w:line="208"/>
               <w:jc w:val="center"/>
             </w:pPr>
             <w:r>
@@ -8075,8 +7834,8 @@
                 <w:i w:val="false"/>
                 <w:iCs w:val="false"/>
                 <w:color w:val="111111"/>
-                <w:sz w:val="18"/>
-                <w:szCs w:val="18"/>
+                <w:sz w:val="15"/>
+                <w:szCs w:val="15"/>
               </w:rPr>
               <w:t xml:space="preserve">Beklenen davranış</w:t>
             </w:r>
@@ -8096,7 +7855,7 @@
           </w:tcPr>
           <w:p>
             <w:pPr>
-              <w:spacing w:after="0" w:line="270"/>
+              <w:spacing w:after="0" w:line="208"/>
               <w:jc w:val="center"/>
             </w:pPr>
             <w:r>
@@ -8107,8 +7866,8 @@
                 <w:i w:val="false"/>
                 <w:iCs w:val="false"/>
                 <w:color w:val="111111"/>
-                <w:sz w:val="18"/>
-                <w:szCs w:val="18"/>
+                <w:sz w:val="15"/>
+                <w:szCs w:val="15"/>
               </w:rPr>
               <w:t xml:space="preserve">Puan</w:t>
             </w:r>
@@ -8129,7 +7888,7 @@
           </w:tcPr>
           <w:p>
             <w:pPr>
-              <w:spacing w:after="0" w:line="270"/>
+              <w:spacing w:after="0" w:line="208"/>
             </w:pPr>
             <w:r>
               <w:rPr>
@@ -8139,8 +7898,8 @@
                 <w:i w:val="false"/>
                 <w:iCs w:val="false"/>
                 <w:color w:val="111111"/>
-                <w:sz w:val="19"/>
-                <w:szCs w:val="19"/>
+                <w:sz w:val="16"/>
+                <w:szCs w:val="16"/>
               </w:rPr>
               <w:t xml:space="preserve">Görevin yerine getirilmesi</w:t>
             </w:r>
@@ -8159,18 +7918,18 @@
           </w:tcPr>
           <w:p>
             <w:pPr>
-              <w:spacing w:after="0" w:line="270"/>
-            </w:pPr>
-            <w:r>
-              <w:rPr>
-                <w:rFonts w:ascii="Times New Roman" w:cs="Times New Roman" w:eastAsia="Times New Roman" w:hAnsi="Times New Roman"/>
-                <w:b w:val="false"/>
-                <w:bCs w:val="false"/>
-                <w:i w:val="false"/>
-                <w:iCs w:val="false"/>
-                <w:color w:val="111111"/>
-                <w:sz w:val="19"/>
-                <w:szCs w:val="19"/>
+              <w:spacing w:after="0" w:line="208"/>
+            </w:pPr>
+            <w:r>
+              <w:rPr>
+                <w:rFonts w:ascii="Times New Roman" w:cs="Times New Roman" w:eastAsia="Times New Roman" w:hAnsi="Times New Roman"/>
+                <w:b w:val="false"/>
+                <w:bCs w:val="false"/>
+                <w:i w:val="false"/>
+                <w:iCs w:val="false"/>
+                <w:color w:val="111111"/>
+                <w:sz w:val="16"/>
+                <w:szCs w:val="16"/>
               </w:rPr>
               <w:t xml:space="preserve">Yardımlaşma konulu en az altı satırlık bir metin yazar.</w:t>
             </w:r>
@@ -8189,19 +7948,19 @@
           </w:tcPr>
           <w:p>
             <w:pPr>
-              <w:spacing w:after="0" w:line="270"/>
-              <w:jc w:val="center"/>
-            </w:pPr>
-            <w:r>
-              <w:rPr>
-                <w:rFonts w:ascii="Times New Roman" w:cs="Times New Roman" w:eastAsia="Times New Roman" w:hAnsi="Times New Roman"/>
-                <w:b w:val="false"/>
-                <w:bCs w:val="false"/>
-                <w:i w:val="false"/>
-                <w:iCs w:val="false"/>
-                <w:color w:val="111111"/>
-                <w:sz w:val="19"/>
-                <w:szCs w:val="19"/>
+              <w:spacing w:after="0" w:line="208"/>
+              <w:jc w:val="center"/>
+            </w:pPr>
+            <w:r>
+              <w:rPr>
+                <w:rFonts w:ascii="Times New Roman" w:cs="Times New Roman" w:eastAsia="Times New Roman" w:hAnsi="Times New Roman"/>
+                <w:b w:val="false"/>
+                <w:bCs w:val="false"/>
+                <w:i w:val="false"/>
+                <w:iCs w:val="false"/>
+                <w:color w:val="111111"/>
+                <w:sz w:val="16"/>
+                <w:szCs w:val="16"/>
               </w:rPr>
               <w:t xml:space="preserve">5</w:t>
             </w:r>
@@ -8222,7 +7981,7 @@
           </w:tcPr>
           <w:p>
             <w:pPr>
-              <w:spacing w:after="0" w:line="270"/>
+              <w:spacing w:after="0" w:line="208"/>
             </w:pPr>
             <w:r>
               <w:rPr>
@@ -8232,8 +7991,8 @@
                 <w:i w:val="false"/>
                 <w:iCs w:val="false"/>
                 <w:color w:val="111111"/>
-                <w:sz w:val="19"/>
-                <w:szCs w:val="19"/>
+                <w:sz w:val="16"/>
+                <w:szCs w:val="16"/>
               </w:rPr>
               <w:t xml:space="preserve">Söz varlığı</w:t>
             </w:r>
@@ -8252,18 +8011,18 @@
           </w:tcPr>
           <w:p>
             <w:pPr>
-              <w:spacing w:after="0" w:line="270"/>
-            </w:pPr>
-            <w:r>
-              <w:rPr>
-                <w:rFonts w:ascii="Times New Roman" w:cs="Times New Roman" w:eastAsia="Times New Roman" w:hAnsi="Times New Roman"/>
-                <w:b w:val="false"/>
-                <w:bCs w:val="false"/>
-                <w:i w:val="false"/>
-                <w:iCs w:val="false"/>
-                <w:color w:val="111111"/>
-                <w:sz w:val="19"/>
-                <w:szCs w:val="19"/>
+              <w:spacing w:after="0" w:line="208"/>
+            </w:pPr>
+            <w:r>
+              <w:rPr>
+                <w:rFonts w:ascii="Times New Roman" w:cs="Times New Roman" w:eastAsia="Times New Roman" w:hAnsi="Times New Roman"/>
+                <w:b w:val="false"/>
+                <w:bCs w:val="false"/>
+                <w:i w:val="false"/>
+                <w:iCs w:val="false"/>
+                <w:color w:val="111111"/>
+                <w:sz w:val="16"/>
+                <w:szCs w:val="16"/>
               </w:rPr>
               <w:t xml:space="preserve">Değerlerle ilgili sözcükleri bağlama uygun kullanır.</w:t>
             </w:r>
@@ -8282,19 +8041,19 @@
           </w:tcPr>
           <w:p>
             <w:pPr>
-              <w:spacing w:after="0" w:line="270"/>
-              <w:jc w:val="center"/>
-            </w:pPr>
-            <w:r>
-              <w:rPr>
-                <w:rFonts w:ascii="Times New Roman" w:cs="Times New Roman" w:eastAsia="Times New Roman" w:hAnsi="Times New Roman"/>
-                <w:b w:val="false"/>
-                <w:bCs w:val="false"/>
-                <w:i w:val="false"/>
-                <w:iCs w:val="false"/>
-                <w:color w:val="111111"/>
-                <w:sz w:val="19"/>
-                <w:szCs w:val="19"/>
+              <w:spacing w:after="0" w:line="208"/>
+              <w:jc w:val="center"/>
+            </w:pPr>
+            <w:r>
+              <w:rPr>
+                <w:rFonts w:ascii="Times New Roman" w:cs="Times New Roman" w:eastAsia="Times New Roman" w:hAnsi="Times New Roman"/>
+                <w:b w:val="false"/>
+                <w:bCs w:val="false"/>
+                <w:i w:val="false"/>
+                <w:iCs w:val="false"/>
+                <w:color w:val="111111"/>
+                <w:sz w:val="16"/>
+                <w:szCs w:val="16"/>
               </w:rPr>
               <w:t xml:space="preserve">4</w:t>
             </w:r>
@@ -8315,7 +8074,7 @@
           </w:tcPr>
           <w:p>
             <w:pPr>
-              <w:spacing w:after="0" w:line="270"/>
+              <w:spacing w:after="0" w:line="208"/>
             </w:pPr>
             <w:r>
               <w:rPr>
@@ -8325,8 +8084,8 @@
                 <w:i w:val="false"/>
                 <w:iCs w:val="false"/>
                 <w:color w:val="111111"/>
-                <w:sz w:val="19"/>
-                <w:szCs w:val="19"/>
+                <w:sz w:val="16"/>
+                <w:szCs w:val="16"/>
               </w:rPr>
               <w:t xml:space="preserve">Dil bilgisi</w:t>
             </w:r>
@@ -8345,18 +8104,18 @@
           </w:tcPr>
           <w:p>
             <w:pPr>
-              <w:spacing w:after="0" w:line="270"/>
-            </w:pPr>
-            <w:r>
-              <w:rPr>
-                <w:rFonts w:ascii="Times New Roman" w:cs="Times New Roman" w:eastAsia="Times New Roman" w:hAnsi="Times New Roman"/>
-                <w:b w:val="false"/>
-                <w:bCs w:val="false"/>
-                <w:i w:val="false"/>
-                <w:iCs w:val="false"/>
-                <w:color w:val="111111"/>
-                <w:sz w:val="19"/>
-                <w:szCs w:val="19"/>
+              <w:spacing w:after="0" w:line="208"/>
+            </w:pPr>
+            <w:r>
+              <w:rPr>
+                <w:rFonts w:ascii="Times New Roman" w:cs="Times New Roman" w:eastAsia="Times New Roman" w:hAnsi="Times New Roman"/>
+                <w:b w:val="false"/>
+                <w:bCs w:val="false"/>
+                <w:i w:val="false"/>
+                <w:iCs w:val="false"/>
+                <w:color w:val="111111"/>
+                <w:sz w:val="16"/>
+                <w:szCs w:val="16"/>
               </w:rPr>
               <w:t xml:space="preserve">Mazi fiil çekimini ve bağlaçları doğru kullanır.</w:t>
             </w:r>
@@ -8375,19 +8134,19 @@
           </w:tcPr>
           <w:p>
             <w:pPr>
-              <w:spacing w:after="0" w:line="270"/>
-              <w:jc w:val="center"/>
-            </w:pPr>
-            <w:r>
-              <w:rPr>
-                <w:rFonts w:ascii="Times New Roman" w:cs="Times New Roman" w:eastAsia="Times New Roman" w:hAnsi="Times New Roman"/>
-                <w:b w:val="false"/>
-                <w:bCs w:val="false"/>
-                <w:i w:val="false"/>
-                <w:iCs w:val="false"/>
-                <w:color w:val="111111"/>
-                <w:sz w:val="19"/>
-                <w:szCs w:val="19"/>
+              <w:spacing w:after="0" w:line="208"/>
+              <w:jc w:val="center"/>
+            </w:pPr>
+            <w:r>
+              <w:rPr>
+                <w:rFonts w:ascii="Times New Roman" w:cs="Times New Roman" w:eastAsia="Times New Roman" w:hAnsi="Times New Roman"/>
+                <w:b w:val="false"/>
+                <w:bCs w:val="false"/>
+                <w:i w:val="false"/>
+                <w:iCs w:val="false"/>
+                <w:color w:val="111111"/>
+                <w:sz w:val="16"/>
+                <w:szCs w:val="16"/>
               </w:rPr>
               <w:t xml:space="preserve">3</w:t>
             </w:r>
@@ -8408,7 +8167,7 @@
           </w:tcPr>
           <w:p>
             <w:pPr>
-              <w:spacing w:after="0" w:line="270"/>
+              <w:spacing w:after="0" w:line="208"/>
             </w:pPr>
             <w:r>
               <w:rPr>
@@ -8418,8 +8177,8 @@
                 <w:i w:val="false"/>
                 <w:iCs w:val="false"/>
                 <w:color w:val="111111"/>
-                <w:sz w:val="19"/>
-                <w:szCs w:val="19"/>
+                <w:sz w:val="16"/>
+                <w:szCs w:val="16"/>
               </w:rPr>
               <w:t xml:space="preserve">Yazım ve hareke</w:t>
             </w:r>
@@ -8438,18 +8197,18 @@
           </w:tcPr>
           <w:p>
             <w:pPr>
-              <w:spacing w:after="0" w:line="270"/>
-            </w:pPr>
-            <w:r>
-              <w:rPr>
-                <w:rFonts w:ascii="Times New Roman" w:cs="Times New Roman" w:eastAsia="Times New Roman" w:hAnsi="Times New Roman"/>
-                <w:b w:val="false"/>
-                <w:bCs w:val="false"/>
-                <w:i w:val="false"/>
-                <w:iCs w:val="false"/>
-                <w:color w:val="111111"/>
-                <w:sz w:val="19"/>
-                <w:szCs w:val="19"/>
+              <w:spacing w:after="0" w:line="208"/>
+            </w:pPr>
+            <w:r>
+              <w:rPr>
+                <w:rFonts w:ascii="Times New Roman" w:cs="Times New Roman" w:eastAsia="Times New Roman" w:hAnsi="Times New Roman"/>
+                <w:b w:val="false"/>
+                <w:bCs w:val="false"/>
+                <w:i w:val="false"/>
+                <w:iCs w:val="false"/>
+                <w:color w:val="111111"/>
+                <w:sz w:val="16"/>
+                <w:szCs w:val="16"/>
               </w:rPr>
               <w:t xml:space="preserve">Harf bitişimlerini ve harekeleri doğru yazar.</w:t>
             </w:r>
@@ -8468,19 +8227,19 @@
           </w:tcPr>
           <w:p>
             <w:pPr>
-              <w:spacing w:after="0" w:line="270"/>
-              <w:jc w:val="center"/>
-            </w:pPr>
-            <w:r>
-              <w:rPr>
-                <w:rFonts w:ascii="Times New Roman" w:cs="Times New Roman" w:eastAsia="Times New Roman" w:hAnsi="Times New Roman"/>
-                <w:b w:val="false"/>
-                <w:bCs w:val="false"/>
-                <w:i w:val="false"/>
-                <w:iCs w:val="false"/>
-                <w:color w:val="111111"/>
-                <w:sz w:val="19"/>
-                <w:szCs w:val="19"/>
+              <w:spacing w:after="0" w:line="208"/>
+              <w:jc w:val="center"/>
+            </w:pPr>
+            <w:r>
+              <w:rPr>
+                <w:rFonts w:ascii="Times New Roman" w:cs="Times New Roman" w:eastAsia="Times New Roman" w:hAnsi="Times New Roman"/>
+                <w:b w:val="false"/>
+                <w:bCs w:val="false"/>
+                <w:i w:val="false"/>
+                <w:iCs w:val="false"/>
+                <w:color w:val="111111"/>
+                <w:sz w:val="16"/>
+                <w:szCs w:val="16"/>
               </w:rPr>
               <w:t xml:space="preserve">3</w:t>
             </w:r>
@@ -8502,7 +8261,7 @@
           </w:tcPr>
           <w:p>
             <w:pPr>
-              <w:spacing w:after="0" w:line="270"/>
+              <w:spacing w:after="0" w:line="208"/>
             </w:pPr>
             <w:r>
               <w:rPr>
@@ -8512,8 +8271,8 @@
                 <w:i w:val="false"/>
                 <w:iCs w:val="false"/>
                 <w:color w:val="111111"/>
-                <w:sz w:val="19"/>
-                <w:szCs w:val="19"/>
+                <w:sz w:val="16"/>
+                <w:szCs w:val="16"/>
               </w:rPr>
               <w:t xml:space="preserve">TOPLAM</w:t>
             </w:r>
@@ -8533,18 +8292,18 @@
           </w:tcPr>
           <w:p>
             <w:pPr>
-              <w:spacing w:after="0" w:line="270"/>
-            </w:pPr>
-            <w:r>
-              <w:rPr>
-                <w:rFonts w:ascii="Times New Roman" w:cs="Times New Roman" w:eastAsia="Times New Roman" w:hAnsi="Times New Roman"/>
-                <w:b w:val="false"/>
-                <w:bCs w:val="false"/>
-                <w:i w:val="false"/>
-                <w:iCs w:val="false"/>
-                <w:color w:val="111111"/>
-                <w:sz w:val="21"/>
-                <w:szCs w:val="21"/>
+              <w:spacing w:after="0" w:line="208"/>
+            </w:pPr>
+            <w:r>
+              <w:rPr>
+                <w:rFonts w:ascii="Times New Roman" w:cs="Times New Roman" w:eastAsia="Times New Roman" w:hAnsi="Times New Roman"/>
+                <w:b w:val="false"/>
+                <w:bCs w:val="false"/>
+                <w:i w:val="false"/>
+                <w:iCs w:val="false"/>
+                <w:color w:val="111111"/>
+                <w:sz w:val="17"/>
+                <w:szCs w:val="17"/>
               </w:rPr>
               <w:t xml:space="preserve"/>
             </w:r>
@@ -8564,7 +8323,7 @@
           </w:tcPr>
           <w:p>
             <w:pPr>
-              <w:spacing w:after="0" w:line="270"/>
+              <w:spacing w:after="0" w:line="208"/>
               <w:jc w:val="center"/>
             </w:pPr>
             <w:r>
@@ -8575,8 +8334,8 @@
                 <w:i w:val="false"/>
                 <w:iCs w:val="false"/>
                 <w:color w:val="111111"/>
-                <w:sz w:val="19"/>
-                <w:szCs w:val="19"/>
+                <w:sz w:val="16"/>
+                <w:szCs w:val="16"/>
               </w:rPr>
               <w:t xml:space="preserve">15</w:t>
             </w:r>
@@ -8586,7 +8345,7 @@
     </w:tbl>
     <w:p>
       <w:pPr>
-        <w:spacing w:after="110"/>
+        <w:spacing w:after="33"/>
       </w:pPr>
       <w:r>
         <w:rPr>
@@ -8596,8 +8355,8 @@
           <w:i w:val="false"/>
           <w:iCs w:val="false"/>
           <w:color w:val="111111"/>
-          <w:sz w:val="21"/>
-          <w:szCs w:val="21"/>
+          <w:sz w:val="17"/>
+          <w:szCs w:val="17"/>
         </w:rPr>
         <w:t xml:space="preserve"/>
       </w:r>
@@ -8605,7 +8364,7 @@
     <w:p>
       <w:pPr>
         <w:keepNext w:val="false"/>
-        <w:spacing w:after="90" w:before="0" w:line="280"/>
+        <w:spacing w:after="27" w:before="0" w:line="208"/>
       </w:pPr>
       <w:r>
         <w:rPr>
@@ -8615,8 +8374,8 @@
           <w:i w:val="false"/>
           <w:iCs w:val="false"/>
           <w:color w:val="111111"/>
-          <w:sz w:val="20"/>
-          <w:szCs w:val="20"/>
+          <w:sz w:val="17"/>
+          <w:szCs w:val="17"/>
         </w:rPr>
         <w:t xml:space="preserve">Öğrenme çıktısı / kazanım dağılımı</w:t>
       </w:r>
@@ -8657,7 +8416,7 @@
           </w:tcPr>
           <w:p>
             <w:pPr>
-              <w:spacing w:after="0" w:line="270"/>
+              <w:spacing w:after="0" w:line="208"/>
               <w:jc w:val="center"/>
             </w:pPr>
             <w:r>
@@ -8668,8 +8427,8 @@
                 <w:i w:val="false"/>
                 <w:iCs w:val="false"/>
                 <w:color w:val="111111"/>
-                <w:sz w:val="18"/>
-                <w:szCs w:val="18"/>
+                <w:sz w:val="15"/>
+                <w:szCs w:val="15"/>
               </w:rPr>
               <w:t xml:space="preserve">Soru</w:t>
             </w:r>
@@ -8689,7 +8448,7 @@
           </w:tcPr>
           <w:p>
             <w:pPr>
-              <w:spacing w:after="0" w:line="270"/>
+              <w:spacing w:after="0" w:line="208"/>
               <w:jc w:val="center"/>
             </w:pPr>
             <w:r>
@@ -8700,8 +8459,8 @@
                 <w:i w:val="false"/>
                 <w:iCs w:val="false"/>
                 <w:color w:val="111111"/>
-                <w:sz w:val="18"/>
-                <w:szCs w:val="18"/>
+                <w:sz w:val="15"/>
+                <w:szCs w:val="15"/>
               </w:rPr>
               <w:t xml:space="preserve">Kazanım</w:t>
             </w:r>
@@ -8721,7 +8480,7 @@
           </w:tcPr>
           <w:p>
             <w:pPr>
-              <w:spacing w:after="0" w:line="270"/>
+              <w:spacing w:after="0" w:line="208"/>
               <w:jc w:val="center"/>
             </w:pPr>
             <w:r>
@@ -8732,8 +8491,8 @@
                 <w:i w:val="false"/>
                 <w:iCs w:val="false"/>
                 <w:color w:val="111111"/>
-                <w:sz w:val="18"/>
-                <w:szCs w:val="18"/>
+                <w:sz w:val="15"/>
+                <w:szCs w:val="15"/>
               </w:rPr>
               <w:t xml:space="preserve">Beceri alanı</w:t>
             </w:r>
@@ -8753,7 +8512,7 @@
           </w:tcPr>
           <w:p>
             <w:pPr>
-              <w:spacing w:after="0" w:line="270"/>
+              <w:spacing w:after="0" w:line="208"/>
               <w:jc w:val="center"/>
             </w:pPr>
             <w:r>
@@ -8764,8 +8523,8 @@
                 <w:i w:val="false"/>
                 <w:iCs w:val="false"/>
                 <w:color w:val="111111"/>
-                <w:sz w:val="18"/>
-                <w:szCs w:val="18"/>
+                <w:sz w:val="15"/>
+                <w:szCs w:val="15"/>
               </w:rPr>
               <w:t xml:space="preserve">Puan</w:t>
             </w:r>
@@ -8786,7 +8545,7 @@
           </w:tcPr>
           <w:p>
             <w:pPr>
-              <w:spacing w:after="0" w:line="270"/>
+              <w:spacing w:after="0" w:line="208"/>
               <w:jc w:val="center"/>
             </w:pPr>
             <w:r>
@@ -8797,8 +8556,8 @@
                 <w:i w:val="false"/>
                 <w:iCs w:val="false"/>
                 <w:color w:val="111111"/>
-                <w:sz w:val="18"/>
-                <w:szCs w:val="18"/>
+                <w:sz w:val="15"/>
+                <w:szCs w:val="15"/>
               </w:rPr>
               <w:t xml:space="preserve">1</w:t>
             </w:r>
@@ -8817,18 +8576,18 @@
           </w:tcPr>
           <w:p>
             <w:pPr>
-              <w:spacing w:after="0" w:line="270"/>
-            </w:pPr>
-            <w:r>
-              <w:rPr>
-                <w:rFonts w:ascii="Times New Roman" w:cs="Times New Roman" w:eastAsia="Times New Roman" w:hAnsi="Times New Roman"/>
-                <w:b w:val="false"/>
-                <w:bCs w:val="false"/>
-                <w:i w:val="false"/>
-                <w:iCs w:val="false"/>
-                <w:color w:val="111111"/>
-                <w:sz w:val="17"/>
-                <w:szCs w:val="17"/>
+              <w:spacing w:after="0" w:line="208"/>
+            </w:pPr>
+            <w:r>
+              <w:rPr>
+                <w:rFonts w:ascii="Times New Roman" w:cs="Times New Roman" w:eastAsia="Times New Roman" w:hAnsi="Times New Roman"/>
+                <w:b w:val="false"/>
+                <w:bCs w:val="false"/>
+                <w:i w:val="false"/>
+                <w:iCs w:val="false"/>
+                <w:color w:val="111111"/>
+                <w:sz w:val="14"/>
+                <w:szCs w:val="14"/>
               </w:rPr>
               <w:t xml:space="preserve">Okuduğu metindeki olayların oluş sırasını belirler.</w:t>
             </w:r>
@@ -8847,19 +8606,19 @@
           </w:tcPr>
           <w:p>
             <w:pPr>
-              <w:spacing w:after="0" w:line="270"/>
-              <w:jc w:val="center"/>
-            </w:pPr>
-            <w:r>
-              <w:rPr>
-                <w:rFonts w:ascii="Times New Roman" w:cs="Times New Roman" w:eastAsia="Times New Roman" w:hAnsi="Times New Roman"/>
-                <w:b w:val="false"/>
-                <w:bCs w:val="false"/>
-                <w:i w:val="false"/>
-                <w:iCs w:val="false"/>
-                <w:color w:val="111111"/>
-                <w:sz w:val="17"/>
-                <w:szCs w:val="17"/>
+              <w:spacing w:after="0" w:line="208"/>
+              <w:jc w:val="center"/>
+            </w:pPr>
+            <w:r>
+              <w:rPr>
+                <w:rFonts w:ascii="Times New Roman" w:cs="Times New Roman" w:eastAsia="Times New Roman" w:hAnsi="Times New Roman"/>
+                <w:b w:val="false"/>
+                <w:bCs w:val="false"/>
+                <w:i w:val="false"/>
+                <w:iCs w:val="false"/>
+                <w:color w:val="111111"/>
+                <w:sz w:val="14"/>
+                <w:szCs w:val="14"/>
               </w:rPr>
               <w:t xml:space="preserve">Okuma</w:t>
             </w:r>
@@ -8878,19 +8637,19 @@
           </w:tcPr>
           <w:p>
             <w:pPr>
-              <w:spacing w:after="0" w:line="270"/>
-              <w:jc w:val="center"/>
-            </w:pPr>
-            <w:r>
-              <w:rPr>
-                <w:rFonts w:ascii="Times New Roman" w:cs="Times New Roman" w:eastAsia="Times New Roman" w:hAnsi="Times New Roman"/>
-                <w:b w:val="false"/>
-                <w:bCs w:val="false"/>
-                <w:i w:val="false"/>
-                <w:iCs w:val="false"/>
-                <w:color w:val="111111"/>
-                <w:sz w:val="18"/>
-                <w:szCs w:val="18"/>
+              <w:spacing w:after="0" w:line="208"/>
+              <w:jc w:val="center"/>
+            </w:pPr>
+            <w:r>
+              <w:rPr>
+                <w:rFonts w:ascii="Times New Roman" w:cs="Times New Roman" w:eastAsia="Times New Roman" w:hAnsi="Times New Roman"/>
+                <w:b w:val="false"/>
+                <w:bCs w:val="false"/>
+                <w:i w:val="false"/>
+                <w:iCs w:val="false"/>
+                <w:color w:val="111111"/>
+                <w:sz w:val="15"/>
+                <w:szCs w:val="15"/>
               </w:rPr>
               <w:t xml:space="preserve">15</w:t>
             </w:r>
@@ -8911,7 +8670,7 @@
           </w:tcPr>
           <w:p>
             <w:pPr>
-              <w:spacing w:after="0" w:line="270"/>
+              <w:spacing w:after="0" w:line="208"/>
               <w:jc w:val="center"/>
             </w:pPr>
             <w:r>
@@ -8922,8 +8681,8 @@
                 <w:i w:val="false"/>
                 <w:iCs w:val="false"/>
                 <w:color w:val="111111"/>
-                <w:sz w:val="18"/>
-                <w:szCs w:val="18"/>
+                <w:sz w:val="15"/>
+                <w:szCs w:val="15"/>
               </w:rPr>
               <w:t xml:space="preserve">2</w:t>
             </w:r>
@@ -8942,18 +8701,18 @@
           </w:tcPr>
           <w:p>
             <w:pPr>
-              <w:spacing w:after="0" w:line="270"/>
-            </w:pPr>
-            <w:r>
-              <w:rPr>
-                <w:rFonts w:ascii="Times New Roman" w:cs="Times New Roman" w:eastAsia="Times New Roman" w:hAnsi="Times New Roman"/>
-                <w:b w:val="false"/>
-                <w:bCs w:val="false"/>
-                <w:i w:val="false"/>
-                <w:iCs w:val="false"/>
-                <w:color w:val="111111"/>
-                <w:sz w:val="17"/>
-                <w:szCs w:val="17"/>
+              <w:spacing w:after="0" w:line="208"/>
+            </w:pPr>
+            <w:r>
+              <w:rPr>
+                <w:rFonts w:ascii="Times New Roman" w:cs="Times New Roman" w:eastAsia="Times New Roman" w:hAnsi="Times New Roman"/>
+                <w:b w:val="false"/>
+                <w:bCs w:val="false"/>
+                <w:i w:val="false"/>
+                <w:iCs w:val="false"/>
+                <w:color w:val="111111"/>
+                <w:sz w:val="14"/>
+                <w:szCs w:val="14"/>
               </w:rPr>
               <w:t xml:space="preserve">Dinlediği sözcükleri ve cümleleri birbirine bağlayan bağlaçları tanır.</w:t>
             </w:r>
@@ -8972,19 +8731,19 @@
           </w:tcPr>
           <w:p>
             <w:pPr>
-              <w:spacing w:after="0" w:line="270"/>
-              <w:jc w:val="center"/>
-            </w:pPr>
-            <w:r>
-              <w:rPr>
-                <w:rFonts w:ascii="Times New Roman" w:cs="Times New Roman" w:eastAsia="Times New Roman" w:hAnsi="Times New Roman"/>
-                <w:b w:val="false"/>
-                <w:bCs w:val="false"/>
-                <w:i w:val="false"/>
-                <w:iCs w:val="false"/>
-                <w:color w:val="111111"/>
-                <w:sz w:val="17"/>
-                <w:szCs w:val="17"/>
+              <w:spacing w:after="0" w:line="208"/>
+              <w:jc w:val="center"/>
+            </w:pPr>
+            <w:r>
+              <w:rPr>
+                <w:rFonts w:ascii="Times New Roman" w:cs="Times New Roman" w:eastAsia="Times New Roman" w:hAnsi="Times New Roman"/>
+                <w:b w:val="false"/>
+                <w:bCs w:val="false"/>
+                <w:i w:val="false"/>
+                <w:iCs w:val="false"/>
+                <w:color w:val="111111"/>
+                <w:sz w:val="14"/>
+                <w:szCs w:val="14"/>
               </w:rPr>
               <w:t xml:space="preserve">Dinleme</w:t>
             </w:r>
@@ -9003,19 +8762,19 @@
           </w:tcPr>
           <w:p>
             <w:pPr>
-              <w:spacing w:after="0" w:line="270"/>
-              <w:jc w:val="center"/>
-            </w:pPr>
-            <w:r>
-              <w:rPr>
-                <w:rFonts w:ascii="Times New Roman" w:cs="Times New Roman" w:eastAsia="Times New Roman" w:hAnsi="Times New Roman"/>
-                <w:b w:val="false"/>
-                <w:bCs w:val="false"/>
-                <w:i w:val="false"/>
-                <w:iCs w:val="false"/>
-                <w:color w:val="111111"/>
-                <w:sz w:val="18"/>
-                <w:szCs w:val="18"/>
+              <w:spacing w:after="0" w:line="208"/>
+              <w:jc w:val="center"/>
+            </w:pPr>
+            <w:r>
+              <w:rPr>
+                <w:rFonts w:ascii="Times New Roman" w:cs="Times New Roman" w:eastAsia="Times New Roman" w:hAnsi="Times New Roman"/>
+                <w:b w:val="false"/>
+                <w:bCs w:val="false"/>
+                <w:i w:val="false"/>
+                <w:iCs w:val="false"/>
+                <w:color w:val="111111"/>
+                <w:sz w:val="15"/>
+                <w:szCs w:val="15"/>
               </w:rPr>
               <w:t xml:space="preserve">10</w:t>
             </w:r>
@@ -9036,7 +8795,7 @@
           </w:tcPr>
           <w:p>
             <w:pPr>
-              <w:spacing w:after="0" w:line="270"/>
+              <w:spacing w:after="0" w:line="208"/>
               <w:jc w:val="center"/>
             </w:pPr>
             <w:r>
@@ -9047,8 +8806,8 @@
                 <w:i w:val="false"/>
                 <w:iCs w:val="false"/>
                 <w:color w:val="111111"/>
-                <w:sz w:val="18"/>
-                <w:szCs w:val="18"/>
+                <w:sz w:val="15"/>
+                <w:szCs w:val="15"/>
               </w:rPr>
               <w:t xml:space="preserve">3</w:t>
             </w:r>
@@ -9067,18 +8826,18 @@
           </w:tcPr>
           <w:p>
             <w:pPr>
-              <w:spacing w:after="0" w:line="270"/>
-            </w:pPr>
-            <w:r>
-              <w:rPr>
-                <w:rFonts w:ascii="Times New Roman" w:cs="Times New Roman" w:eastAsia="Times New Roman" w:hAnsi="Times New Roman"/>
-                <w:b w:val="false"/>
-                <w:bCs w:val="false"/>
-                <w:i w:val="false"/>
-                <w:iCs w:val="false"/>
-                <w:color w:val="111111"/>
-                <w:sz w:val="17"/>
-                <w:szCs w:val="17"/>
+              <w:spacing w:after="0" w:line="208"/>
+            </w:pPr>
+            <w:r>
+              <w:rPr>
+                <w:rFonts w:ascii="Times New Roman" w:cs="Times New Roman" w:eastAsia="Times New Roman" w:hAnsi="Times New Roman"/>
+                <w:b w:val="false"/>
+                <w:bCs w:val="false"/>
+                <w:i w:val="false"/>
+                <w:iCs w:val="false"/>
+                <w:color w:val="111111"/>
+                <w:sz w:val="14"/>
+                <w:szCs w:val="14"/>
               </w:rPr>
               <w:t xml:space="preserve">Okuduğu kısa ve basit metinle ilgili net soruları anlamlandırır.</w:t>
             </w:r>
@@ -9097,19 +8856,19 @@
           </w:tcPr>
           <w:p>
             <w:pPr>
-              <w:spacing w:after="0" w:line="270"/>
-              <w:jc w:val="center"/>
-            </w:pPr>
-            <w:r>
-              <w:rPr>
-                <w:rFonts w:ascii="Times New Roman" w:cs="Times New Roman" w:eastAsia="Times New Roman" w:hAnsi="Times New Roman"/>
-                <w:b w:val="false"/>
-                <w:bCs w:val="false"/>
-                <w:i w:val="false"/>
-                <w:iCs w:val="false"/>
-                <w:color w:val="111111"/>
-                <w:sz w:val="17"/>
-                <w:szCs w:val="17"/>
+              <w:spacing w:after="0" w:line="208"/>
+              <w:jc w:val="center"/>
+            </w:pPr>
+            <w:r>
+              <w:rPr>
+                <w:rFonts w:ascii="Times New Roman" w:cs="Times New Roman" w:eastAsia="Times New Roman" w:hAnsi="Times New Roman"/>
+                <w:b w:val="false"/>
+                <w:bCs w:val="false"/>
+                <w:i w:val="false"/>
+                <w:iCs w:val="false"/>
+                <w:color w:val="111111"/>
+                <w:sz w:val="14"/>
+                <w:szCs w:val="14"/>
               </w:rPr>
               <w:t xml:space="preserve">Okuma</w:t>
             </w:r>
@@ -9128,19 +8887,19 @@
           </w:tcPr>
           <w:p>
             <w:pPr>
-              <w:spacing w:after="0" w:line="270"/>
-              <w:jc w:val="center"/>
-            </w:pPr>
-            <w:r>
-              <w:rPr>
-                <w:rFonts w:ascii="Times New Roman" w:cs="Times New Roman" w:eastAsia="Times New Roman" w:hAnsi="Times New Roman"/>
-                <w:b w:val="false"/>
-                <w:bCs w:val="false"/>
-                <w:i w:val="false"/>
-                <w:iCs w:val="false"/>
-                <w:color w:val="111111"/>
-                <w:sz w:val="18"/>
-                <w:szCs w:val="18"/>
+              <w:spacing w:after="0" w:line="208"/>
+              <w:jc w:val="center"/>
+            </w:pPr>
+            <w:r>
+              <w:rPr>
+                <w:rFonts w:ascii="Times New Roman" w:cs="Times New Roman" w:eastAsia="Times New Roman" w:hAnsi="Times New Roman"/>
+                <w:b w:val="false"/>
+                <w:bCs w:val="false"/>
+                <w:i w:val="false"/>
+                <w:iCs w:val="false"/>
+                <w:color w:val="111111"/>
+                <w:sz w:val="15"/>
+                <w:szCs w:val="15"/>
               </w:rPr>
               <w:t xml:space="preserve">15</w:t>
             </w:r>
@@ -9161,7 +8920,7 @@
           </w:tcPr>
           <w:p>
             <w:pPr>
-              <w:spacing w:after="0" w:line="270"/>
+              <w:spacing w:after="0" w:line="208"/>
               <w:jc w:val="center"/>
             </w:pPr>
             <w:r>
@@ -9172,8 +8931,8 @@
                 <w:i w:val="false"/>
                 <w:iCs w:val="false"/>
                 <w:color w:val="111111"/>
-                <w:sz w:val="18"/>
-                <w:szCs w:val="18"/>
+                <w:sz w:val="15"/>
+                <w:szCs w:val="15"/>
               </w:rPr>
               <w:t xml:space="preserve">4</w:t>
             </w:r>
@@ -9192,18 +8951,18 @@
           </w:tcPr>
           <w:p>
             <w:pPr>
-              <w:spacing w:after="0" w:line="270"/>
-            </w:pPr>
-            <w:r>
-              <w:rPr>
-                <w:rFonts w:ascii="Times New Roman" w:cs="Times New Roman" w:eastAsia="Times New Roman" w:hAnsi="Times New Roman"/>
-                <w:b w:val="false"/>
-                <w:bCs w:val="false"/>
-                <w:i w:val="false"/>
-                <w:iCs w:val="false"/>
-                <w:color w:val="111111"/>
-                <w:sz w:val="17"/>
-                <w:szCs w:val="17"/>
+              <w:spacing w:after="0" w:line="208"/>
+            </w:pPr>
+            <w:r>
+              <w:rPr>
+                <w:rFonts w:ascii="Times New Roman" w:cs="Times New Roman" w:eastAsia="Times New Roman" w:hAnsi="Times New Roman"/>
+                <w:b w:val="false"/>
+                <w:bCs w:val="false"/>
+                <w:i w:val="false"/>
+                <w:iCs w:val="false"/>
+                <w:color w:val="111111"/>
+                <w:sz w:val="14"/>
+                <w:szCs w:val="14"/>
               </w:rPr>
               <w:t xml:space="preserve">Rica, teşekkür ve özür kalıplarını duruma uygun belirler.</w:t>
             </w:r>
@@ -9222,19 +8981,19 @@
           </w:tcPr>
           <w:p>
             <w:pPr>
-              <w:spacing w:after="0" w:line="270"/>
-              <w:jc w:val="center"/>
-            </w:pPr>
-            <w:r>
-              <w:rPr>
-                <w:rFonts w:ascii="Times New Roman" w:cs="Times New Roman" w:eastAsia="Times New Roman" w:hAnsi="Times New Roman"/>
-                <w:b w:val="false"/>
-                <w:bCs w:val="false"/>
-                <w:i w:val="false"/>
-                <w:iCs w:val="false"/>
-                <w:color w:val="111111"/>
-                <w:sz w:val="17"/>
-                <w:szCs w:val="17"/>
+              <w:spacing w:after="0" w:line="208"/>
+              <w:jc w:val="center"/>
+            </w:pPr>
+            <w:r>
+              <w:rPr>
+                <w:rFonts w:ascii="Times New Roman" w:cs="Times New Roman" w:eastAsia="Times New Roman" w:hAnsi="Times New Roman"/>
+                <w:b w:val="false"/>
+                <w:bCs w:val="false"/>
+                <w:i w:val="false"/>
+                <w:iCs w:val="false"/>
+                <w:color w:val="111111"/>
+                <w:sz w:val="14"/>
+                <w:szCs w:val="14"/>
               </w:rPr>
               <w:t xml:space="preserve">Konuşma</w:t>
             </w:r>
@@ -9253,19 +9012,19 @@
           </w:tcPr>
           <w:p>
             <w:pPr>
-              <w:spacing w:after="0" w:line="270"/>
-              <w:jc w:val="center"/>
-            </w:pPr>
-            <w:r>
-              <w:rPr>
-                <w:rFonts w:ascii="Times New Roman" w:cs="Times New Roman" w:eastAsia="Times New Roman" w:hAnsi="Times New Roman"/>
-                <w:b w:val="false"/>
-                <w:bCs w:val="false"/>
-                <w:i w:val="false"/>
-                <w:iCs w:val="false"/>
-                <w:color w:val="111111"/>
-                <w:sz w:val="18"/>
-                <w:szCs w:val="18"/>
+              <w:spacing w:after="0" w:line="208"/>
+              <w:jc w:val="center"/>
+            </w:pPr>
+            <w:r>
+              <w:rPr>
+                <w:rFonts w:ascii="Times New Roman" w:cs="Times New Roman" w:eastAsia="Times New Roman" w:hAnsi="Times New Roman"/>
+                <w:b w:val="false"/>
+                <w:bCs w:val="false"/>
+                <w:i w:val="false"/>
+                <w:iCs w:val="false"/>
+                <w:color w:val="111111"/>
+                <w:sz w:val="15"/>
+                <w:szCs w:val="15"/>
               </w:rPr>
               <w:t xml:space="preserve">10</w:t>
             </w:r>
@@ -9286,7 +9045,7 @@
           </w:tcPr>
           <w:p>
             <w:pPr>
-              <w:spacing w:after="0" w:line="270"/>
+              <w:spacing w:after="0" w:line="208"/>
               <w:jc w:val="center"/>
             </w:pPr>
             <w:r>
@@ -9297,8 +9056,8 @@
                 <w:i w:val="false"/>
                 <w:iCs w:val="false"/>
                 <w:color w:val="111111"/>
-                <w:sz w:val="18"/>
-                <w:szCs w:val="18"/>
+                <w:sz w:val="15"/>
+                <w:szCs w:val="15"/>
               </w:rPr>
               <w:t xml:space="preserve">5</w:t>
             </w:r>
@@ -9317,18 +9076,18 @@
           </w:tcPr>
           <w:p>
             <w:pPr>
-              <w:spacing w:after="0" w:line="270"/>
-            </w:pPr>
-            <w:r>
-              <w:rPr>
-                <w:rFonts w:ascii="Times New Roman" w:cs="Times New Roman" w:eastAsia="Times New Roman" w:hAnsi="Times New Roman"/>
-                <w:b w:val="false"/>
-                <w:bCs w:val="false"/>
-                <w:i w:val="false"/>
-                <w:iCs w:val="false"/>
-                <w:color w:val="111111"/>
-                <w:sz w:val="17"/>
-                <w:szCs w:val="17"/>
+              <w:spacing w:after="0" w:line="208"/>
+            </w:pPr>
+            <w:r>
+              <w:rPr>
+                <w:rFonts w:ascii="Times New Roman" w:cs="Times New Roman" w:eastAsia="Times New Roman" w:hAnsi="Times New Roman"/>
+                <w:b w:val="false"/>
+                <w:bCs w:val="false"/>
+                <w:i w:val="false"/>
+                <w:iCs w:val="false"/>
+                <w:color w:val="111111"/>
+                <w:sz w:val="14"/>
+                <w:szCs w:val="14"/>
               </w:rPr>
               <w:t xml:space="preserve">Metinden hareketle tema kelimelerini yerinde kullanır.</w:t>
             </w:r>
@@ -9347,19 +9106,19 @@
           </w:tcPr>
           <w:p>
             <w:pPr>
-              <w:spacing w:after="0" w:line="270"/>
-              <w:jc w:val="center"/>
-            </w:pPr>
-            <w:r>
-              <w:rPr>
-                <w:rFonts w:ascii="Times New Roman" w:cs="Times New Roman" w:eastAsia="Times New Roman" w:hAnsi="Times New Roman"/>
-                <w:b w:val="false"/>
-                <w:bCs w:val="false"/>
-                <w:i w:val="false"/>
-                <w:iCs w:val="false"/>
-                <w:color w:val="111111"/>
-                <w:sz w:val="17"/>
-                <w:szCs w:val="17"/>
+              <w:spacing w:after="0" w:line="208"/>
+              <w:jc w:val="center"/>
+            </w:pPr>
+            <w:r>
+              <w:rPr>
+                <w:rFonts w:ascii="Times New Roman" w:cs="Times New Roman" w:eastAsia="Times New Roman" w:hAnsi="Times New Roman"/>
+                <w:b w:val="false"/>
+                <w:bCs w:val="false"/>
+                <w:i w:val="false"/>
+                <w:iCs w:val="false"/>
+                <w:color w:val="111111"/>
+                <w:sz w:val="14"/>
+                <w:szCs w:val="14"/>
               </w:rPr>
               <w:t xml:space="preserve">Sözcük</w:t>
             </w:r>
@@ -9378,19 +9137,19 @@
           </w:tcPr>
           <w:p>
             <w:pPr>
-              <w:spacing w:after="0" w:line="270"/>
-              <w:jc w:val="center"/>
-            </w:pPr>
-            <w:r>
-              <w:rPr>
-                <w:rFonts w:ascii="Times New Roman" w:cs="Times New Roman" w:eastAsia="Times New Roman" w:hAnsi="Times New Roman"/>
-                <w:b w:val="false"/>
-                <w:bCs w:val="false"/>
-                <w:i w:val="false"/>
-                <w:iCs w:val="false"/>
-                <w:color w:val="111111"/>
-                <w:sz w:val="18"/>
-                <w:szCs w:val="18"/>
+              <w:spacing w:after="0" w:line="208"/>
+              <w:jc w:val="center"/>
+            </w:pPr>
+            <w:r>
+              <w:rPr>
+                <w:rFonts w:ascii="Times New Roman" w:cs="Times New Roman" w:eastAsia="Times New Roman" w:hAnsi="Times New Roman"/>
+                <w:b w:val="false"/>
+                <w:bCs w:val="false"/>
+                <w:i w:val="false"/>
+                <w:iCs w:val="false"/>
+                <w:color w:val="111111"/>
+                <w:sz w:val="15"/>
+                <w:szCs w:val="15"/>
               </w:rPr>
               <w:t xml:space="preserve">10</w:t>
             </w:r>
@@ -9411,7 +9170,7 @@
           </w:tcPr>
           <w:p>
             <w:pPr>
-              <w:spacing w:after="0" w:line="270"/>
+              <w:spacing w:after="0" w:line="208"/>
               <w:jc w:val="center"/>
             </w:pPr>
             <w:r>
@@ -9422,8 +9181,8 @@
                 <w:i w:val="false"/>
                 <w:iCs w:val="false"/>
                 <w:color w:val="111111"/>
-                <w:sz w:val="18"/>
-                <w:szCs w:val="18"/>
+                <w:sz w:val="15"/>
+                <w:szCs w:val="15"/>
               </w:rPr>
               <w:t xml:space="preserve">6</w:t>
             </w:r>
@@ -9442,18 +9201,18 @@
           </w:tcPr>
           <w:p>
             <w:pPr>
-              <w:spacing w:after="0" w:line="270"/>
-            </w:pPr>
-            <w:r>
-              <w:rPr>
-                <w:rFonts w:ascii="Times New Roman" w:cs="Times New Roman" w:eastAsia="Times New Roman" w:hAnsi="Times New Roman"/>
-                <w:b w:val="false"/>
-                <w:bCs w:val="false"/>
-                <w:i w:val="false"/>
-                <w:iCs w:val="false"/>
-                <w:color w:val="111111"/>
-                <w:sz w:val="17"/>
-                <w:szCs w:val="17"/>
+              <w:spacing w:after="0" w:line="208"/>
+            </w:pPr>
+            <w:r>
+              <w:rPr>
+                <w:rFonts w:ascii="Times New Roman" w:cs="Times New Roman" w:eastAsia="Times New Roman" w:hAnsi="Times New Roman"/>
+                <w:b w:val="false"/>
+                <w:bCs w:val="false"/>
+                <w:i w:val="false"/>
+                <w:iCs w:val="false"/>
+                <w:color w:val="111111"/>
+                <w:sz w:val="14"/>
+                <w:szCs w:val="14"/>
               </w:rPr>
               <w:t xml:space="preserve">Mazi fiilin şahıs çekimini ayırt eder.</w:t>
             </w:r>
@@ -9472,19 +9231,19 @@
           </w:tcPr>
           <w:p>
             <w:pPr>
-              <w:spacing w:after="0" w:line="270"/>
-              <w:jc w:val="center"/>
-            </w:pPr>
-            <w:r>
-              <w:rPr>
-                <w:rFonts w:ascii="Times New Roman" w:cs="Times New Roman" w:eastAsia="Times New Roman" w:hAnsi="Times New Roman"/>
-                <w:b w:val="false"/>
-                <w:bCs w:val="false"/>
-                <w:i w:val="false"/>
-                <w:iCs w:val="false"/>
-                <w:color w:val="111111"/>
-                <w:sz w:val="17"/>
-                <w:szCs w:val="17"/>
+              <w:spacing w:after="0" w:line="208"/>
+              <w:jc w:val="center"/>
+            </w:pPr>
+            <w:r>
+              <w:rPr>
+                <w:rFonts w:ascii="Times New Roman" w:cs="Times New Roman" w:eastAsia="Times New Roman" w:hAnsi="Times New Roman"/>
+                <w:b w:val="false"/>
+                <w:bCs w:val="false"/>
+                <w:i w:val="false"/>
+                <w:iCs w:val="false"/>
+                <w:color w:val="111111"/>
+                <w:sz w:val="14"/>
+                <w:szCs w:val="14"/>
               </w:rPr>
               <w:t xml:space="preserve">Dil Bilgisi</w:t>
             </w:r>
@@ -9503,19 +9262,19 @@
           </w:tcPr>
           <w:p>
             <w:pPr>
-              <w:spacing w:after="0" w:line="270"/>
-              <w:jc w:val="center"/>
-            </w:pPr>
-            <w:r>
-              <w:rPr>
-                <w:rFonts w:ascii="Times New Roman" w:cs="Times New Roman" w:eastAsia="Times New Roman" w:hAnsi="Times New Roman"/>
-                <w:b w:val="false"/>
-                <w:bCs w:val="false"/>
-                <w:i w:val="false"/>
-                <w:iCs w:val="false"/>
-                <w:color w:val="111111"/>
-                <w:sz w:val="18"/>
-                <w:szCs w:val="18"/>
+              <w:spacing w:after="0" w:line="208"/>
+              <w:jc w:val="center"/>
+            </w:pPr>
+            <w:r>
+              <w:rPr>
+                <w:rFonts w:ascii="Times New Roman" w:cs="Times New Roman" w:eastAsia="Times New Roman" w:hAnsi="Times New Roman"/>
+                <w:b w:val="false"/>
+                <w:bCs w:val="false"/>
+                <w:i w:val="false"/>
+                <w:iCs w:val="false"/>
+                <w:color w:val="111111"/>
+                <w:sz w:val="15"/>
+                <w:szCs w:val="15"/>
               </w:rPr>
               <w:t xml:space="preserve">10</w:t>
             </w:r>
@@ -9536,7 +9295,7 @@
           </w:tcPr>
           <w:p>
             <w:pPr>
-              <w:spacing w:after="0" w:line="270"/>
+              <w:spacing w:after="0" w:line="208"/>
               <w:jc w:val="center"/>
             </w:pPr>
             <w:r>
@@ -9547,8 +9306,8 @@
                 <w:i w:val="false"/>
                 <w:iCs w:val="false"/>
                 <w:color w:val="111111"/>
-                <w:sz w:val="18"/>
-                <w:szCs w:val="18"/>
+                <w:sz w:val="15"/>
+                <w:szCs w:val="15"/>
               </w:rPr>
               <w:t xml:space="preserve">7</w:t>
             </w:r>
@@ -9567,18 +9326,18 @@
           </w:tcPr>
           <w:p>
             <w:pPr>
-              <w:spacing w:after="0" w:line="270"/>
-            </w:pPr>
-            <w:r>
-              <w:rPr>
-                <w:rFonts w:ascii="Times New Roman" w:cs="Times New Roman" w:eastAsia="Times New Roman" w:hAnsi="Times New Roman"/>
-                <w:b w:val="false"/>
-                <w:bCs w:val="false"/>
-                <w:i w:val="false"/>
-                <w:iCs w:val="false"/>
-                <w:color w:val="111111"/>
-                <w:sz w:val="17"/>
-                <w:szCs w:val="17"/>
+              <w:spacing w:after="0" w:line="208"/>
+            </w:pPr>
+            <w:r>
+              <w:rPr>
+                <w:rFonts w:ascii="Times New Roman" w:cs="Times New Roman" w:eastAsia="Times New Roman" w:hAnsi="Times New Roman"/>
+                <w:b w:val="false"/>
+                <w:bCs w:val="false"/>
+                <w:i w:val="false"/>
+                <w:iCs w:val="false"/>
+                <w:color w:val="111111"/>
+                <w:sz w:val="14"/>
+                <w:szCs w:val="14"/>
               </w:rPr>
               <w:t xml:space="preserve">Okuduğu metinle ilgili temel soruları cevaplar.</w:t>
             </w:r>
@@ -9597,19 +9356,19 @@
           </w:tcPr>
           <w:p>
             <w:pPr>
-              <w:spacing w:after="0" w:line="270"/>
-              <w:jc w:val="center"/>
-            </w:pPr>
-            <w:r>
-              <w:rPr>
-                <w:rFonts w:ascii="Times New Roman" w:cs="Times New Roman" w:eastAsia="Times New Roman" w:hAnsi="Times New Roman"/>
-                <w:b w:val="false"/>
-                <w:bCs w:val="false"/>
-                <w:i w:val="false"/>
-                <w:iCs w:val="false"/>
-                <w:color w:val="111111"/>
-                <w:sz w:val="17"/>
-                <w:szCs w:val="17"/>
+              <w:spacing w:after="0" w:line="208"/>
+              <w:jc w:val="center"/>
+            </w:pPr>
+            <w:r>
+              <w:rPr>
+                <w:rFonts w:ascii="Times New Roman" w:cs="Times New Roman" w:eastAsia="Times New Roman" w:hAnsi="Times New Roman"/>
+                <w:b w:val="false"/>
+                <w:bCs w:val="false"/>
+                <w:i w:val="false"/>
+                <w:iCs w:val="false"/>
+                <w:color w:val="111111"/>
+                <w:sz w:val="14"/>
+                <w:szCs w:val="14"/>
               </w:rPr>
               <w:t xml:space="preserve">Konuşma</w:t>
             </w:r>
@@ -9628,19 +9387,19 @@
           </w:tcPr>
           <w:p>
             <w:pPr>
-              <w:spacing w:after="0" w:line="270"/>
-              <w:jc w:val="center"/>
-            </w:pPr>
-            <w:r>
-              <w:rPr>
-                <w:rFonts w:ascii="Times New Roman" w:cs="Times New Roman" w:eastAsia="Times New Roman" w:hAnsi="Times New Roman"/>
-                <w:b w:val="false"/>
-                <w:bCs w:val="false"/>
-                <w:i w:val="false"/>
-                <w:iCs w:val="false"/>
-                <w:color w:val="111111"/>
-                <w:sz w:val="18"/>
-                <w:szCs w:val="18"/>
+              <w:spacing w:after="0" w:line="208"/>
+              <w:jc w:val="center"/>
+            </w:pPr>
+            <w:r>
+              <w:rPr>
+                <w:rFonts w:ascii="Times New Roman" w:cs="Times New Roman" w:eastAsia="Times New Roman" w:hAnsi="Times New Roman"/>
+                <w:b w:val="false"/>
+                <w:bCs w:val="false"/>
+                <w:i w:val="false"/>
+                <w:iCs w:val="false"/>
+                <w:color w:val="111111"/>
+                <w:sz w:val="15"/>
+                <w:szCs w:val="15"/>
               </w:rPr>
               <w:t xml:space="preserve">15</w:t>
             </w:r>
@@ -9661,7 +9420,7 @@
           </w:tcPr>
           <w:p>
             <w:pPr>
-              <w:spacing w:after="0" w:line="270"/>
+              <w:spacing w:after="0" w:line="208"/>
               <w:jc w:val="center"/>
             </w:pPr>
             <w:r>
@@ -9672,8 +9431,8 @@
                 <w:i w:val="false"/>
                 <w:iCs w:val="false"/>
                 <w:color w:val="111111"/>
-                <w:sz w:val="18"/>
-                <w:szCs w:val="18"/>
+                <w:sz w:val="15"/>
+                <w:szCs w:val="15"/>
               </w:rPr>
               <w:t xml:space="preserve">8</w:t>
             </w:r>
@@ -9692,18 +9451,18 @@
           </w:tcPr>
           <w:p>
             <w:pPr>
-              <w:spacing w:after="0" w:line="270"/>
-            </w:pPr>
-            <w:r>
-              <w:rPr>
-                <w:rFonts w:ascii="Times New Roman" w:cs="Times New Roman" w:eastAsia="Times New Roman" w:hAnsi="Times New Roman"/>
-                <w:b w:val="false"/>
-                <w:bCs w:val="false"/>
-                <w:i w:val="false"/>
-                <w:iCs w:val="false"/>
-                <w:color w:val="111111"/>
-                <w:sz w:val="17"/>
-                <w:szCs w:val="17"/>
+              <w:spacing w:after="0" w:line="208"/>
+            </w:pPr>
+            <w:r>
+              <w:rPr>
+                <w:rFonts w:ascii="Times New Roman" w:cs="Times New Roman" w:eastAsia="Times New Roman" w:hAnsi="Times New Roman"/>
+                <w:b w:val="false"/>
+                <w:bCs w:val="false"/>
+                <w:i w:val="false"/>
+                <w:iCs w:val="false"/>
+                <w:color w:val="111111"/>
+                <w:sz w:val="14"/>
+                <w:szCs w:val="14"/>
               </w:rPr>
               <w:t xml:space="preserve">Anahtar sözcüklerden yola çıkarak yeni bir metin oluşturur.</w:t>
             </w:r>
@@ -9722,19 +9481,19 @@
           </w:tcPr>
           <w:p>
             <w:pPr>
-              <w:spacing w:after="0" w:line="270"/>
-              <w:jc w:val="center"/>
-            </w:pPr>
-            <w:r>
-              <w:rPr>
-                <w:rFonts w:ascii="Times New Roman" w:cs="Times New Roman" w:eastAsia="Times New Roman" w:hAnsi="Times New Roman"/>
-                <w:b w:val="false"/>
-                <w:bCs w:val="false"/>
-                <w:i w:val="false"/>
-                <w:iCs w:val="false"/>
-                <w:color w:val="111111"/>
-                <w:sz w:val="17"/>
-                <w:szCs w:val="17"/>
+              <w:spacing w:after="0" w:line="208"/>
+              <w:jc w:val="center"/>
+            </w:pPr>
+            <w:r>
+              <w:rPr>
+                <w:rFonts w:ascii="Times New Roman" w:cs="Times New Roman" w:eastAsia="Times New Roman" w:hAnsi="Times New Roman"/>
+                <w:b w:val="false"/>
+                <w:bCs w:val="false"/>
+                <w:i w:val="false"/>
+                <w:iCs w:val="false"/>
+                <w:color w:val="111111"/>
+                <w:sz w:val="14"/>
+                <w:szCs w:val="14"/>
               </w:rPr>
               <w:t xml:space="preserve">Yazma</w:t>
             </w:r>
@@ -9753,19 +9512,19 @@
           </w:tcPr>
           <w:p>
             <w:pPr>
-              <w:spacing w:after="0" w:line="270"/>
-              <w:jc w:val="center"/>
-            </w:pPr>
-            <w:r>
-              <w:rPr>
-                <w:rFonts w:ascii="Times New Roman" w:cs="Times New Roman" w:eastAsia="Times New Roman" w:hAnsi="Times New Roman"/>
-                <w:b w:val="false"/>
-                <w:bCs w:val="false"/>
-                <w:i w:val="false"/>
-                <w:iCs w:val="false"/>
-                <w:color w:val="111111"/>
-                <w:sz w:val="18"/>
-                <w:szCs w:val="18"/>
+              <w:spacing w:after="0" w:line="208"/>
+              <w:jc w:val="center"/>
+            </w:pPr>
+            <w:r>
+              <w:rPr>
+                <w:rFonts w:ascii="Times New Roman" w:cs="Times New Roman" w:eastAsia="Times New Roman" w:hAnsi="Times New Roman"/>
+                <w:b w:val="false"/>
+                <w:bCs w:val="false"/>
+                <w:i w:val="false"/>
+                <w:iCs w:val="false"/>
+                <w:color w:val="111111"/>
+                <w:sz w:val="15"/>
+                <w:szCs w:val="15"/>
               </w:rPr>
               <w:t xml:space="preserve">15</w:t>
             </w:r>
@@ -9775,7 +9534,7 @@
     </w:tbl>
     <w:p>
       <w:pPr>
-        <w:spacing w:after="60"/>
+        <w:spacing w:after="18"/>
       </w:pPr>
       <w:r>
         <w:rPr>
@@ -9785,8 +9544,8 @@
           <w:i w:val="false"/>
           <w:iCs w:val="false"/>
           <w:color w:val="111111"/>
-          <w:sz w:val="21"/>
-          <w:szCs w:val="21"/>
+          <w:sz w:val="17"/>
+          <w:szCs w:val="17"/>
         </w:rPr>
         <w:t xml:space="preserve"/>
       </w:r>
@@ -9830,44 +9589,26 @@
           </w:tcPr>
           <w:p>
             <w:pPr>
-              <w:spacing w:after="0" w:line="120"/>
-            </w:pPr>
-            <w:r>
-              <w:rPr>
-                <w:rFonts w:ascii="Times New Roman" w:cs="Times New Roman" w:eastAsia="Times New Roman" w:hAnsi="Times New Roman"/>
-                <w:b w:val="false"/>
-                <w:bCs w:val="false"/>
-                <w:i w:val="false"/>
-                <w:iCs w:val="false"/>
-                <w:color w:val="111111"/>
-                <w:sz w:val="6"/>
-                <w:szCs w:val="6"/>
-              </w:rPr>
-              <w:t xml:space="preserve"/>
-            </w:r>
-          </w:p>
-          <w:p>
-            <w:pPr>
-              <w:spacing w:after="25"/>
-              <w:jc w:val="center"/>
-            </w:pPr>
-            <w:r>
-              <w:rPr>
-                <w:rFonts w:ascii="Times New Roman" w:cs="Times New Roman" w:eastAsia="Times New Roman" w:hAnsi="Times New Roman"/>
-                <w:b w:val="false"/>
-                <w:bCs w:val="false"/>
-                <w:i w:val="false"/>
-                <w:iCs w:val="false"/>
-                <w:color w:val="111111"/>
-                <w:sz w:val="19"/>
-                <w:szCs w:val="19"/>
+              <w:spacing w:after="8"/>
+              <w:jc w:val="center"/>
+            </w:pPr>
+            <w:r>
+              <w:rPr>
+                <w:rFonts w:ascii="Times New Roman" w:cs="Times New Roman" w:eastAsia="Times New Roman" w:hAnsi="Times New Roman"/>
+                <w:b w:val="false"/>
+                <w:bCs w:val="false"/>
+                <w:i w:val="false"/>
+                <w:iCs w:val="false"/>
+                <w:color w:val="111111"/>
+                <w:sz w:val="16"/>
+                <w:szCs w:val="16"/>
               </w:rPr>
               <w:t xml:space="preserve">……………………………………</w:t>
             </w:r>
           </w:p>
           <w:p>
             <w:pPr>
-              <w:spacing w:after="8"/>
+              <w:spacing w:after="2"/>
               <w:jc w:val="center"/>
             </w:pPr>
             <w:r>
@@ -9878,8 +9619,8 @@
                 <w:i w:val="false"/>
                 <w:iCs w:val="false"/>
                 <w:color w:val="111111"/>
-                <w:sz w:val="19"/>
-                <w:szCs w:val="19"/>
+                <w:sz w:val="16"/>
+                <w:szCs w:val="16"/>
               </w:rPr>
               <w:t xml:space="preserve">Ders Öğretmeni</w:t>
             </w:r>
@@ -9897,8 +9638,8 @@
                 <w:i w:val="false"/>
                 <w:iCs w:val="false"/>
                 <w:color w:val="55636F"/>
-                <w:sz w:val="17"/>
-                <w:szCs w:val="17"/>
+                <w:sz w:val="14"/>
+                <w:szCs w:val="14"/>
               </w:rPr>
               <w:t xml:space="preserve">Arapça</w:t>
             </w:r>
@@ -9933,34 +9674,34 @@
                 <w:i w:val="false"/>
                 <w:iCs w:val="false"/>
                 <w:color w:val="111111"/>
-                <w:sz w:val="6"/>
-                <w:szCs w:val="6"/>
+                <w:sz w:val="12"/>
+                <w:szCs w:val="12"/>
               </w:rPr>
               <w:t xml:space="preserve"/>
             </w:r>
           </w:p>
           <w:p>
             <w:pPr>
-              <w:spacing w:after="25"/>
-              <w:jc w:val="center"/>
-            </w:pPr>
-            <w:r>
-              <w:rPr>
-                <w:rFonts w:ascii="Times New Roman" w:cs="Times New Roman" w:eastAsia="Times New Roman" w:hAnsi="Times New Roman"/>
-                <w:b w:val="false"/>
-                <w:bCs w:val="false"/>
-                <w:i w:val="false"/>
-                <w:iCs w:val="false"/>
-                <w:color w:val="111111"/>
-                <w:sz w:val="19"/>
-                <w:szCs w:val="19"/>
+              <w:spacing w:after="8"/>
+              <w:jc w:val="center"/>
+            </w:pPr>
+            <w:r>
+              <w:rPr>
+                <w:rFonts w:ascii="Times New Roman" w:cs="Times New Roman" w:eastAsia="Times New Roman" w:hAnsi="Times New Roman"/>
+                <w:b w:val="false"/>
+                <w:bCs w:val="false"/>
+                <w:i w:val="false"/>
+                <w:iCs w:val="false"/>
+                <w:color w:val="111111"/>
+                <w:sz w:val="16"/>
+                <w:szCs w:val="16"/>
               </w:rPr>
               <w:t xml:space="preserve">……………………………………</w:t>
             </w:r>
           </w:p>
           <w:p>
             <w:pPr>
-              <w:spacing w:after="8"/>
+              <w:spacing w:after="2"/>
               <w:jc w:val="center"/>
             </w:pPr>
             <w:r>
@@ -9971,8 +9712,8 @@
                 <w:i w:val="false"/>
                 <w:iCs w:val="false"/>
                 <w:color w:val="111111"/>
-                <w:sz w:val="19"/>
-                <w:szCs w:val="19"/>
+                <w:sz w:val="16"/>
+                <w:szCs w:val="16"/>
               </w:rPr>
               <w:t xml:space="preserve">Okul Müdürü</w:t>
             </w:r>
@@ -9990,8 +9731,8 @@
                 <w:i w:val="false"/>
                 <w:iCs w:val="false"/>
                 <w:color w:val="55636F"/>
-                <w:sz w:val="17"/>
-                <w:szCs w:val="17"/>
+                <w:sz w:val="14"/>
+                <w:szCs w:val="14"/>
               </w:rPr>
               <w:t xml:space="preserve"/>
             </w:r>
@@ -10002,7 +9743,7 @@
     <w:sectPr>
       <w:footerReference w:type="default" r:id="rId7"/>
       <w:pgSz w:w="11906" w:h="16838" w:orient="portrait"/>
-      <w:pgMar w:top="1021" w:right="1021" w:bottom="1021" w:left="1021" w:header="708" w:footer="708" w:gutter="0"/>
+      <w:pgMar w:top="430" w:right="430" w:bottom="430" w:left="430" w:header="454" w:footer="400" w:gutter="0"/>
       <w:pgNumType/>
       <w:docGrid w:linePitch="360"/>
     </w:sectPr>

--- a/dosyalar/sinavlar/8-sinif/arapca-8-1d2y-beceri.docx
+++ b/dosyalar/sinavlar/8-sinif/arapca-8-1d2y-beceri.docx
@@ -504,7 +504,7 @@
                 <w:szCs w:val="27"/>
                 <w:rtl/>
               </w:rPr>
-              <w:t xml:space="preserve">فِي مَعْرِضِ الْكِتَابِ</w:t>
+              <w:t xml:space="preserve">فِي مَعْرِضِ الكِتَابِ</w:t>
             </w:r>
           </w:p>
           <w:p>
@@ -522,7 +522,7 @@
                 <w:szCs w:val="26"/>
                 <w:rtl/>
               </w:rPr>
-              <w:t xml:space="preserve">ذَهَبْتُ أَمْسِ مَعَ أَبِي إِلَى مَعْرِضِ الْكِتَابِ.</w:t>
+              <w:t xml:space="preserve">ذَهَبْتُ أَمْسِ مَعَ أَبِي إِلَى مَعْرِضِ الكِتَابِ.</w:t>
             </w:r>
           </w:p>
           <w:p>
@@ -540,7 +540,7 @@
                 <w:szCs w:val="26"/>
                 <w:rtl/>
               </w:rPr>
-              <w:t xml:space="preserve">كَانَ الْمَعْرِضُ كَبِيرًا وَفِيهِ دُورُ نَشْرٍ كَثِيرَةٌ.</w:t>
+              <w:t xml:space="preserve">كَانَ المَعْرِضُ كَبِيرًا وَفِيهِ دُورُ نَشْرٍ كَثِيرَةٌ.</w:t>
             </w:r>
           </w:p>
           <w:p>
@@ -558,7 +558,7 @@
                 <w:szCs w:val="26"/>
                 <w:rtl/>
               </w:rPr>
-              <w:t xml:space="preserve">اِشْتَرَيْتُ قِصَّةً قَصِيرَةً وَكِتَابَ شِعْرٍ.</w:t>
+              <w:t xml:space="preserve">اِشْتَرَيْتُ قِصَّةً قَصِيرَةً وَكِتَابَ شِعْرٍ.</w:t>
             </w:r>
           </w:p>
           <w:p>
@@ -576,7 +576,7 @@
                 <w:szCs w:val="26"/>
                 <w:rtl/>
               </w:rPr>
-              <w:t xml:space="preserve">ثُمَّ زُرْنَا جَنَاحَ الْحِرَفِ الْيَدَوِيَّةِ.</w:t>
+              <w:t xml:space="preserve">ثُمَّ زُرْنَا جَنَاحَ الحِرَفِ اليَدَوِيَّةِ.</w:t>
             </w:r>
           </w:p>
           <w:p>
@@ -594,7 +594,7 @@
                 <w:szCs w:val="26"/>
                 <w:rtl/>
               </w:rPr>
-              <w:t xml:space="preserve">هُنَاكَ شَاهَدْتُ خَطَّاطًا يَكْتُبُ الْخَطَّ الْعَرَبِيَّ.</w:t>
+              <w:t xml:space="preserve">هُنَاكَ شَاهَدْتُ خَطَّاطًا يَكْتُبُ الخَطَّ العَرَبِيَّ.</w:t>
             </w:r>
           </w:p>
           <w:p>
@@ -612,7 +612,7 @@
                 <w:szCs w:val="26"/>
                 <w:rtl/>
               </w:rPr>
-              <w:t xml:space="preserve">وَقَّعَ الْمُؤَلِّفُ كِتَابَهُ لِي؛ لِأَنِّي قَرَأْتُ كُلَّ قِصَصِهِ.</w:t>
+              <w:t xml:space="preserve">وَقَّعَ المُؤَلِّفُ كِتَابَهُ لِي؛ لِأَنِّي قَرَأْتُ كُلَّ قِصَصِهِ.</w:t>
             </w:r>
           </w:p>
           <w:p>
@@ -684,7 +684,7 @@
           <w:szCs w:val="25"/>
           <w:rtl/>
         </w:rPr>
-        <w:t xml:space="preserve">مَتَى ذَهَبَ الطَّالِبُ إِلَى الْمَعْرِضِ؟</w:t>
+        <w:t xml:space="preserve">مَتَى ذَهَبَ الطَّالِبُ إِلَى المَعْرِضِ؟</w:t>
       </w:r>
     </w:p>
     <w:tbl>
@@ -801,7 +801,7 @@
                 <w:szCs w:val="25"/>
                 <w:rtl/>
               </w:rPr>
-              <w:t xml:space="preserve">اَلْيَوْمَ</w:t>
+              <w:t xml:space="preserve">اَليَوْمَ</w:t>
             </w:r>
           </w:p>
         </w:tc>
@@ -855,7 +855,7 @@
                 <w:szCs w:val="25"/>
                 <w:rtl/>
               </w:rPr>
-              <w:t xml:space="preserve">فِي الصَّيْفِ</w:t>
+              <w:t xml:space="preserve">فِي الصَّيْفِ</w:t>
             </w:r>
           </w:p>
         </w:tc>
@@ -940,7 +940,7 @@
           <w:szCs w:val="25"/>
           <w:rtl/>
         </w:rPr>
-        <w:t xml:space="preserve">مَاذَا اشْتَرَى مِنَ الْمَعْرِضِ؟</w:t>
+        <w:t xml:space="preserve">مَاذَا اشْتَرَى مِن المَعْرِضِ؟</w:t>
       </w:r>
     </w:p>
     <w:tbl>
@@ -1008,7 +1008,7 @@
                 <w:szCs w:val="25"/>
                 <w:rtl/>
               </w:rPr>
-              <w:t xml:space="preserve">قِصَّةً وَكِتَابَ شِعْرٍ</w:t>
+              <w:t xml:space="preserve">قِصَّةً وَكِتَابَ شِعْرٍ</w:t>
             </w:r>
           </w:p>
         </w:tc>
@@ -1057,7 +1057,7 @@
                 <w:szCs w:val="25"/>
                 <w:rtl/>
               </w:rPr>
-              <w:t xml:space="preserve">سَجَّادَةً وَخَزَفًا</w:t>
+              <w:t xml:space="preserve">سَجَّادَةً وَخَزَفًا</w:t>
             </w:r>
           </w:p>
         </w:tc>
@@ -1160,7 +1160,7 @@
                 <w:szCs w:val="25"/>
                 <w:rtl/>
               </w:rPr>
-              <w:t xml:space="preserve">تَذْكِرَةً وَهَدِيَّةً</w:t>
+              <w:t xml:space="preserve">تَذْكِرَةً وَهَدِيَّةً</w:t>
             </w:r>
           </w:p>
         </w:tc>
@@ -1196,7 +1196,7 @@
           <w:szCs w:val="25"/>
           <w:rtl/>
         </w:rPr>
-        <w:t xml:space="preserve">مَنْ شَاهَدَ فِي جَنَاحِ الْحِرَفِ الْيَدَوِيَّةِ؟</w:t>
+        <w:t xml:space="preserve">مَنْ شَاهَدَ فِي جَنَاحِ الحِرَفِ اليَدَوِيَّةِ؟</w:t>
       </w:r>
     </w:p>
     <w:tbl>
@@ -1264,7 +1264,7 @@
                 <w:szCs w:val="25"/>
                 <w:rtl/>
               </w:rPr>
-              <w:t xml:space="preserve">مُمَثِّلًا</w:t>
+              <w:t xml:space="preserve">مُمَثِّلًا</w:t>
             </w:r>
           </w:p>
         </w:tc>
@@ -1367,7 +1367,7 @@
                 <w:szCs w:val="25"/>
                 <w:rtl/>
               </w:rPr>
-              <w:t xml:space="preserve">مُدَرِّسًا</w:t>
+              <w:t xml:space="preserve">مُدَرِّسًا</w:t>
             </w:r>
           </w:p>
         </w:tc>
@@ -1416,7 +1416,7 @@
                 <w:szCs w:val="25"/>
                 <w:rtl/>
               </w:rPr>
-              <w:t xml:space="preserve">خَطَّاطًا</w:t>
+              <w:t xml:space="preserve">خَطَّاطًا</w:t>
             </w:r>
           </w:p>
         </w:tc>
@@ -1761,7 +1761,7 @@
                 <w:szCs w:val="25"/>
                 <w:rtl/>
               </w:rPr>
-              <w:t xml:space="preserve">هُدَى تُحِبُّ الْحِرَفَ الْيَدَوِيَّةَ.</w:t>
+              <w:t xml:space="preserve">هُدَى تُحِبُّ الحِرَفَ اليَدَوِيَّةَ.</w:t>
             </w:r>
           </w:p>
         </w:tc>
@@ -1869,7 +1869,7 @@
                 <w:szCs w:val="25"/>
                 <w:rtl/>
               </w:rPr>
-              <w:t xml:space="preserve">تَعَلَّمَتْ هُدَى فَنَّ الْخَطِّ الْعَرَبِيِّ.</w:t>
+              <w:t xml:space="preserve">تَعَلَّمَتْ هُدَى فَنَّ الخَطِّ العَرَبِيِّ.</w:t>
             </w:r>
           </w:p>
         </w:tc>
@@ -1977,7 +1977,7 @@
                 <w:szCs w:val="25"/>
                 <w:rtl/>
               </w:rPr>
-              <w:t xml:space="preserve">جَدَّةُ هُدَى تَنْسِجُ السَّجَّادَ.</w:t>
+              <w:t xml:space="preserve">جَدَّةُ هُدَى تَنْسِجُ السَّجَّادَ.</w:t>
             </w:r>
           </w:p>
         </w:tc>
@@ -2085,7 +2085,7 @@
                 <w:szCs w:val="25"/>
                 <w:rtl/>
               </w:rPr>
-              <w:t xml:space="preserve">أَهْدَتْ هُدَى لِجَدَّتِهَا لَوْحَةً جَمِيلَةً.</w:t>
+              <w:t xml:space="preserve">أَهْدَتْ هُدَى لِجَدَّتِهَا لَوْحَةً جَمِيلَةً.</w:t>
             </w:r>
           </w:p>
         </w:tc>
@@ -2193,7 +2193,7 @@
                 <w:szCs w:val="25"/>
                 <w:rtl/>
               </w:rPr>
-              <w:t xml:space="preserve">لَا يُوجَدُ تَعَاوُنٌ بَيْنَ هُدَى وَجَدَّتِهَا.</w:t>
+              <w:t xml:space="preserve">لَا يُوجَدُ تَعَاوُنٌ بَيْنَ هُدَى وَجَدَّتِهَا.</w:t>
             </w:r>
           </w:p>
         </w:tc>
@@ -2759,7 +2759,7 @@
                 <w:szCs w:val="25"/>
                 <w:rtl/>
               </w:rPr>
-              <w:t xml:space="preserve">أَيْنَ الْكِتَابُ؟</w:t>
+              <w:t xml:space="preserve">أَيْن الكِتَابُ؟</w:t>
             </w:r>
           </w:p>
         </w:tc>
@@ -2832,7 +2832,7 @@
           <w:sz w:val="17"/>
           <w:szCs w:val="17"/>
         </w:rPr>
-        <w:t xml:space="preserve">3.  «لَمْ أَذْهَبْ إِلَى الْمَعْرِضِ» cümlesinin Türkçe anlamı hangisidir?</w:t>
+        <w:t xml:space="preserve">3.  «لَمْ أَذْهَبْ إِلَى المَعْرِضِ» cümlesinin Türkçe anlamı hangisidir?</w:t>
       </w:r>
     </w:p>
     <w:tbl>
@@ -3299,7 +3299,7 @@
                 <w:szCs w:val="25"/>
                 <w:rtl/>
               </w:rPr>
-              <w:t xml:space="preserve">مَعَ السَّلَامَةِ يَا جَارِي.</w:t>
+              <w:t xml:space="preserve">مَعَ السَّلَامَةِ يَا جَارِي.</w:t>
             </w:r>
           </w:p>
         </w:tc>
@@ -3391,7 +3391,7 @@
                 <w:szCs w:val="25"/>
                 <w:rtl/>
               </w:rPr>
-              <w:t xml:space="preserve">أَوَّلًا</w:t>
+              <w:t xml:space="preserve">أَوَّلًا</w:t>
             </w:r>
           </w:p>
         </w:tc>
@@ -3441,7 +3441,7 @@
                 <w:szCs w:val="25"/>
                 <w:rtl/>
               </w:rPr>
-              <w:t xml:space="preserve">ثُمَّ</w:t>
+              <w:t xml:space="preserve">ثُمَّ</w:t>
             </w:r>
           </w:p>
         </w:tc>
@@ -3990,7 +3990,7 @@
                 <w:szCs w:val="25"/>
                 <w:rtl/>
               </w:rPr>
-              <w:t xml:space="preserve">كُلُّ عَامٍ وَأَنْتُمْ بِخَيْرٍ.</w:t>
+              <w:t xml:space="preserve">كُلُّ عَامٍ وَأَنْتُمْ بِخَيْرٍ.</w:t>
             </w:r>
           </w:p>
         </w:tc>
@@ -4160,7 +4160,7 @@
                 <w:szCs w:val="25"/>
                 <w:rtl/>
               </w:rPr>
-              <w:t xml:space="preserve">مِنْ فَضْلِكَ، أَعْطِنِي الْكِتَابَ.</w:t>
+              <w:t xml:space="preserve">مِنْ فَضْلِكَ، أَعْطِنِي الكِتَابَ.</w:t>
             </w:r>
           </w:p>
         </w:tc>
@@ -4330,7 +4330,7 @@
                 <w:szCs w:val="25"/>
                 <w:rtl/>
               </w:rPr>
-              <w:t xml:space="preserve">فَعَلْتُ ذَلِكَ لِأَنَّهُ وَاجِبِي.</w:t>
+              <w:t xml:space="preserve">فَعَلْتُ ذَلِكَ لِأَنَّهُ وَاجِبِي.</w:t>
             </w:r>
           </w:p>
         </w:tc>
@@ -4500,7 +4500,7 @@
                 <w:szCs w:val="25"/>
                 <w:rtl/>
               </w:rPr>
-              <w:t xml:space="preserve">عُذْرًا، تَأَخَّرْتُ قَلِيلًا.</w:t>
+              <w:t xml:space="preserve">عُذْرًا، تَأَخَّرْتُ قَلِيلًا.</w:t>
             </w:r>
           </w:p>
         </w:tc>
@@ -4652,7 +4652,7 @@
                 <w:szCs w:val="26"/>
                 <w:rtl/>
               </w:rPr>
-              <w:t xml:space="preserve">أَمْسِ   —   كَبِيرًا   —   الشِّعْرِ   —   خَطَّاطًا   —   الْمُؤَلِّفُ</w:t>
+              <w:t xml:space="preserve">أَمْسِ   —   كَبِيرًا   —   الشِّعْرِ   —   خَطَّاطًا   —   المُؤَلِّفُ</w:t>
             </w:r>
           </w:p>
         </w:tc>
@@ -4759,7 +4759,7 @@
                 <w:szCs w:val="25"/>
                 <w:rtl/>
               </w:rPr>
-              <w:t xml:space="preserve">ذَهَبَ الطَّالِبُ إِلَى الْمَعْرِضِ ……………………… مَعَ أَبِيهِ.</w:t>
+              <w:t xml:space="preserve">ذَهَبَ الطَّالِبُ إِلَى المَعْرِضِ ……………………… مَعَ أَبِيهِ.</w:t>
             </w:r>
           </w:p>
         </w:tc>
@@ -4831,7 +4831,7 @@
                 <w:szCs w:val="25"/>
                 <w:rtl/>
               </w:rPr>
-              <w:t xml:space="preserve">كَانَ الْمَعْرِضُ ……………………… وَفِيهِ دُورُ نَشْرٍ.</w:t>
+              <w:t xml:space="preserve">كَانَ المَعْرِضُ ……………………… وَفِيهِ دُورُ نَشْرٍ.</w:t>
             </w:r>
           </w:p>
         </w:tc>
@@ -4903,7 +4903,7 @@
                 <w:szCs w:val="25"/>
                 <w:rtl/>
               </w:rPr>
-              <w:t xml:space="preserve">اِشْتَرَى قِصَّةً قَصِيرَةً وَكِتَابَ ……………………… .</w:t>
+              <w:t xml:space="preserve">اِشْتَرَى قِصَّةً قَصِيرَةً وَكِتَابَ ……………………… .</w:t>
             </w:r>
           </w:p>
         </w:tc>
@@ -4975,7 +4975,7 @@
                 <w:szCs w:val="25"/>
                 <w:rtl/>
               </w:rPr>
-              <w:t xml:space="preserve">شَاهَدَ ……………………… يَكْتُبُ الْخَطَّ الْعَرَبِيَّ.</w:t>
+              <w:t xml:space="preserve">شَاهَدَ ……………………… يَكْتُبُ الخَطَّ العَرَبِيَّ.</w:t>
             </w:r>
           </w:p>
         </w:tc>
@@ -5047,7 +5047,7 @@
                 <w:szCs w:val="25"/>
                 <w:rtl/>
               </w:rPr>
-              <w:t xml:space="preserve">وَقَّعَ ……………………… كِتَابَهُ لَهُ.</w:t>
+              <w:t xml:space="preserve">وَقَّعَ ……………………… كِتَابَهُ لَهُ.</w:t>
             </w:r>
           </w:p>
         </w:tc>
@@ -6565,7 +6565,7 @@
                 <w:szCs w:val="26"/>
                 <w:rtl/>
               </w:rPr>
-              <w:t xml:space="preserve">سَاعَدْتُ   —   صَدِيقِي   —   جَارِي   —   اَلتَّعَاوُنُ   —   ثُمَّ   —   لِأَنَّ   —   شَكَرَنِي   —   سَعِيدٌ</w:t>
+              <w:t xml:space="preserve">سَاعَدْتُ   —   صَدِيقِي   —   جَارِي   —   اَلتَّعَاوُنُ   —   ثُمَّ   —   لِأَنَّ   —   شَكَرَنِي   —   سَعِيدٌ</w:t>
             </w:r>
           </w:p>
         </w:tc>
@@ -6983,7 +6983,7 @@
                 <w:sz w:val="16"/>
                 <w:szCs w:val="16"/>
               </w:rPr>
-              <w:t xml:space="preserve">d) Örnek: أُحِبُّ قِرَاءَةَ الْقِصَصِ الْقَصِيرَةِ. (3 puan)</w:t>
+              <w:t xml:space="preserve">d) Örnek: أُحِبُّ قِرَاءَةَ القِصَصِ القَصِيرَةِ. (3 puan)</w:t>
             </w:r>
           </w:p>
         </w:tc>
@@ -7095,7 +7095,7 @@
                 <w:sz w:val="16"/>
                 <w:szCs w:val="16"/>
               </w:rPr>
-              <w:t xml:space="preserve">أَنَا هُدَى. أُحِبُّ الْحِرَفَ الْيَدَوِيَّةَ. تَعَلَّمْتُ فَنَّ الْأَبْرُو فِي دَوْرَةٍ قَصِيرَةٍ. جَدَّتِي تَنْسِجُ السَّجَّادَ. وَفِي الْعِيدِ أَهْدَيْتُ لَهَا لَوْحَةً جَمِيلَةً. اَلتَّعَاوُنُ بَيْنَنَا كَبِيرٌ.</w:t>
+              <w:t xml:space="preserve">أَنَا هُدَى. أُحِبُّ الحِرَفَ اليَدَوِيَّةَ. تَعَلَّمْتُ فَنَّ الأَبْرُو فِي دَوْرَةٍ قَصِيرَةٍ. جَدَّتِي تَنْسِجُ السَّجَّادَ. وَفِي العِيدِ أَهْدَيْتُ لَهَا لَوْحَةً جَمِيلَةً. اَلتَّعَاوُنُ بَيْنَنَا كَبِيرٌ.</w:t>
             </w:r>
           </w:p>
           <w:p>
@@ -7395,7 +7395,7 @@
                 <w:szCs w:val="24"/>
                 <w:rtl/>
               </w:rPr>
-              <w:t xml:space="preserve">أَمْسِ ، كَبِيرًا ، الشِّعْرِ ، خَطَّاطًا ، الْمُؤَلِّفُ</w:t>
+              <w:t xml:space="preserve">أَمْسِ ، كَبِيرًا ، الشِّعْرِ ، خَطَّاطًا ، المُؤَلِّفُ</w:t>
             </w:r>
           </w:p>
         </w:tc>
@@ -7601,7 +7601,7 @@
                 <w:szCs w:val="24"/>
                 <w:rtl/>
               </w:rPr>
-              <w:t xml:space="preserve">اِشْتَرَى قِصَّةً قَصِيرَةً وَكِتَابَ شِعْرٍ. · شَاهَدَ خَطَّاطًا يَكْتُبُ الْخَطَّ الْعَرَبِيَّ.</w:t>
+              <w:t xml:space="preserve">اِشْتَرَى قِصَّةً قَصِيرَةً وَكِتَابَ شِعْرٍ. · شَاهَدَ خَطَّاطًا يَكْتُبُ الخَطَّ العَرَبِيَّ.</w:t>
             </w:r>
           </w:p>
           <w:p>
@@ -7619,7 +7619,7 @@
                 <w:szCs w:val="24"/>
                 <w:rtl/>
               </w:rPr>
-              <w:t xml:space="preserve">لِأَنَّ الطَّالِبَ قَرَأَ كُلَّ قِصَصِهِ.</w:t>
+              <w:t xml:space="preserve">لِأَنَّ الطَّالِبَ قَرَأَ كُلَّ قِصَصِهِ.</w:t>
             </w:r>
           </w:p>
         </w:tc>

--- a/dosyalar/sinavlar/8-sinif/arapca-8-1d2y-beceri.docx
+++ b/dosyalar/sinavlar/8-sinif/arapca-8-1d2y-beceri.docx
@@ -496,7 +496,7 @@
             </w:pPr>
             <w:r>
               <w:rPr>
-                <w:rFonts w:ascii="Markazi Text" w:cs="Markazi Text" w:eastAsia="Markazi Text" w:hAnsi="Markazi Text"/>
+                <w:rFonts w:ascii="Arakom" w:cs="Arakom" w:eastAsia="Arakom" w:hAnsi="Arakom"/>
                 <w:b/>
                 <w:bCs/>
                 <w:color w:val="111111"/>
@@ -514,7 +514,7 @@
             </w:pPr>
             <w:r>
               <w:rPr>
-                <w:rFonts w:ascii="Markazi Text" w:cs="Markazi Text" w:eastAsia="Markazi Text" w:hAnsi="Markazi Text"/>
+                <w:rFonts w:ascii="Arakom" w:cs="Arakom" w:eastAsia="Arakom" w:hAnsi="Arakom"/>
                 <w:b w:val="false"/>
                 <w:bCs w:val="false"/>
                 <w:color w:val="111111"/>
@@ -532,7 +532,7 @@
             </w:pPr>
             <w:r>
               <w:rPr>
-                <w:rFonts w:ascii="Markazi Text" w:cs="Markazi Text" w:eastAsia="Markazi Text" w:hAnsi="Markazi Text"/>
+                <w:rFonts w:ascii="Arakom" w:cs="Arakom" w:eastAsia="Arakom" w:hAnsi="Arakom"/>
                 <w:b w:val="false"/>
                 <w:bCs w:val="false"/>
                 <w:color w:val="111111"/>
@@ -550,7 +550,7 @@
             </w:pPr>
             <w:r>
               <w:rPr>
-                <w:rFonts w:ascii="Markazi Text" w:cs="Markazi Text" w:eastAsia="Markazi Text" w:hAnsi="Markazi Text"/>
+                <w:rFonts w:ascii="Arakom" w:cs="Arakom" w:eastAsia="Arakom" w:hAnsi="Arakom"/>
                 <w:b w:val="false"/>
                 <w:bCs w:val="false"/>
                 <w:color w:val="111111"/>
@@ -568,7 +568,7 @@
             </w:pPr>
             <w:r>
               <w:rPr>
-                <w:rFonts w:ascii="Markazi Text" w:cs="Markazi Text" w:eastAsia="Markazi Text" w:hAnsi="Markazi Text"/>
+                <w:rFonts w:ascii="Arakom" w:cs="Arakom" w:eastAsia="Arakom" w:hAnsi="Arakom"/>
                 <w:b w:val="false"/>
                 <w:bCs w:val="false"/>
                 <w:color w:val="111111"/>
@@ -586,7 +586,7 @@
             </w:pPr>
             <w:r>
               <w:rPr>
-                <w:rFonts w:ascii="Markazi Text" w:cs="Markazi Text" w:eastAsia="Markazi Text" w:hAnsi="Markazi Text"/>
+                <w:rFonts w:ascii="Arakom" w:cs="Arakom" w:eastAsia="Arakom" w:hAnsi="Arakom"/>
                 <w:b w:val="false"/>
                 <w:bCs w:val="false"/>
                 <w:color w:val="111111"/>
@@ -604,7 +604,7 @@
             </w:pPr>
             <w:r>
               <w:rPr>
-                <w:rFonts w:ascii="Markazi Text" w:cs="Markazi Text" w:eastAsia="Markazi Text" w:hAnsi="Markazi Text"/>
+                <w:rFonts w:ascii="Arakom" w:cs="Arakom" w:eastAsia="Arakom" w:hAnsi="Arakom"/>
                 <w:b w:val="false"/>
                 <w:bCs w:val="false"/>
                 <w:color w:val="111111"/>
@@ -622,7 +622,7 @@
             </w:pPr>
             <w:r>
               <w:rPr>
-                <w:rFonts w:ascii="Markazi Text" w:cs="Markazi Text" w:eastAsia="Markazi Text" w:hAnsi="Markazi Text"/>
+                <w:rFonts w:ascii="Arakom" w:cs="Arakom" w:eastAsia="Arakom" w:hAnsi="Arakom"/>
                 <w:b w:val="false"/>
                 <w:bCs w:val="false"/>
                 <w:color w:val="111111"/>
@@ -676,7 +676,7 @@
       </w:r>
       <w:r>
         <w:rPr>
-          <w:rFonts w:ascii="Markazi Text" w:cs="Markazi Text" w:eastAsia="Markazi Text" w:hAnsi="Markazi Text"/>
+          <w:rFonts w:ascii="Arakom" w:cs="Arakom" w:eastAsia="Arakom" w:hAnsi="Arakom"/>
           <w:b w:val="false"/>
           <w:bCs w:val="false"/>
           <w:color w:val="111111"/>
@@ -744,7 +744,7 @@
             </w:r>
             <w:r>
               <w:rPr>
-                <w:rFonts w:ascii="Markazi Text" w:cs="Markazi Text" w:eastAsia="Markazi Text" w:hAnsi="Markazi Text"/>
+                <w:rFonts w:ascii="Arakom" w:cs="Arakom" w:eastAsia="Arakom" w:hAnsi="Arakom"/>
                 <w:b w:val="false"/>
                 <w:bCs w:val="false"/>
                 <w:color w:val="111111"/>
@@ -793,7 +793,7 @@
             </w:r>
             <w:r>
               <w:rPr>
-                <w:rFonts w:ascii="Markazi Text" w:cs="Markazi Text" w:eastAsia="Markazi Text" w:hAnsi="Markazi Text"/>
+                <w:rFonts w:ascii="Arakom" w:cs="Arakom" w:eastAsia="Arakom" w:hAnsi="Arakom"/>
                 <w:b w:val="false"/>
                 <w:bCs w:val="false"/>
                 <w:color w:val="111111"/>
@@ -847,7 +847,7 @@
             </w:r>
             <w:r>
               <w:rPr>
-                <w:rFonts w:ascii="Markazi Text" w:cs="Markazi Text" w:eastAsia="Markazi Text" w:hAnsi="Markazi Text"/>
+                <w:rFonts w:ascii="Arakom" w:cs="Arakom" w:eastAsia="Arakom" w:hAnsi="Arakom"/>
                 <w:b w:val="false"/>
                 <w:bCs w:val="false"/>
                 <w:color w:val="111111"/>
@@ -896,7 +896,7 @@
             </w:r>
             <w:r>
               <w:rPr>
-                <w:rFonts w:ascii="Markazi Text" w:cs="Markazi Text" w:eastAsia="Markazi Text" w:hAnsi="Markazi Text"/>
+                <w:rFonts w:ascii="Arakom" w:cs="Arakom" w:eastAsia="Arakom" w:hAnsi="Arakom"/>
                 <w:b w:val="false"/>
                 <w:bCs w:val="false"/>
                 <w:color w:val="111111"/>
@@ -932,7 +932,7 @@
       </w:r>
       <w:r>
         <w:rPr>
-          <w:rFonts w:ascii="Markazi Text" w:cs="Markazi Text" w:eastAsia="Markazi Text" w:hAnsi="Markazi Text"/>
+          <w:rFonts w:ascii="Arakom" w:cs="Arakom" w:eastAsia="Arakom" w:hAnsi="Arakom"/>
           <w:b w:val="false"/>
           <w:bCs w:val="false"/>
           <w:color w:val="111111"/>
@@ -1000,7 +1000,7 @@
             </w:r>
             <w:r>
               <w:rPr>
-                <w:rFonts w:ascii="Markazi Text" w:cs="Markazi Text" w:eastAsia="Markazi Text" w:hAnsi="Markazi Text"/>
+                <w:rFonts w:ascii="Arakom" w:cs="Arakom" w:eastAsia="Arakom" w:hAnsi="Arakom"/>
                 <w:b w:val="false"/>
                 <w:bCs w:val="false"/>
                 <w:color w:val="111111"/>
@@ -1049,7 +1049,7 @@
             </w:r>
             <w:r>
               <w:rPr>
-                <w:rFonts w:ascii="Markazi Text" w:cs="Markazi Text" w:eastAsia="Markazi Text" w:hAnsi="Markazi Text"/>
+                <w:rFonts w:ascii="Arakom" w:cs="Arakom" w:eastAsia="Arakom" w:hAnsi="Arakom"/>
                 <w:b w:val="false"/>
                 <w:bCs w:val="false"/>
                 <w:color w:val="111111"/>
@@ -1103,7 +1103,7 @@
             </w:r>
             <w:r>
               <w:rPr>
-                <w:rFonts w:ascii="Markazi Text" w:cs="Markazi Text" w:eastAsia="Markazi Text" w:hAnsi="Markazi Text"/>
+                <w:rFonts w:ascii="Arakom" w:cs="Arakom" w:eastAsia="Arakom" w:hAnsi="Arakom"/>
                 <w:b w:val="false"/>
                 <w:bCs w:val="false"/>
                 <w:color w:val="111111"/>
@@ -1152,7 +1152,7 @@
             </w:r>
             <w:r>
               <w:rPr>
-                <w:rFonts w:ascii="Markazi Text" w:cs="Markazi Text" w:eastAsia="Markazi Text" w:hAnsi="Markazi Text"/>
+                <w:rFonts w:ascii="Arakom" w:cs="Arakom" w:eastAsia="Arakom" w:hAnsi="Arakom"/>
                 <w:b w:val="false"/>
                 <w:bCs w:val="false"/>
                 <w:color w:val="111111"/>
@@ -1188,7 +1188,7 @@
       </w:r>
       <w:r>
         <w:rPr>
-          <w:rFonts w:ascii="Markazi Text" w:cs="Markazi Text" w:eastAsia="Markazi Text" w:hAnsi="Markazi Text"/>
+          <w:rFonts w:ascii="Arakom" w:cs="Arakom" w:eastAsia="Arakom" w:hAnsi="Arakom"/>
           <w:b w:val="false"/>
           <w:bCs w:val="false"/>
           <w:color w:val="111111"/>
@@ -1256,7 +1256,7 @@
             </w:r>
             <w:r>
               <w:rPr>
-                <w:rFonts w:ascii="Markazi Text" w:cs="Markazi Text" w:eastAsia="Markazi Text" w:hAnsi="Markazi Text"/>
+                <w:rFonts w:ascii="Arakom" w:cs="Arakom" w:eastAsia="Arakom" w:hAnsi="Arakom"/>
                 <w:b w:val="false"/>
                 <w:bCs w:val="false"/>
                 <w:color w:val="111111"/>
@@ -1305,7 +1305,7 @@
             </w:r>
             <w:r>
               <w:rPr>
-                <w:rFonts w:ascii="Markazi Text" w:cs="Markazi Text" w:eastAsia="Markazi Text" w:hAnsi="Markazi Text"/>
+                <w:rFonts w:ascii="Arakom" w:cs="Arakom" w:eastAsia="Arakom" w:hAnsi="Arakom"/>
                 <w:b w:val="false"/>
                 <w:bCs w:val="false"/>
                 <w:color w:val="111111"/>
@@ -1359,7 +1359,7 @@
             </w:r>
             <w:r>
               <w:rPr>
-                <w:rFonts w:ascii="Markazi Text" w:cs="Markazi Text" w:eastAsia="Markazi Text" w:hAnsi="Markazi Text"/>
+                <w:rFonts w:ascii="Arakom" w:cs="Arakom" w:eastAsia="Arakom" w:hAnsi="Arakom"/>
                 <w:b w:val="false"/>
                 <w:bCs w:val="false"/>
                 <w:color w:val="111111"/>
@@ -1408,7 +1408,7 @@
             </w:r>
             <w:r>
               <w:rPr>
-                <w:rFonts w:ascii="Markazi Text" w:cs="Markazi Text" w:eastAsia="Markazi Text" w:hAnsi="Markazi Text"/>
+                <w:rFonts w:ascii="Arakom" w:cs="Arakom" w:eastAsia="Arakom" w:hAnsi="Arakom"/>
                 <w:b w:val="false"/>
                 <w:bCs w:val="false"/>
                 <w:color w:val="111111"/>
@@ -1753,7 +1753,7 @@
             </w:pPr>
             <w:r>
               <w:rPr>
-                <w:rFonts w:ascii="Markazi Text" w:cs="Markazi Text" w:eastAsia="Markazi Text" w:hAnsi="Markazi Text"/>
+                <w:rFonts w:ascii="Arakom" w:cs="Arakom" w:eastAsia="Arakom" w:hAnsi="Arakom"/>
                 <w:b w:val="false"/>
                 <w:bCs w:val="false"/>
                 <w:color w:val="111111"/>
@@ -1861,7 +1861,7 @@
             </w:pPr>
             <w:r>
               <w:rPr>
-                <w:rFonts w:ascii="Markazi Text" w:cs="Markazi Text" w:eastAsia="Markazi Text" w:hAnsi="Markazi Text"/>
+                <w:rFonts w:ascii="Arakom" w:cs="Arakom" w:eastAsia="Arakom" w:hAnsi="Arakom"/>
                 <w:b w:val="false"/>
                 <w:bCs w:val="false"/>
                 <w:color w:val="111111"/>
@@ -1969,7 +1969,7 @@
             </w:pPr>
             <w:r>
               <w:rPr>
-                <w:rFonts w:ascii="Markazi Text" w:cs="Markazi Text" w:eastAsia="Markazi Text" w:hAnsi="Markazi Text"/>
+                <w:rFonts w:ascii="Arakom" w:cs="Arakom" w:eastAsia="Arakom" w:hAnsi="Arakom"/>
                 <w:b w:val="false"/>
                 <w:bCs w:val="false"/>
                 <w:color w:val="111111"/>
@@ -2077,7 +2077,7 @@
             </w:pPr>
             <w:r>
               <w:rPr>
-                <w:rFonts w:ascii="Markazi Text" w:cs="Markazi Text" w:eastAsia="Markazi Text" w:hAnsi="Markazi Text"/>
+                <w:rFonts w:ascii="Arakom" w:cs="Arakom" w:eastAsia="Arakom" w:hAnsi="Arakom"/>
                 <w:b w:val="false"/>
                 <w:bCs w:val="false"/>
                 <w:color w:val="111111"/>
@@ -2185,7 +2185,7 @@
             </w:pPr>
             <w:r>
               <w:rPr>
-                <w:rFonts w:ascii="Markazi Text" w:cs="Markazi Text" w:eastAsia="Markazi Text" w:hAnsi="Markazi Text"/>
+                <w:rFonts w:ascii="Arakom" w:cs="Arakom" w:eastAsia="Arakom" w:hAnsi="Arakom"/>
                 <w:b w:val="false"/>
                 <w:bCs w:val="false"/>
                 <w:color w:val="111111"/>
@@ -2646,7 +2646,7 @@
             </w:r>
             <w:r>
               <w:rPr>
-                <w:rFonts w:ascii="Markazi Text" w:cs="Markazi Text" w:eastAsia="Markazi Text" w:hAnsi="Markazi Text"/>
+                <w:rFonts w:ascii="Arakom" w:cs="Arakom" w:eastAsia="Arakom" w:hAnsi="Arakom"/>
                 <w:b w:val="false"/>
                 <w:bCs w:val="false"/>
                 <w:color w:val="111111"/>
@@ -2696,7 +2696,7 @@
             </w:r>
             <w:r>
               <w:rPr>
-                <w:rFonts w:ascii="Markazi Text" w:cs="Markazi Text" w:eastAsia="Markazi Text" w:hAnsi="Markazi Text"/>
+                <w:rFonts w:ascii="Arakom" w:cs="Arakom" w:eastAsia="Arakom" w:hAnsi="Arakom"/>
                 <w:b w:val="false"/>
                 <w:bCs w:val="false"/>
                 <w:color w:val="111111"/>
@@ -2751,7 +2751,7 @@
             </w:r>
             <w:r>
               <w:rPr>
-                <w:rFonts w:ascii="Markazi Text" w:cs="Markazi Text" w:eastAsia="Markazi Text" w:hAnsi="Markazi Text"/>
+                <w:rFonts w:ascii="Arakom" w:cs="Arakom" w:eastAsia="Arakom" w:hAnsi="Arakom"/>
                 <w:b w:val="false"/>
                 <w:bCs w:val="false"/>
                 <w:color w:val="111111"/>
@@ -2801,7 +2801,7 @@
             </w:r>
             <w:r>
               <w:rPr>
-                <w:rFonts w:ascii="Markazi Text" w:cs="Markazi Text" w:eastAsia="Markazi Text" w:hAnsi="Markazi Text"/>
+                <w:rFonts w:ascii="Arakom" w:cs="Arakom" w:eastAsia="Arakom" w:hAnsi="Arakom"/>
                 <w:b w:val="false"/>
                 <w:bCs w:val="false"/>
                 <w:color w:val="111111"/>
@@ -3136,7 +3136,7 @@
             </w:r>
             <w:r>
               <w:rPr>
-                <w:rFonts w:ascii="Markazi Text" w:cs="Markazi Text" w:eastAsia="Markazi Text" w:hAnsi="Markazi Text"/>
+                <w:rFonts w:ascii="Arakom" w:cs="Arakom" w:eastAsia="Arakom" w:hAnsi="Arakom"/>
                 <w:b w:val="false"/>
                 <w:bCs w:val="false"/>
                 <w:color w:val="111111"/>
@@ -3186,7 +3186,7 @@
             </w:r>
             <w:r>
               <w:rPr>
-                <w:rFonts w:ascii="Markazi Text" w:cs="Markazi Text" w:eastAsia="Markazi Text" w:hAnsi="Markazi Text"/>
+                <w:rFonts w:ascii="Arakom" w:cs="Arakom" w:eastAsia="Arakom" w:hAnsi="Arakom"/>
                 <w:b w:val="false"/>
                 <w:bCs w:val="false"/>
                 <w:color w:val="111111"/>
@@ -3241,7 +3241,7 @@
             </w:r>
             <w:r>
               <w:rPr>
-                <w:rFonts w:ascii="Markazi Text" w:cs="Markazi Text" w:eastAsia="Markazi Text" w:hAnsi="Markazi Text"/>
+                <w:rFonts w:ascii="Arakom" w:cs="Arakom" w:eastAsia="Arakom" w:hAnsi="Arakom"/>
                 <w:b w:val="false"/>
                 <w:bCs w:val="false"/>
                 <w:color w:val="111111"/>
@@ -3291,7 +3291,7 @@
             </w:r>
             <w:r>
               <w:rPr>
-                <w:rFonts w:ascii="Markazi Text" w:cs="Markazi Text" w:eastAsia="Markazi Text" w:hAnsi="Markazi Text"/>
+                <w:rFonts w:ascii="Arakom" w:cs="Arakom" w:eastAsia="Arakom" w:hAnsi="Arakom"/>
                 <w:b w:val="false"/>
                 <w:bCs w:val="false"/>
                 <w:color w:val="111111"/>
@@ -3383,7 +3383,7 @@
             </w:r>
             <w:r>
               <w:rPr>
-                <w:rFonts w:ascii="Markazi Text" w:cs="Markazi Text" w:eastAsia="Markazi Text" w:hAnsi="Markazi Text"/>
+                <w:rFonts w:ascii="Arakom" w:cs="Arakom" w:eastAsia="Arakom" w:hAnsi="Arakom"/>
                 <w:b w:val="false"/>
                 <w:bCs w:val="false"/>
                 <w:color w:val="111111"/>
@@ -3433,7 +3433,7 @@
             </w:r>
             <w:r>
               <w:rPr>
-                <w:rFonts w:ascii="Markazi Text" w:cs="Markazi Text" w:eastAsia="Markazi Text" w:hAnsi="Markazi Text"/>
+                <w:rFonts w:ascii="Arakom" w:cs="Arakom" w:eastAsia="Arakom" w:hAnsi="Arakom"/>
                 <w:b w:val="false"/>
                 <w:bCs w:val="false"/>
                 <w:color w:val="111111"/>
@@ -3488,7 +3488,7 @@
             </w:r>
             <w:r>
               <w:rPr>
-                <w:rFonts w:ascii="Markazi Text" w:cs="Markazi Text" w:eastAsia="Markazi Text" w:hAnsi="Markazi Text"/>
+                <w:rFonts w:ascii="Arakom" w:cs="Arakom" w:eastAsia="Arakom" w:hAnsi="Arakom"/>
                 <w:b w:val="false"/>
                 <w:bCs w:val="false"/>
                 <w:color w:val="111111"/>
@@ -3538,7 +3538,7 @@
             </w:r>
             <w:r>
               <w:rPr>
-                <w:rFonts w:ascii="Markazi Text" w:cs="Markazi Text" w:eastAsia="Markazi Text" w:hAnsi="Markazi Text"/>
+                <w:rFonts w:ascii="Arakom" w:cs="Arakom" w:eastAsia="Arakom" w:hAnsi="Arakom"/>
                 <w:b w:val="false"/>
                 <w:bCs w:val="false"/>
                 <w:color w:val="111111"/>
@@ -3812,7 +3812,7 @@
             </w:pPr>
             <w:r>
               <w:rPr>
-                <w:rFonts w:ascii="Markazi Text" w:cs="Markazi Text" w:eastAsia="Markazi Text" w:hAnsi="Markazi Text"/>
+                <w:rFonts w:ascii="Arakom" w:cs="Arakom" w:eastAsia="Arakom" w:hAnsi="Arakom"/>
                 <w:b w:val="false"/>
                 <w:bCs w:val="false"/>
                 <w:color w:val="111111"/>
@@ -3982,7 +3982,7 @@
             </w:pPr>
             <w:r>
               <w:rPr>
-                <w:rFonts w:ascii="Markazi Text" w:cs="Markazi Text" w:eastAsia="Markazi Text" w:hAnsi="Markazi Text"/>
+                <w:rFonts w:ascii="Arakom" w:cs="Arakom" w:eastAsia="Arakom" w:hAnsi="Arakom"/>
                 <w:b w:val="false"/>
                 <w:bCs w:val="false"/>
                 <w:color w:val="111111"/>
@@ -4152,7 +4152,7 @@
             </w:pPr>
             <w:r>
               <w:rPr>
-                <w:rFonts w:ascii="Markazi Text" w:cs="Markazi Text" w:eastAsia="Markazi Text" w:hAnsi="Markazi Text"/>
+                <w:rFonts w:ascii="Arakom" w:cs="Arakom" w:eastAsia="Arakom" w:hAnsi="Arakom"/>
                 <w:b w:val="false"/>
                 <w:bCs w:val="false"/>
                 <w:color w:val="111111"/>
@@ -4322,7 +4322,7 @@
             </w:pPr>
             <w:r>
               <w:rPr>
-                <w:rFonts w:ascii="Markazi Text" w:cs="Markazi Text" w:eastAsia="Markazi Text" w:hAnsi="Markazi Text"/>
+                <w:rFonts w:ascii="Arakom" w:cs="Arakom" w:eastAsia="Arakom" w:hAnsi="Arakom"/>
                 <w:b w:val="false"/>
                 <w:bCs w:val="false"/>
                 <w:color w:val="111111"/>
@@ -4492,7 +4492,7 @@
             </w:pPr>
             <w:r>
               <w:rPr>
-                <w:rFonts w:ascii="Markazi Text" w:cs="Markazi Text" w:eastAsia="Markazi Text" w:hAnsi="Markazi Text"/>
+                <w:rFonts w:ascii="Arakom" w:cs="Arakom" w:eastAsia="Arakom" w:hAnsi="Arakom"/>
                 <w:b w:val="false"/>
                 <w:bCs w:val="false"/>
                 <w:color w:val="111111"/>
@@ -4644,7 +4644,7 @@
             </w:pPr>
             <w:r>
               <w:rPr>
-                <w:rFonts w:ascii="Markazi Text" w:cs="Markazi Text" w:eastAsia="Markazi Text" w:hAnsi="Markazi Text"/>
+                <w:rFonts w:ascii="Arakom" w:cs="Arakom" w:eastAsia="Arakom" w:hAnsi="Arakom"/>
                 <w:b w:val="false"/>
                 <w:bCs w:val="false"/>
                 <w:color w:val="111111"/>
@@ -4751,7 +4751,7 @@
             </w:pPr>
             <w:r>
               <w:rPr>
-                <w:rFonts w:ascii="Markazi Text" w:cs="Markazi Text" w:eastAsia="Markazi Text" w:hAnsi="Markazi Text"/>
+                <w:rFonts w:ascii="Arakom" w:cs="Arakom" w:eastAsia="Arakom" w:hAnsi="Arakom"/>
                 <w:b w:val="false"/>
                 <w:bCs w:val="false"/>
                 <w:color w:val="111111"/>
@@ -4823,7 +4823,7 @@
             </w:pPr>
             <w:r>
               <w:rPr>
-                <w:rFonts w:ascii="Markazi Text" w:cs="Markazi Text" w:eastAsia="Markazi Text" w:hAnsi="Markazi Text"/>
+                <w:rFonts w:ascii="Arakom" w:cs="Arakom" w:eastAsia="Arakom" w:hAnsi="Arakom"/>
                 <w:b w:val="false"/>
                 <w:bCs w:val="false"/>
                 <w:color w:val="111111"/>
@@ -4895,7 +4895,7 @@
             </w:pPr>
             <w:r>
               <w:rPr>
-                <w:rFonts w:ascii="Markazi Text" w:cs="Markazi Text" w:eastAsia="Markazi Text" w:hAnsi="Markazi Text"/>
+                <w:rFonts w:ascii="Arakom" w:cs="Arakom" w:eastAsia="Arakom" w:hAnsi="Arakom"/>
                 <w:b w:val="false"/>
                 <w:bCs w:val="false"/>
                 <w:color w:val="111111"/>
@@ -4967,7 +4967,7 @@
             </w:pPr>
             <w:r>
               <w:rPr>
-                <w:rFonts w:ascii="Markazi Text" w:cs="Markazi Text" w:eastAsia="Markazi Text" w:hAnsi="Markazi Text"/>
+                <w:rFonts w:ascii="Arakom" w:cs="Arakom" w:eastAsia="Arakom" w:hAnsi="Arakom"/>
                 <w:b w:val="false"/>
                 <w:bCs w:val="false"/>
                 <w:color w:val="111111"/>
@@ -5039,7 +5039,7 @@
             </w:pPr>
             <w:r>
               <w:rPr>
-                <w:rFonts w:ascii="Markazi Text" w:cs="Markazi Text" w:eastAsia="Markazi Text" w:hAnsi="Markazi Text"/>
+                <w:rFonts w:ascii="Arakom" w:cs="Arakom" w:eastAsia="Arakom" w:hAnsi="Arakom"/>
                 <w:b w:val="false"/>
                 <w:bCs w:val="false"/>
                 <w:color w:val="111111"/>
@@ -5308,7 +5308,7 @@
             </w:pPr>
             <w:r>
               <w:rPr>
-                <w:rFonts w:ascii="Markazi Text" w:cs="Markazi Text" w:eastAsia="Markazi Text" w:hAnsi="Markazi Text"/>
+                <w:rFonts w:ascii="Arakom" w:cs="Arakom" w:eastAsia="Arakom" w:hAnsi="Arakom"/>
                 <w:b w:val="false"/>
                 <w:bCs w:val="false"/>
                 <w:color w:val="111111"/>
@@ -5404,7 +5404,7 @@
             </w:pPr>
             <w:r>
               <w:rPr>
-                <w:rFonts w:ascii="Markazi Text" w:cs="Markazi Text" w:eastAsia="Markazi Text" w:hAnsi="Markazi Text"/>
+                <w:rFonts w:ascii="Arakom" w:cs="Arakom" w:eastAsia="Arakom" w:hAnsi="Arakom"/>
                 <w:b w:val="false"/>
                 <w:bCs w:val="false"/>
                 <w:color w:val="111111"/>
@@ -5500,7 +5500,7 @@
             </w:pPr>
             <w:r>
               <w:rPr>
-                <w:rFonts w:ascii="Markazi Text" w:cs="Markazi Text" w:eastAsia="Markazi Text" w:hAnsi="Markazi Text"/>
+                <w:rFonts w:ascii="Arakom" w:cs="Arakom" w:eastAsia="Arakom" w:hAnsi="Arakom"/>
                 <w:b w:val="false"/>
                 <w:bCs w:val="false"/>
                 <w:color w:val="111111"/>
@@ -5596,7 +5596,7 @@
             </w:pPr>
             <w:r>
               <w:rPr>
-                <w:rFonts w:ascii="Markazi Text" w:cs="Markazi Text" w:eastAsia="Markazi Text" w:hAnsi="Markazi Text"/>
+                <w:rFonts w:ascii="Arakom" w:cs="Arakom" w:eastAsia="Arakom" w:hAnsi="Arakom"/>
                 <w:b w:val="false"/>
                 <w:bCs w:val="false"/>
                 <w:color w:val="111111"/>
@@ -5692,7 +5692,7 @@
             </w:pPr>
             <w:r>
               <w:rPr>
-                <w:rFonts w:ascii="Markazi Text" w:cs="Markazi Text" w:eastAsia="Markazi Text" w:hAnsi="Markazi Text"/>
+                <w:rFonts w:ascii="Arakom" w:cs="Arakom" w:eastAsia="Arakom" w:hAnsi="Arakom"/>
                 <w:b w:val="false"/>
                 <w:bCs w:val="false"/>
                 <w:color w:val="111111"/>
@@ -6021,7 +6021,7 @@
             </w:pPr>
             <w:r>
               <w:rPr>
-                <w:rFonts w:ascii="Markazi Text" w:cs="Markazi Text" w:eastAsia="Markazi Text" w:hAnsi="Markazi Text"/>
+                <w:rFonts w:ascii="Arakom" w:cs="Arakom" w:eastAsia="Arakom" w:hAnsi="Arakom"/>
                 <w:b w:val="false"/>
                 <w:bCs w:val="false"/>
                 <w:color w:val="111111"/>
@@ -6117,7 +6117,7 @@
             </w:pPr>
             <w:r>
               <w:rPr>
-                <w:rFonts w:ascii="Markazi Text" w:cs="Markazi Text" w:eastAsia="Markazi Text" w:hAnsi="Markazi Text"/>
+                <w:rFonts w:ascii="Arakom" w:cs="Arakom" w:eastAsia="Arakom" w:hAnsi="Arakom"/>
                 <w:b w:val="false"/>
                 <w:bCs w:val="false"/>
                 <w:color w:val="111111"/>
@@ -6213,7 +6213,7 @@
             </w:pPr>
             <w:r>
               <w:rPr>
-                <w:rFonts w:ascii="Markazi Text" w:cs="Markazi Text" w:eastAsia="Markazi Text" w:hAnsi="Markazi Text"/>
+                <w:rFonts w:ascii="Arakom" w:cs="Arakom" w:eastAsia="Arakom" w:hAnsi="Arakom"/>
                 <w:b w:val="false"/>
                 <w:bCs w:val="false"/>
                 <w:color w:val="111111"/>
@@ -6309,7 +6309,7 @@
             </w:pPr>
             <w:r>
               <w:rPr>
-                <w:rFonts w:ascii="Markazi Text" w:cs="Markazi Text" w:eastAsia="Markazi Text" w:hAnsi="Markazi Text"/>
+                <w:rFonts w:ascii="Arakom" w:cs="Arakom" w:eastAsia="Arakom" w:hAnsi="Arakom"/>
                 <w:b w:val="false"/>
                 <w:bCs w:val="false"/>
                 <w:color w:val="111111"/>
@@ -6405,7 +6405,7 @@
             </w:pPr>
             <w:r>
               <w:rPr>
-                <w:rFonts w:ascii="Markazi Text" w:cs="Markazi Text" w:eastAsia="Markazi Text" w:hAnsi="Markazi Text"/>
+                <w:rFonts w:ascii="Arakom" w:cs="Arakom" w:eastAsia="Arakom" w:hAnsi="Arakom"/>
                 <w:b w:val="false"/>
                 <w:bCs w:val="false"/>
                 <w:color w:val="111111"/>
@@ -6557,7 +6557,7 @@
             </w:pPr>
             <w:r>
               <w:rPr>
-                <w:rFonts w:ascii="Markazi Text" w:cs="Markazi Text" w:eastAsia="Markazi Text" w:hAnsi="Markazi Text"/>
+                <w:rFonts w:ascii="Arakom" w:cs="Arakom" w:eastAsia="Arakom" w:hAnsi="Arakom"/>
                 <w:b w:val="false"/>
                 <w:bCs w:val="false"/>
                 <w:color w:val="111111"/>
@@ -7387,7 +7387,7 @@
             </w:pPr>
             <w:r>
               <w:rPr>
-                <w:rFonts w:ascii="Markazi Text" w:cs="Markazi Text" w:eastAsia="Markazi Text" w:hAnsi="Markazi Text"/>
+                <w:rFonts w:ascii="Arakom" w:cs="Arakom" w:eastAsia="Arakom" w:hAnsi="Arakom"/>
                 <w:b w:val="false"/>
                 <w:bCs w:val="false"/>
                 <w:color w:val="111111"/>
@@ -7575,7 +7575,7 @@
             </w:pPr>
             <w:r>
               <w:rPr>
-                <w:rFonts w:ascii="Markazi Text" w:cs="Markazi Text" w:eastAsia="Markazi Text" w:hAnsi="Markazi Text"/>
+                <w:rFonts w:ascii="Arakom" w:cs="Arakom" w:eastAsia="Arakom" w:hAnsi="Arakom"/>
                 <w:b w:val="false"/>
                 <w:bCs w:val="false"/>
                 <w:color w:val="111111"/>
@@ -7593,7 +7593,7 @@
             </w:pPr>
             <w:r>
               <w:rPr>
-                <w:rFonts w:ascii="Markazi Text" w:cs="Markazi Text" w:eastAsia="Markazi Text" w:hAnsi="Markazi Text"/>
+                <w:rFonts w:ascii="Arakom" w:cs="Arakom" w:eastAsia="Arakom" w:hAnsi="Arakom"/>
                 <w:b w:val="false"/>
                 <w:bCs w:val="false"/>
                 <w:color w:val="111111"/>
@@ -7611,7 +7611,7 @@
             </w:pPr>
             <w:r>
               <w:rPr>
-                <w:rFonts w:ascii="Markazi Text" w:cs="Markazi Text" w:eastAsia="Markazi Text" w:hAnsi="Markazi Text"/>
+                <w:rFonts w:ascii="Arakom" w:cs="Arakom" w:eastAsia="Arakom" w:hAnsi="Arakom"/>
                 <w:b w:val="false"/>
                 <w:bCs w:val="false"/>
                 <w:color w:val="111111"/>
